--- a/WebContent/docx/中国人群BRCA12基因分子分型研究_胚系-武汉平安好医.docx
+++ b/WebContent/docx/中国人群BRCA12基因分子分型研究_胚系-武汉平安好医.docx
@@ -3298,9 +3298,9 @@
       </w:r>
       <w:bookmarkStart w:id="1" w:name="_Toc30143_WPSOffice_Level1"/>
       <w:bookmarkStart w:id="2" w:name="_Toc24178_WPSOffice_Level1"/>
-      <w:bookmarkStart w:id="3" w:name="_Toc13806"/>
-      <w:bookmarkStart w:id="4" w:name="_Toc21009_WPSOffice_Level1"/>
-      <w:bookmarkStart w:id="5" w:name="_Toc21669"/>
+      <w:bookmarkStart w:id="3" w:name="_Toc21009_WPSOffice_Level1"/>
+      <w:bookmarkStart w:id="4" w:name="_Toc21669"/>
+      <w:bookmarkStart w:id="5" w:name="_Toc13806"/>
     </w:p>
     <w:p>
       <w:pPr>
@@ -4197,11 +4197,11 @@
           </w14:shadow>
         </w:rPr>
       </w:pPr>
-      <w:bookmarkStart w:id="8" w:name="_Toc18062_WPSOffice_Level1"/>
-      <w:bookmarkStart w:id="9" w:name="_Toc11015_WPSOffice_Level1"/>
-      <w:bookmarkStart w:id="10" w:name="_Toc17451"/>
-      <w:bookmarkStart w:id="11" w:name="_Toc7021_WPSOffice_Level1"/>
-      <w:bookmarkStart w:id="12" w:name="_Toc16060"/>
+      <w:bookmarkStart w:id="8" w:name="_Toc7021_WPSOffice_Level1"/>
+      <w:bookmarkStart w:id="9" w:name="_Toc16060"/>
+      <w:bookmarkStart w:id="10" w:name="_Toc18062_WPSOffice_Level1"/>
+      <w:bookmarkStart w:id="11" w:name="_Toc11015_WPSOffice_Level1"/>
+      <w:bookmarkStart w:id="12" w:name="_Toc17451"/>
       <w:bookmarkStart w:id="13" w:name="_Toc3823"/>
       <w:r>
         <w:rPr>
@@ -4393,10 +4393,10 @@
           </w14:shadow>
         </w:rPr>
       </w:pPr>
-      <w:bookmarkStart w:id="14" w:name="_Toc18058"/>
-      <w:bookmarkStart w:id="15" w:name="_Toc23369_WPSOffice_Level1"/>
-      <w:bookmarkStart w:id="16" w:name="_Toc25920"/>
-      <w:bookmarkStart w:id="17" w:name="_Toc6221_WPSOffice_Level1"/>
+      <w:bookmarkStart w:id="14" w:name="_Toc6221_WPSOffice_Level1"/>
+      <w:bookmarkStart w:id="15" w:name="_Toc25920"/>
+      <w:bookmarkStart w:id="16" w:name="_Toc18058"/>
+      <w:bookmarkStart w:id="17" w:name="_Toc23369_WPSOffice_Level1"/>
       <w:bookmarkStart w:id="18" w:name="_Toc20052"/>
       <w:bookmarkStart w:id="19" w:name="_Toc534807930"/>
       <w:r>
@@ -5720,11 +5720,11 @@
           <w:lang w:eastAsia="zh-CN"/>
         </w:rPr>
       </w:pPr>
-      <w:bookmarkStart w:id="22" w:name="_Toc25759"/>
-      <w:bookmarkStart w:id="23" w:name="_Toc2781"/>
-      <w:bookmarkStart w:id="24" w:name="_Toc20136_WPSOffice_Level1"/>
-      <w:bookmarkStart w:id="25" w:name="_Toc19898_WPSOffice_Level1"/>
-      <w:bookmarkStart w:id="26" w:name="_Toc22132"/>
+      <w:bookmarkStart w:id="22" w:name="_Toc22132"/>
+      <w:bookmarkStart w:id="23" w:name="_Toc20136_WPSOffice_Level1"/>
+      <w:bookmarkStart w:id="24" w:name="_Toc19898_WPSOffice_Level1"/>
+      <w:bookmarkStart w:id="25" w:name="_Toc25759"/>
+      <w:bookmarkStart w:id="26" w:name="_Toc2781"/>
       <w:r>
         <w:rPr>
           <w:rFonts w:hint="eastAsia" w:ascii="Times New Roman" w:hAnsi="Times New Roman" w:eastAsia="微软雅黑" w:cs="Times New Roman"/>
@@ -5777,6 +5777,8 @@
           <w:lang w:eastAsia="zh-CN"/>
         </w:rPr>
       </w:pPr>
+      <w:bookmarkStart w:id="27" w:name="_Toc21059"/>
+      <w:bookmarkStart w:id="28" w:name="_Toc14270"/>
     </w:p>
     <w:p>
       <w:pPr>
@@ -5792,18 +5794,18 @@
         <mc:AlternateContent>
           <mc:Choice Requires="wpg">
             <w:drawing>
-              <wp:anchor distT="0" distB="0" distL="114300" distR="114300" simplePos="0" relativeHeight="251666432" behindDoc="0" locked="0" layoutInCell="1" allowOverlap="1">
+              <wp:anchor distT="0" distB="0" distL="114300" distR="114300" simplePos="0" relativeHeight="251669504" behindDoc="0" locked="0" layoutInCell="1" allowOverlap="1">
                 <wp:simplePos x="0" y="0"/>
                 <wp:positionH relativeFrom="column">
-                  <wp:posOffset>2806065</wp:posOffset>
+                  <wp:posOffset>2775585</wp:posOffset>
                 </wp:positionH>
                 <wp:positionV relativeFrom="paragraph">
-                  <wp:posOffset>46355</wp:posOffset>
+                  <wp:posOffset>80010</wp:posOffset>
                 </wp:positionV>
-                <wp:extent cx="2907030" cy="454025"/>
-                <wp:effectExtent l="0" t="0" r="3810" b="3175"/>
+                <wp:extent cx="2571115" cy="410210"/>
+                <wp:effectExtent l="0" t="0" r="4445" b="1270"/>
                 <wp:wrapNone/>
-                <wp:docPr id="2" name="组合 6"/>
+                <wp:docPr id="35" name="组合 16"/>
                 <wp:cNvGraphicFramePr/>
                 <a:graphic xmlns:a="http://schemas.openxmlformats.org/drawingml/2006/main">
                   <a:graphicData uri="http://schemas.microsoft.com/office/word/2010/wordprocessingGroup">
@@ -5811,15 +5813,15 @@
                       <wpg:cNvGrpSpPr/>
                       <wpg:grpSpPr>
                         <a:xfrm rot="0">
-                          <a:off x="3453765" y="1440180"/>
-                          <a:ext cx="2907030" cy="454025"/>
-                          <a:chOff x="10964" y="4458"/>
-                          <a:chExt cx="4578" cy="715"/>
+                          <a:off x="3423285" y="4040505"/>
+                          <a:ext cx="2571115" cy="410210"/>
+                          <a:chOff x="17956" y="38313"/>
+                          <a:chExt cx="4049" cy="646"/>
                         </a:xfrm>
                       </wpg:grpSpPr>
                       <pic:pic xmlns:pic="http://schemas.openxmlformats.org/drawingml/2006/picture">
                         <pic:nvPicPr>
-                          <pic:cNvPr id="30" name="图片 30" descr="微信图片_20220215110121"/>
+                          <pic:cNvPr id="1" name="图片 29" descr="IMG_256"/>
                           <pic:cNvPicPr>
                             <a:picLocks noChangeAspect="1"/>
                           </pic:cNvPicPr>
@@ -5828,18 +5830,17 @@
                           <a:blip r:embed="rId13">
                             <a:clrChange>
                               <a:clrFrom>
-                                <a:srgbClr val="A09D98">
+                                <a:srgbClr val="FFFFFF">
                                   <a:alpha val="100000"/>
                                 </a:srgbClr>
                               </a:clrFrom>
                               <a:clrTo>
-                                <a:srgbClr val="A09D98">
+                                <a:srgbClr val="FFFFFF">
                                   <a:alpha val="100000"/>
                                   <a:alpha val="0"/>
                                 </a:srgbClr>
                               </a:clrTo>
                             </a:clrChange>
-                            <a:biLevel thresh="50000"/>
                           </a:blip>
                           <a:stretch>
                             <a:fillRect/>
@@ -5847,51 +5848,40 @@
                         </pic:blipFill>
                         <pic:spPr>
                           <a:xfrm>
-                            <a:off x="10964" y="4458"/>
-                            <a:ext cx="1234" cy="715"/>
+                            <a:off x="21031" y="38313"/>
+                            <a:ext cx="975" cy="570"/>
                           </a:xfrm>
                           <a:prstGeom prst="rect">
                             <a:avLst/>
                           </a:prstGeom>
+                          <a:noFill/>
+                          <a:ln w="9525">
+                            <a:noFill/>
+                          </a:ln>
                         </pic:spPr>
                       </pic:pic>
                       <pic:pic xmlns:pic="http://schemas.openxmlformats.org/drawingml/2006/picture">
                         <pic:nvPicPr>
-                          <pic:cNvPr id="21" name="图片 34" descr="晓敏"/>
+                          <pic:cNvPr id="10" name="图片 15" descr="c9514d16fd70679bf0495aeebb03c72d_compress"/>
                           <pic:cNvPicPr>
                             <a:picLocks noChangeAspect="1"/>
                           </pic:cNvPicPr>
                         </pic:nvPicPr>
                         <pic:blipFill>
-                          <a:blip r:embed="rId14">
-                            <a:clrChange>
-                              <a:clrFrom>
-                                <a:srgbClr val="949FA1"/>
-                              </a:clrFrom>
-                              <a:clrTo>
-                                <a:srgbClr val="949FA1">
-                                  <a:alpha val="0"/>
-                                </a:srgbClr>
-                              </a:clrTo>
-                            </a:clrChange>
-                          </a:blip>
-                          <a:srcRect l="34062" t="26445" r="34097" b="9325"/>
+                          <a:blip r:embed="rId14"/>
+                          <a:srcRect l="21003" t="56913" r="27176" b="26386"/>
                           <a:stretch>
                             <a:fillRect/>
                           </a:stretch>
                         </pic:blipFill>
                         <pic:spPr>
-                          <a:xfrm rot="16200000">
-                            <a:off x="14524" y="4047"/>
-                            <a:ext cx="560" cy="1475"/>
+                          <a:xfrm>
+                            <a:off x="17956" y="38485"/>
+                            <a:ext cx="1550" cy="475"/>
                           </a:xfrm>
                           <a:prstGeom prst="rect">
                             <a:avLst/>
                           </a:prstGeom>
-                          <a:noFill/>
-                          <a:ln>
-                            <a:noFill/>
-                          </a:ln>
                         </pic:spPr>
                       </pic:pic>
                     </wpg:wgp>
@@ -5902,18 +5892,18 @@
           </mc:Choice>
           <mc:Fallback>
             <w:pict>
-              <v:group id="组合 6" o:spid="_x0000_s1026" o:spt="203" style="position:absolute;left:0pt;margin-left:220.95pt;margin-top:3.65pt;height:35.75pt;width:228.9pt;z-index:251666432;mso-width-relative:page;mso-height-relative:page;" coordorigin="10964,4458" coordsize="4578,715" o:gfxdata="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">
+              <v:group id="组合 16" o:spid="_x0000_s1026" o:spt="203" style="position:absolute;left:0pt;margin-left:218.55pt;margin-top:6.3pt;height:32.3pt;width:202.45pt;z-index:251669504;mso-width-relative:page;mso-height-relative:page;" coordorigin="17956,38313" coordsize="4049,646" o:gfxdata="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">
                 <o:lock v:ext="edit" aspectratio="f"/>
-                <v:shape id="_x0000_s1026" o:spid="_x0000_s1026" o:spt="75" alt="微信图片_20220215110121" type="#_x0000_t75" style="position:absolute;left:10964;top:4458;height:715;width:1234;" filled="f" o:preferrelative="t" stroked="f" coordsize="21600,21600" o:gfxdata="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">
+                <v:shape id="图片 29" o:spid="_x0000_s1026" o:spt="75" alt="IMG_256" type="#_x0000_t75" style="position:absolute;left:21031;top:38313;height:570;width:975;" filled="f" o:preferrelative="t" stroked="f" coordsize="21600,21600" o:gfxdata="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">
                   <v:fill on="f" focussize="0,0"/>
                   <v:stroke on="f"/>
-                  <v:imagedata r:id="rId13" grayscale="t" bilevel="t" chromakey="#A09D98" o:title=""/>
+                  <v:imagedata r:id="rId13" chromakey="#FFFFFF" o:title=""/>
                   <o:lock v:ext="edit" aspectratio="t"/>
                 </v:shape>
-                <v:shape id="图片 34" o:spid="_x0000_s1026" o:spt="75" alt="晓敏" type="#_x0000_t75" style="position:absolute;left:14524;top:4047;height:1475;width:560;rotation:-5898240f;" filled="f" o:preferrelative="t" stroked="f" coordsize="21600,21600" o:gfxdata="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">
+                <v:shape id="图片 15" o:spid="_x0000_s1026" o:spt="75" alt="c9514d16fd70679bf0495aeebb03c72d_compress" type="#_x0000_t75" style="position:absolute;left:17956;top:38485;height:475;width:1550;" filled="f" o:preferrelative="t" stroked="f" coordsize="21600,21600" o:gfxdata="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">
                   <v:fill on="f" focussize="0,0"/>
                   <v:stroke on="f"/>
-                  <v:imagedata r:id="rId14" cropleft="22323f" croptop="17331f" cropright="22346f" cropbottom="6111f" chromakey="#949FA1" o:title=""/>
+                  <v:imagedata r:id="rId14" cropleft="13765f" croptop="37299f" cropright="17810f" cropbottom="17292f" o:title=""/>
                   <o:lock v:ext="edit" aspectratio="t"/>
                 </v:shape>
               </v:group>
@@ -6287,8 +6277,9 @@
     <w:p>
       <w:pPr>
         <w:rPr>
+          <w:rFonts w:hint="default"/>
           <w:sz w:val="24"/>
-          <w:lang w:eastAsia="zh-CN"/>
+          <w:lang w:val="en-US" w:eastAsia="zh-CN"/>
         </w:rPr>
       </w:pPr>
     </w:p>
@@ -6306,18 +6297,18 @@
         <mc:AlternateContent>
           <mc:Choice Requires="wpg">
             <w:drawing>
-              <wp:anchor distT="0" distB="0" distL="114300" distR="114300" simplePos="0" relativeHeight="251667456" behindDoc="0" locked="0" layoutInCell="1" allowOverlap="1">
+              <wp:anchor distT="0" distB="0" distL="114300" distR="114300" simplePos="0" relativeHeight="251666432" behindDoc="0" locked="0" layoutInCell="1" allowOverlap="1">
                 <wp:simplePos x="0" y="0"/>
                 <wp:positionH relativeFrom="column">
-                  <wp:posOffset>2766695</wp:posOffset>
+                  <wp:posOffset>2775585</wp:posOffset>
                 </wp:positionH>
                 <wp:positionV relativeFrom="paragraph">
-                  <wp:posOffset>25400</wp:posOffset>
+                  <wp:posOffset>88900</wp:posOffset>
                 </wp:positionV>
-                <wp:extent cx="2779395" cy="453390"/>
-                <wp:effectExtent l="0" t="0" r="9525" b="3810"/>
+                <wp:extent cx="2675255" cy="361950"/>
+                <wp:effectExtent l="0" t="0" r="0" b="3810"/>
                 <wp:wrapNone/>
-                <wp:docPr id="3" name="组合 1"/>
+                <wp:docPr id="11" name="组合 30"/>
                 <wp:cNvGraphicFramePr/>
                 <a:graphic xmlns:a="http://schemas.openxmlformats.org/drawingml/2006/main">
                   <a:graphicData uri="http://schemas.microsoft.com/office/word/2010/wordprocessingGroup">
@@ -6325,54 +6316,39 @@
                       <wpg:cNvGrpSpPr/>
                       <wpg:grpSpPr>
                         <a:xfrm rot="0">
-                          <a:off x="3414395" y="2556510"/>
-                          <a:ext cx="2779395" cy="453390"/>
-                          <a:chOff x="7101" y="6197"/>
-                          <a:chExt cx="4377" cy="714"/>
+                          <a:off x="3423285" y="5173345"/>
+                          <a:ext cx="2675255" cy="361950"/>
+                          <a:chOff x="17956" y="40098"/>
+                          <a:chExt cx="4213" cy="570"/>
                         </a:xfrm>
                       </wpg:grpSpPr>
                       <pic:pic xmlns:pic="http://schemas.openxmlformats.org/drawingml/2006/picture">
                         <pic:nvPicPr>
-                          <pic:cNvPr id="59" name="图片 34" descr="晓敏"/>
+                          <pic:cNvPr id="13" name="图片 1" descr="24f613a0-66be-430b-9e80-270d3393fac5"/>
                           <pic:cNvPicPr>
                             <a:picLocks noChangeAspect="1"/>
                           </pic:cNvPicPr>
                         </pic:nvPicPr>
                         <pic:blipFill>
-                          <a:blip r:embed="rId14">
-                            <a:clrChange>
-                              <a:clrFrom>
-                                <a:srgbClr val="949FA1"/>
-                              </a:clrFrom>
-                              <a:clrTo>
-                                <a:srgbClr val="949FA1">
-                                  <a:alpha val="0"/>
-                                </a:srgbClr>
-                              </a:clrTo>
-                            </a:clrChange>
-                          </a:blip>
-                          <a:srcRect l="34062" t="26445" r="34097" b="9325"/>
+                          <a:blip r:embed="rId15"/>
+                          <a:srcRect l="43292" t="26660" r="21693" b="24394"/>
                           <a:stretch>
                             <a:fillRect/>
                           </a:stretch>
                         </pic:blipFill>
                         <pic:spPr>
                           <a:xfrm rot="16200000">
-                            <a:off x="7558" y="5850"/>
-                            <a:ext cx="560" cy="1475"/>
+                            <a:off x="18366" y="39740"/>
+                            <a:ext cx="506" cy="1327"/>
                           </a:xfrm>
                           <a:prstGeom prst="rect">
                             <a:avLst/>
                           </a:prstGeom>
-                          <a:noFill/>
-                          <a:ln>
-                            <a:noFill/>
-                          </a:ln>
                         </pic:spPr>
                       </pic:pic>
                       <pic:pic xmlns:pic="http://schemas.openxmlformats.org/drawingml/2006/picture">
                         <pic:nvPicPr>
-                          <pic:cNvPr id="45" name="图片 45" descr="微信图片_20220215110121"/>
+                          <pic:cNvPr id="29" name="图片 29" descr="IMG_256"/>
                           <pic:cNvPicPr>
                             <a:picLocks noChangeAspect="1"/>
                           </pic:cNvPicPr>
@@ -6381,18 +6357,17 @@
                           <a:blip r:embed="rId13">
                             <a:clrChange>
                               <a:clrFrom>
-                                <a:srgbClr val="A09D98">
+                                <a:srgbClr val="FFFFFF">
                                   <a:alpha val="100000"/>
                                 </a:srgbClr>
                               </a:clrFrom>
                               <a:clrTo>
-                                <a:srgbClr val="A09D98">
+                                <a:srgbClr val="FFFFFF">
                                   <a:alpha val="100000"/>
                                   <a:alpha val="0"/>
                                 </a:srgbClr>
                               </a:clrTo>
                             </a:clrChange>
-                            <a:biLevel thresh="50000"/>
                           </a:blip>
                           <a:stretch>
                             <a:fillRect/>
@@ -6400,12 +6375,16 @@
                         </pic:blipFill>
                         <pic:spPr>
                           <a:xfrm>
-                            <a:off x="10244" y="6197"/>
-                            <a:ext cx="1234" cy="715"/>
+                            <a:off x="21195" y="40098"/>
+                            <a:ext cx="975" cy="570"/>
                           </a:xfrm>
                           <a:prstGeom prst="rect">
                             <a:avLst/>
                           </a:prstGeom>
+                          <a:noFill/>
+                          <a:ln w="9525">
+                            <a:noFill/>
+                          </a:ln>
                         </pic:spPr>
                       </pic:pic>
                     </wpg:wgp>
@@ -6416,18 +6395,18 @@
           </mc:Choice>
           <mc:Fallback>
             <w:pict>
-              <v:group id="组合 1" o:spid="_x0000_s1026" o:spt="203" style="position:absolute;left:0pt;margin-left:217.85pt;margin-top:2pt;height:35.7pt;width:218.85pt;z-index:251667456;mso-width-relative:page;mso-height-relative:page;" coordorigin="7101,6197" coordsize="4377,714" o:gfxdata="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">
+              <v:group id="组合 30" o:spid="_x0000_s1026" o:spt="203" style="position:absolute;left:0pt;margin-left:218.55pt;margin-top:7pt;height:28.5pt;width:210.65pt;z-index:251666432;mso-width-relative:page;mso-height-relative:page;" coordorigin="17956,40098" coordsize="4213,570" o:gfxdata="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">
                 <o:lock v:ext="edit" aspectratio="f"/>
-                <v:shape id="图片 34" o:spid="_x0000_s1026" o:spt="75" alt="晓敏" type="#_x0000_t75" style="position:absolute;left:7558;top:5850;height:1475;width:560;rotation:-5898240f;" filled="f" o:preferrelative="t" stroked="f" coordsize="21600,21600" o:gfxdata="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">
+                <v:shape id="图片 1" o:spid="_x0000_s1026" o:spt="75" alt="24f613a0-66be-430b-9e80-270d3393fac5" type="#_x0000_t75" style="position:absolute;left:18366;top:39740;height:1327;width:506;rotation:-5898240f;" filled="f" o:preferrelative="t" stroked="f" coordsize="21600,21600" o:gfxdata="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">
                   <v:fill on="f" focussize="0,0"/>
                   <v:stroke on="f"/>
-                  <v:imagedata r:id="rId14" cropleft="22323f" croptop="17331f" cropright="22346f" cropbottom="6111f" chromakey="#949FA1" o:title=""/>
+                  <v:imagedata r:id="rId15" cropleft="28372f" croptop="17472f" cropright="14217f" cropbottom="15987f" o:title=""/>
                   <o:lock v:ext="edit" aspectratio="t"/>
                 </v:shape>
-                <v:shape id="_x0000_s1026" o:spid="_x0000_s1026" o:spt="75" alt="微信图片_20220215110121" type="#_x0000_t75" style="position:absolute;left:10244;top:6197;height:715;width:1234;" filled="f" o:preferrelative="t" stroked="f" coordsize="21600,21600" o:gfxdata="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">
+                <v:shape id="_x0000_s1026" o:spid="_x0000_s1026" o:spt="75" alt="IMG_256" type="#_x0000_t75" style="position:absolute;left:21195;top:40098;height:570;width:975;" filled="f" o:preferrelative="t" stroked="f" coordsize="21600,21600" o:gfxdata="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">
                   <v:fill on="f" focussize="0,0"/>
                   <v:stroke on="f"/>
-                  <v:imagedata r:id="rId13" grayscale="t" bilevel="t" chromakey="#A09D98" o:title=""/>
+                  <v:imagedata r:id="rId13" chromakey="#FFFFFF" o:title=""/>
                   <o:lock v:ext="edit" aspectratio="t"/>
                 </v:shape>
               </v:group>
@@ -6821,18 +6800,18 @@
         <mc:AlternateContent>
           <mc:Choice Requires="wpg">
             <w:drawing>
-              <wp:anchor distT="0" distB="0" distL="114300" distR="114300" simplePos="0" relativeHeight="251668480" behindDoc="0" locked="0" layoutInCell="1" allowOverlap="1">
+              <wp:anchor distT="0" distB="0" distL="114300" distR="114300" simplePos="0" relativeHeight="251667456" behindDoc="0" locked="0" layoutInCell="1" allowOverlap="1">
                 <wp:simplePos x="0" y="0"/>
                 <wp:positionH relativeFrom="column">
-                  <wp:posOffset>2757170</wp:posOffset>
+                  <wp:posOffset>2715895</wp:posOffset>
                 </wp:positionH>
                 <wp:positionV relativeFrom="paragraph">
-                  <wp:posOffset>28575</wp:posOffset>
+                  <wp:posOffset>79375</wp:posOffset>
                 </wp:positionV>
-                <wp:extent cx="2872105" cy="453390"/>
-                <wp:effectExtent l="0" t="0" r="8255" b="3810"/>
+                <wp:extent cx="2672080" cy="414020"/>
+                <wp:effectExtent l="0" t="0" r="10160" b="12700"/>
                 <wp:wrapNone/>
-                <wp:docPr id="4" name="组合 15"/>
+                <wp:docPr id="39" name="组合 23"/>
                 <wp:cNvGraphicFramePr/>
                 <a:graphic xmlns:a="http://schemas.openxmlformats.org/drawingml/2006/main">
                   <a:graphicData uri="http://schemas.microsoft.com/office/word/2010/wordprocessingGroup">
@@ -6840,21 +6819,21 @@
                       <wpg:cNvGrpSpPr/>
                       <wpg:grpSpPr>
                         <a:xfrm rot="0">
-                          <a:off x="3404870" y="3677920"/>
-                          <a:ext cx="2872105" cy="453390"/>
-                          <a:chOff x="12357" y="7666"/>
-                          <a:chExt cx="4523" cy="714"/>
+                          <a:off x="3363595" y="6282055"/>
+                          <a:ext cx="2672080" cy="414020"/>
+                          <a:chOff x="17862" y="41843"/>
+                          <a:chExt cx="4208" cy="652"/>
                         </a:xfrm>
                       </wpg:grpSpPr>
                       <pic:pic xmlns:pic="http://schemas.openxmlformats.org/drawingml/2006/picture">
                         <pic:nvPicPr>
-                          <pic:cNvPr id="10" name="图片 59" descr="图片1"/>
+                          <pic:cNvPr id="22" name="图片 59" descr="图片1"/>
                           <pic:cNvPicPr>
                             <a:picLocks noChangeAspect="1"/>
                           </pic:cNvPicPr>
                         </pic:nvPicPr>
                         <pic:blipFill>
-                          <a:blip r:embed="rId15">
+                          <a:blip r:embed="rId16">
                             <a:biLevel thresh="50000"/>
                           </a:blip>
                           <a:srcRect l="7865" t="11797" r="5322" b="19074"/>
@@ -6864,7 +6843,7 @@
                         </pic:blipFill>
                         <pic:spPr>
                           <a:xfrm>
-                            <a:off x="12357" y="7738"/>
+                            <a:off x="17862" y="41869"/>
                             <a:ext cx="1468" cy="627"/>
                           </a:xfrm>
                           <a:prstGeom prst="rect">
@@ -6875,7 +6854,7 @@
                       </pic:pic>
                       <pic:pic xmlns:pic="http://schemas.openxmlformats.org/drawingml/2006/picture">
                         <pic:nvPicPr>
-                          <pic:cNvPr id="11" name="图片 14" descr="微信图片_20220215110121"/>
+                          <pic:cNvPr id="21" name="图片 29" descr="IMG_256"/>
                           <pic:cNvPicPr>
                             <a:picLocks noChangeAspect="1"/>
                           </pic:cNvPicPr>
@@ -6884,18 +6863,17 @@
                           <a:blip r:embed="rId13">
                             <a:clrChange>
                               <a:clrFrom>
-                                <a:srgbClr val="A09D98">
+                                <a:srgbClr val="FFFFFF">
                                   <a:alpha val="100000"/>
                                 </a:srgbClr>
                               </a:clrFrom>
                               <a:clrTo>
-                                <a:srgbClr val="A09D98">
+                                <a:srgbClr val="FFFFFF">
                                   <a:alpha val="100000"/>
                                   <a:alpha val="0"/>
                                 </a:srgbClr>
                               </a:clrTo>
                             </a:clrChange>
-                            <a:biLevel thresh="50000"/>
                           </a:blip>
                           <a:stretch>
                             <a:fillRect/>
@@ -6903,12 +6881,16 @@
                         </pic:blipFill>
                         <pic:spPr>
                           <a:xfrm>
-                            <a:off x="15646" y="7666"/>
-                            <a:ext cx="1234" cy="715"/>
+                            <a:off x="21096" y="41843"/>
+                            <a:ext cx="975" cy="570"/>
                           </a:xfrm>
                           <a:prstGeom prst="rect">
                             <a:avLst/>
                           </a:prstGeom>
+                          <a:noFill/>
+                          <a:ln w="9525">
+                            <a:noFill/>
+                          </a:ln>
                         </pic:spPr>
                       </pic:pic>
                     </wpg:wgp>
@@ -6919,18 +6901,18 @@
           </mc:Choice>
           <mc:Fallback>
             <w:pict>
-              <v:group id="组合 15" o:spid="_x0000_s1026" o:spt="203" style="position:absolute;left:0pt;margin-left:217.1pt;margin-top:2.25pt;height:35.7pt;width:226.15pt;z-index:251668480;mso-width-relative:page;mso-height-relative:page;" coordorigin="12357,7666" coordsize="4523,714" o:gfxdata="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">
+              <v:group id="组合 23" o:spid="_x0000_s1026" o:spt="203" style="position:absolute;left:0pt;margin-left:213.85pt;margin-top:6.25pt;height:32.6pt;width:210.4pt;z-index:251667456;mso-width-relative:page;mso-height-relative:page;" coordorigin="17862,41843" coordsize="4208,652" o:gfxdata="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">
                 <o:lock v:ext="edit" aspectratio="f"/>
-                <v:shape id="图片 59" o:spid="_x0000_s1026" o:spt="75" alt="图片1" type="#_x0000_t75" style="position:absolute;left:12357;top:7738;height:627;width:1468;" filled="f" o:preferrelative="t" stroked="f" coordsize="21600,21600" o:gfxdata="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">
+                <v:shape id="图片 59" o:spid="_x0000_s1026" o:spt="75" alt="图片1" type="#_x0000_t75" style="position:absolute;left:17862;top:41869;height:627;width:1468;" filled="f" o:preferrelative="t" stroked="f" coordsize="21600,21600" o:gfxdata="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">
                   <v:fill on="f" focussize="0,0"/>
                   <v:stroke on="f"/>
-                  <v:imagedata r:id="rId15" cropleft="5154f" croptop="7731f" cropright="3488f" cropbottom="12500f" grayscale="t" bilevel="t" o:title=""/>
+                  <v:imagedata r:id="rId16" cropleft="5154f" croptop="7731f" cropright="3488f" cropbottom="12500f" grayscale="t" bilevel="t" o:title=""/>
                   <o:lock v:ext="edit" aspectratio="t"/>
                 </v:shape>
-                <v:shape id="图片 14" o:spid="_x0000_s1026" o:spt="75" alt="微信图片_20220215110121" type="#_x0000_t75" style="position:absolute;left:15646;top:7666;height:715;width:1234;" filled="f" o:preferrelative="t" stroked="f" coordsize="21600,21600" o:gfxdata="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">
+                <v:shape id="图片 29" o:spid="_x0000_s1026" o:spt="75" alt="IMG_256" type="#_x0000_t75" style="position:absolute;left:21096;top:41843;height:570;width:975;" filled="f" o:preferrelative="t" stroked="f" coordsize="21600,21600" o:gfxdata="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">
                   <v:fill on="f" focussize="0,0"/>
                   <v:stroke on="f"/>
-                  <v:imagedata r:id="rId13" grayscale="t" bilevel="t" chromakey="#A09D98" o:title=""/>
+                  <v:imagedata r:id="rId13" chromakey="#FFFFFF" o:title=""/>
                   <o:lock v:ext="edit" aspectratio="t"/>
                 </v:shape>
               </v:group>
@@ -7309,6 +7291,16 @@
           <w:lang w:eastAsia="zh-CN"/>
         </w:rPr>
       </w:pPr>
+    </w:p>
+    <w:p>
+      <w:pPr>
+        <w:rPr>
+          <w:rFonts w:ascii="Times New Roman" w:hAnsi="Times New Roman" w:eastAsia="微软雅黑" w:cs="Times New Roman"/>
+          <w:sz w:val="24"/>
+          <w:szCs w:val="24"/>
+          <w:lang w:eastAsia="zh-CN"/>
+        </w:rPr>
+      </w:pPr>
       <w:r>
         <w:rPr>
           <w:sz w:val="24"/>
@@ -7316,18 +7308,18 @@
         <mc:AlternateContent>
           <mc:Choice Requires="wpg">
             <w:drawing>
-              <wp:anchor distT="0" distB="0" distL="114300" distR="114300" simplePos="0" relativeHeight="251669504" behindDoc="0" locked="0" layoutInCell="1" allowOverlap="1">
+              <wp:anchor distT="0" distB="0" distL="114300" distR="114300" simplePos="0" relativeHeight="251668480" behindDoc="0" locked="0" layoutInCell="1" allowOverlap="1">
                 <wp:simplePos x="0" y="0"/>
                 <wp:positionH relativeFrom="column">
-                  <wp:posOffset>2787650</wp:posOffset>
+                  <wp:posOffset>2788285</wp:posOffset>
                 </wp:positionH>
                 <wp:positionV relativeFrom="paragraph">
-                  <wp:posOffset>174625</wp:posOffset>
+                  <wp:posOffset>85090</wp:posOffset>
                 </wp:positionV>
-                <wp:extent cx="2803525" cy="453390"/>
-                <wp:effectExtent l="0" t="0" r="635" b="3810"/>
+                <wp:extent cx="2889885" cy="397510"/>
+                <wp:effectExtent l="0" t="0" r="5715" b="13970"/>
                 <wp:wrapNone/>
-                <wp:docPr id="12" name="组合 22"/>
+                <wp:docPr id="41" name="组合 27"/>
                 <wp:cNvGraphicFramePr/>
                 <a:graphic xmlns:a="http://schemas.openxmlformats.org/drawingml/2006/main">
                   <a:graphicData uri="http://schemas.microsoft.com/office/word/2010/wordprocessingGroup">
@@ -7335,21 +7327,21 @@
                       <wpg:cNvGrpSpPr/>
                       <wpg:grpSpPr>
                         <a:xfrm rot="0">
-                          <a:off x="3435350" y="4766945"/>
-                          <a:ext cx="2803525" cy="453390"/>
-                          <a:chOff x="12525" y="9562"/>
-                          <a:chExt cx="4415" cy="714"/>
+                          <a:off x="3435985" y="7406005"/>
+                          <a:ext cx="2889885" cy="397510"/>
+                          <a:chOff x="17976" y="43614"/>
+                          <a:chExt cx="4551" cy="626"/>
                         </a:xfrm>
                       </wpg:grpSpPr>
                       <pic:pic xmlns:pic="http://schemas.openxmlformats.org/drawingml/2006/picture">
                         <pic:nvPicPr>
-                          <pic:cNvPr id="13" name="图片 29" descr="IMG_256"/>
+                          <pic:cNvPr id="14" name="图片 29" descr="IMG_256"/>
                           <pic:cNvPicPr>
                             <a:picLocks noChangeAspect="1"/>
                           </pic:cNvPicPr>
                         </pic:nvPicPr>
                         <pic:blipFill>
-                          <a:blip r:embed="rId16">
+                          <a:blip r:embed="rId13">
                             <a:clrChange>
                               <a:clrFrom>
                                 <a:srgbClr val="FFFFFF">
@@ -7370,7 +7362,7 @@
                         </pic:blipFill>
                         <pic:spPr>
                           <a:xfrm>
-                            <a:off x="12525" y="9698"/>
+                            <a:off x="17976" y="43615"/>
                             <a:ext cx="975" cy="570"/>
                           </a:xfrm>
                           <a:prstGeom prst="rect">
@@ -7384,40 +7376,29 @@
                       </pic:pic>
                       <pic:pic xmlns:pic="http://schemas.openxmlformats.org/drawingml/2006/picture">
                         <pic:nvPicPr>
-                          <pic:cNvPr id="29" name="图片 20" descr="微信图片_20220215110121"/>
+                          <pic:cNvPr id="26" name="图片 59" descr="图片1"/>
                           <pic:cNvPicPr>
                             <a:picLocks noChangeAspect="1"/>
                           </pic:cNvPicPr>
                         </pic:nvPicPr>
                         <pic:blipFill>
-                          <a:blip r:embed="rId13">
-                            <a:clrChange>
-                              <a:clrFrom>
-                                <a:srgbClr val="A09D98">
-                                  <a:alpha val="100000"/>
-                                </a:srgbClr>
-                              </a:clrFrom>
-                              <a:clrTo>
-                                <a:srgbClr val="A09D98">
-                                  <a:alpha val="100000"/>
-                                  <a:alpha val="0"/>
-                                </a:srgbClr>
-                              </a:clrTo>
-                            </a:clrChange>
+                          <a:blip r:embed="rId16">
                             <a:biLevel thresh="50000"/>
                           </a:blip>
+                          <a:srcRect l="7865" t="11797" r="5322" b="19074"/>
                           <a:stretch>
                             <a:fillRect/>
                           </a:stretch>
                         </pic:blipFill>
                         <pic:spPr>
                           <a:xfrm>
-                            <a:off x="15706" y="9562"/>
-                            <a:ext cx="1234" cy="715"/>
+                            <a:off x="21059" y="43614"/>
+                            <a:ext cx="1468" cy="627"/>
                           </a:xfrm>
                           <a:prstGeom prst="rect">
                             <a:avLst/>
                           </a:prstGeom>
+                          <a:noFill/>
                         </pic:spPr>
                       </pic:pic>
                     </wpg:wgp>
@@ -7428,18 +7409,18 @@
           </mc:Choice>
           <mc:Fallback>
             <w:pict>
-              <v:group id="组合 22" o:spid="_x0000_s1026" o:spt="203" style="position:absolute;left:0pt;margin-left:219.5pt;margin-top:13.75pt;height:35.7pt;width:220.75pt;z-index:251669504;mso-width-relative:page;mso-height-relative:page;" coordorigin="12525,9562" coordsize="4415,714" o:gfxdata="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">
+              <v:group id="组合 27" o:spid="_x0000_s1026" o:spt="203" style="position:absolute;left:0pt;margin-left:219.55pt;margin-top:6.7pt;height:31.3pt;width:227.55pt;z-index:251668480;mso-width-relative:page;mso-height-relative:page;" coordorigin="17976,43614" coordsize="4551,626" o:gfxdata="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">
                 <o:lock v:ext="edit" aspectratio="f"/>
-                <v:shape id="图片 29" o:spid="_x0000_s1026" o:spt="75" alt="IMG_256" type="#_x0000_t75" style="position:absolute;left:12525;top:9698;height:570;width:975;" filled="f" o:preferrelative="t" stroked="f" coordsize="21600,21600" o:gfxdata="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">
+                <v:shape id="图片 29" o:spid="_x0000_s1026" o:spt="75" alt="IMG_256" type="#_x0000_t75" style="position:absolute;left:17976;top:43615;height:570;width:975;" filled="f" o:preferrelative="t" stroked="f" coordsize="21600,21600" o:gfxdata="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">
                   <v:fill on="f" focussize="0,0"/>
                   <v:stroke on="f"/>
-                  <v:imagedata r:id="rId16" chromakey="#FFFFFF" o:title=""/>
+                  <v:imagedata r:id="rId13" chromakey="#FFFFFF" o:title=""/>
                   <o:lock v:ext="edit" aspectratio="t"/>
                 </v:shape>
-                <v:shape id="图片 20" o:spid="_x0000_s1026" o:spt="75" alt="微信图片_20220215110121" type="#_x0000_t75" style="position:absolute;left:15706;top:9562;height:715;width:1234;" filled="f" o:preferrelative="t" stroked="f" coordsize="21600,21600" o:gfxdata="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">
+                <v:shape id="图片 59" o:spid="_x0000_s1026" o:spt="75" alt="图片1" type="#_x0000_t75" style="position:absolute;left:21059;top:43614;height:627;width:1468;" filled="f" o:preferrelative="t" stroked="f" coordsize="21600,21600" o:gfxdata="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">
                   <v:fill on="f" focussize="0,0"/>
                   <v:stroke on="f"/>
-                  <v:imagedata r:id="rId13" grayscale="t" bilevel="t" chromakey="#A09D98" o:title=""/>
+                  <v:imagedata r:id="rId16" cropleft="5154f" croptop="7731f" cropright="3488f" cropbottom="12500f" grayscale="t" bilevel="t" o:title=""/>
                   <o:lock v:ext="edit" aspectratio="t"/>
                 </v:shape>
               </v:group>
@@ -7447,16 +7428,6 @@
           </mc:Fallback>
         </mc:AlternateContent>
       </w:r>
-    </w:p>
-    <w:p>
-      <w:pPr>
-        <w:rPr>
-          <w:rFonts w:ascii="Times New Roman" w:hAnsi="Times New Roman" w:eastAsia="微软雅黑" w:cs="Times New Roman"/>
-          <w:sz w:val="24"/>
-          <w:szCs w:val="24"/>
-          <w:lang w:eastAsia="zh-CN"/>
-        </w:rPr>
-      </w:pPr>
     </w:p>
     <w:tbl>
       <w:tblPr>
@@ -8213,145 +8184,6 @@
           <w:lang w:eastAsia="zh-CN"/>
         </w:rPr>
       </w:pPr>
-      <w:r>
-        <w:rPr>
-          <w:sz w:val="24"/>
-        </w:rPr>
-        <mc:AlternateContent>
-          <mc:Choice Requires="wpg">
-            <w:drawing>
-              <wp:anchor distT="0" distB="0" distL="114300" distR="114300" simplePos="0" relativeHeight="251670528" behindDoc="0" locked="0" layoutInCell="1" allowOverlap="1">
-                <wp:simplePos x="0" y="0"/>
-                <wp:positionH relativeFrom="column">
-                  <wp:posOffset>2785745</wp:posOffset>
-                </wp:positionH>
-                <wp:positionV relativeFrom="paragraph">
-                  <wp:posOffset>4445</wp:posOffset>
-                </wp:positionV>
-                <wp:extent cx="2757805" cy="627380"/>
-                <wp:effectExtent l="0" t="0" r="635" b="12700"/>
-                <wp:wrapNone/>
-                <wp:docPr id="15" name="组合 34"/>
-                <wp:cNvGraphicFramePr/>
-                <a:graphic xmlns:a="http://schemas.openxmlformats.org/drawingml/2006/main">
-                  <a:graphicData uri="http://schemas.microsoft.com/office/word/2010/wordprocessingGroup">
-                    <wpg:wgp>
-                      <wpg:cNvGrpSpPr/>
-                      <wpg:grpSpPr>
-                        <a:xfrm rot="0">
-                          <a:off x="3534410" y="6900545"/>
-                          <a:ext cx="2757805" cy="627380"/>
-                          <a:chOff x="12609" y="13215"/>
-                          <a:chExt cx="4343" cy="988"/>
-                        </a:xfrm>
-                      </wpg:grpSpPr>
-                      <pic:pic xmlns:pic="http://schemas.openxmlformats.org/drawingml/2006/picture">
-                        <pic:nvPicPr>
-                          <pic:cNvPr id="50" name="图片 1" descr="IMG_256"/>
-                          <pic:cNvPicPr>
-                            <a:picLocks noChangeAspect="1"/>
-                          </pic:cNvPicPr>
-                        </pic:nvPicPr>
-                        <pic:blipFill>
-                          <a:blip r:embed="rId17">
-                            <a:clrChange>
-                              <a:clrFrom>
-                                <a:srgbClr val="AAA9A5">
-                                  <a:alpha val="100000"/>
-                                </a:srgbClr>
-                              </a:clrFrom>
-                              <a:clrTo>
-                                <a:srgbClr val="AAA9A5">
-                                  <a:alpha val="100000"/>
-                                  <a:alpha val="0"/>
-                                </a:srgbClr>
-                              </a:clrTo>
-                            </a:clrChange>
-                          </a:blip>
-                          <a:srcRect l="27431" t="30452" r="31962" b="18126"/>
-                          <a:stretch>
-                            <a:fillRect/>
-                          </a:stretch>
-                        </pic:blipFill>
-                        <pic:spPr>
-                          <a:xfrm>
-                            <a:off x="12609" y="13215"/>
-                            <a:ext cx="781" cy="989"/>
-                          </a:xfrm>
-                          <a:prstGeom prst="rect">
-                            <a:avLst/>
-                          </a:prstGeom>
-                          <a:noFill/>
-                          <a:ln w="9525">
-                            <a:noFill/>
-                          </a:ln>
-                        </pic:spPr>
-                      </pic:pic>
-                      <pic:pic xmlns:pic="http://schemas.openxmlformats.org/drawingml/2006/picture">
-                        <pic:nvPicPr>
-                          <pic:cNvPr id="54" name="图片 31" descr="微信图片_20220215110121"/>
-                          <pic:cNvPicPr>
-                            <a:picLocks noChangeAspect="1"/>
-                          </pic:cNvPicPr>
-                        </pic:nvPicPr>
-                        <pic:blipFill>
-                          <a:blip r:embed="rId13">
-                            <a:clrChange>
-                              <a:clrFrom>
-                                <a:srgbClr val="A09D98">
-                                  <a:alpha val="100000"/>
-                                </a:srgbClr>
-                              </a:clrFrom>
-                              <a:clrTo>
-                                <a:srgbClr val="A09D98">
-                                  <a:alpha val="100000"/>
-                                  <a:alpha val="0"/>
-                                </a:srgbClr>
-                              </a:clrTo>
-                            </a:clrChange>
-                            <a:biLevel thresh="50000"/>
-                          </a:blip>
-                          <a:stretch>
-                            <a:fillRect/>
-                          </a:stretch>
-                        </pic:blipFill>
-                        <pic:spPr>
-                          <a:xfrm>
-                            <a:off x="15718" y="13246"/>
-                            <a:ext cx="1234" cy="715"/>
-                          </a:xfrm>
-                          <a:prstGeom prst="rect">
-                            <a:avLst/>
-                          </a:prstGeom>
-                        </pic:spPr>
-                      </pic:pic>
-                    </wpg:wgp>
-                  </a:graphicData>
-                </a:graphic>
-              </wp:anchor>
-            </w:drawing>
-          </mc:Choice>
-          <mc:Fallback>
-            <w:pict>
-              <v:group id="组合 34" o:spid="_x0000_s1026" o:spt="203" style="position:absolute;left:0pt;margin-left:219.35pt;margin-top:0.35pt;height:49.4pt;width:217.15pt;z-index:251670528;mso-width-relative:page;mso-height-relative:page;" coordorigin="12609,13215" coordsize="4343,988" o:gfxdata="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">
-                <o:lock v:ext="edit" aspectratio="f"/>
-                <v:shape id="图片 1" o:spid="_x0000_s1026" o:spt="75" alt="IMG_256" type="#_x0000_t75" style="position:absolute;left:12609;top:13215;height:989;width:781;" filled="f" o:preferrelative="t" stroked="f" coordsize="21600,21600" o:gfxdata="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">
-                  <v:fill on="f" focussize="0,0"/>
-                  <v:stroke on="f"/>
-                  <v:imagedata r:id="rId17" cropleft="17977f" croptop="19957f" cropright="20947f" cropbottom="11879f" chromakey="#AAA9A5" o:title=""/>
-                  <o:lock v:ext="edit" aspectratio="t"/>
-                </v:shape>
-                <v:shape id="图片 31" o:spid="_x0000_s1026" o:spt="75" alt="微信图片_20220215110121" type="#_x0000_t75" style="position:absolute;left:15718;top:13246;height:715;width:1234;" filled="f" o:preferrelative="t" stroked="f" coordsize="21600,21600" o:gfxdata="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">
-                  <v:fill on="f" focussize="0,0"/>
-                  <v:stroke on="f"/>
-                  <v:imagedata r:id="rId13" grayscale="t" bilevel="t" chromakey="#A09D98" o:title=""/>
-                  <o:lock v:ext="edit" aspectratio="t"/>
-                </v:shape>
-              </v:group>
-            </w:pict>
-          </mc:Fallback>
-        </mc:AlternateContent>
-      </w:r>
     </w:p>
     <w:tbl>
       <w:tblPr>
@@ -8680,8 +8512,6 @@
         </w:rPr>
         <w:t>{% endif %}</w:t>
       </w:r>
-      <w:bookmarkStart w:id="27" w:name="_Toc21059"/>
-      <w:bookmarkStart w:id="28" w:name="_Toc14270"/>
       <w:r>
         <w:rPr>
           <w:rFonts w:ascii="Times New Roman" w:hAnsi="Times New Roman" w:eastAsia="微软雅黑" w:cs="黑体"/>
@@ -13413,9 +13243,9 @@
         </w:rPr>
       </w:pPr>
       <w:bookmarkStart w:id="32" w:name="_Toc23846_WPSOffice_Level1"/>
-      <w:bookmarkStart w:id="33" w:name="_Toc32443_WPSOffice_Level1"/>
-      <w:bookmarkStart w:id="34" w:name="_Toc23903"/>
-      <w:bookmarkStart w:id="35" w:name="_Toc25727"/>
+      <w:bookmarkStart w:id="33" w:name="_Toc25727"/>
+      <w:bookmarkStart w:id="34" w:name="_Toc32443_WPSOffice_Level1"/>
+      <w:bookmarkStart w:id="35" w:name="_Toc23903"/>
       <w:bookmarkStart w:id="36" w:name="_Toc4331_WPSOffice_Level1"/>
       <w:r>
         <w:rPr>
@@ -13485,8 +13315,8 @@
         </w:rPr>
       </w:pPr>
       <w:bookmarkStart w:id="37" w:name="_Toc10223"/>
-      <w:bookmarkStart w:id="38" w:name="_Toc14330"/>
-      <w:bookmarkStart w:id="39" w:name="_Toc106719764"/>
+      <w:bookmarkStart w:id="38" w:name="_Toc106719764"/>
+      <w:bookmarkStart w:id="39" w:name="_Toc14330"/>
       <w:bookmarkStart w:id="40" w:name="_Toc20034"/>
       <w:r>
         <w:rPr>
@@ -13564,12 +13394,6 @@
             <w:insideH w:val="dotted" w:color="033F86" w:sz="4" w:space="0"/>
             <w:insideV w:val="dotted" w:color="033F86" w:sz="4" w:space="0"/>
           </w:tblBorders>
-          <w:tblCellMar>
-            <w:top w:w="0" w:type="dxa"/>
-            <w:left w:w="108" w:type="dxa"/>
-            <w:bottom w:w="0" w:type="dxa"/>
-            <w:right w:w="108" w:type="dxa"/>
-          </w:tblCellMar>
         </w:tblPrEx>
         <w:trPr>
           <w:jc w:val="center"/>
@@ -16617,10 +16441,10 @@
       <w:bookmarkEnd w:id="35"/>
       <w:bookmarkEnd w:id="36"/>
       <w:bookmarkEnd w:id="42"/>
-      <w:bookmarkStart w:id="43" w:name="_Toc21764_WPSOffice_Level1"/>
-      <w:bookmarkStart w:id="44" w:name="_Toc1707_WPSOffice_Level1"/>
-      <w:bookmarkStart w:id="45" w:name="_Toc13196_WPSOffice_Level1"/>
-      <w:bookmarkStart w:id="46" w:name="_Toc27302"/>
+      <w:bookmarkStart w:id="43" w:name="_Toc27302"/>
+      <w:bookmarkStart w:id="44" w:name="_Toc13196_WPSOffice_Level1"/>
+      <w:bookmarkStart w:id="45" w:name="_Toc21764_WPSOffice_Level1"/>
+      <w:bookmarkStart w:id="46" w:name="_Toc1707_WPSOffice_Level1"/>
       <w:bookmarkStart w:id="47" w:name="_Toc28240"/>
     </w:p>
     <w:p>
@@ -21086,12 +20910,12 @@
           <w:lang w:val="en-US" w:eastAsia="zh-CN"/>
         </w:rPr>
       </w:pPr>
-      <w:bookmarkStart w:id="51" w:name="_Toc15840_WPSOffice_Level1"/>
-      <w:bookmarkStart w:id="52" w:name="_Toc23683"/>
-      <w:bookmarkStart w:id="53" w:name="_Toc24085_WPSOffice_Level1"/>
-      <w:bookmarkStart w:id="54" w:name="_Toc14255_WPSOffice_Level1"/>
-      <w:bookmarkStart w:id="55" w:name="_Toc3674"/>
-      <w:bookmarkStart w:id="56" w:name="_Toc9066"/>
+      <w:bookmarkStart w:id="51" w:name="_Toc23683"/>
+      <w:bookmarkStart w:id="52" w:name="_Toc9066"/>
+      <w:bookmarkStart w:id="53" w:name="_Toc3674"/>
+      <w:bookmarkStart w:id="54" w:name="_Toc15840_WPSOffice_Level1"/>
+      <w:bookmarkStart w:id="55" w:name="_Toc24085_WPSOffice_Level1"/>
+      <w:bookmarkStart w:id="56" w:name="_Toc14255_WPSOffice_Level1"/>
       <w:bookmarkStart w:id="57" w:name="_Hlk33190413"/>
       <w:bookmarkStart w:id="58" w:name="_Toc18699"/>
       <w:bookmarkStart w:id="59" w:name="_Toc28810_WPSOffice_Level1"/>
@@ -25202,14 +25026,14 @@
           <w:szCs w:val="22"/>
         </w:rPr>
       </w:pPr>
-      <w:bookmarkStart w:id="66" w:name="_Toc3846"/>
-      <w:bookmarkStart w:id="67" w:name="_Toc15716"/>
-      <w:bookmarkStart w:id="68" w:name="_Toc17547"/>
-      <w:bookmarkStart w:id="69" w:name="_Toc5400"/>
-      <w:bookmarkStart w:id="70" w:name="_Toc30922"/>
-      <w:bookmarkStart w:id="71" w:name="_Toc8993"/>
-      <w:bookmarkStart w:id="72" w:name="_Toc32060"/>
-      <w:bookmarkStart w:id="73" w:name="_Toc11525"/>
+      <w:bookmarkStart w:id="66" w:name="_Toc15716"/>
+      <w:bookmarkStart w:id="67" w:name="_Toc5400"/>
+      <w:bookmarkStart w:id="68" w:name="_Toc30922"/>
+      <w:bookmarkStart w:id="69" w:name="_Toc17547"/>
+      <w:bookmarkStart w:id="70" w:name="_Toc8993"/>
+      <w:bookmarkStart w:id="71" w:name="_Toc3846"/>
+      <w:bookmarkStart w:id="72" w:name="_Toc11525"/>
+      <w:bookmarkStart w:id="73" w:name="_Toc32060"/>
       <w:r>
         <w:rPr>
           <w:b w:val="0"/>
@@ -25375,14 +25199,14 @@
           <w:szCs w:val="22"/>
         </w:rPr>
       </w:pPr>
-      <w:bookmarkStart w:id="74" w:name="_Toc24020"/>
-      <w:bookmarkStart w:id="75" w:name="_Toc22196"/>
-      <w:bookmarkStart w:id="76" w:name="_Toc126"/>
-      <w:bookmarkStart w:id="77" w:name="_Toc15385"/>
-      <w:bookmarkStart w:id="78" w:name="_Toc10299"/>
-      <w:bookmarkStart w:id="79" w:name="_Toc11493"/>
-      <w:bookmarkStart w:id="80" w:name="_Toc30105"/>
-      <w:bookmarkStart w:id="81" w:name="_Toc22915"/>
+      <w:bookmarkStart w:id="74" w:name="_Toc126"/>
+      <w:bookmarkStart w:id="75" w:name="_Toc24020"/>
+      <w:bookmarkStart w:id="76" w:name="_Toc15385"/>
+      <w:bookmarkStart w:id="77" w:name="_Toc10299"/>
+      <w:bookmarkStart w:id="78" w:name="_Toc22196"/>
+      <w:bookmarkStart w:id="79" w:name="_Toc22915"/>
+      <w:bookmarkStart w:id="80" w:name="_Toc11493"/>
+      <w:bookmarkStart w:id="81" w:name="_Toc30105"/>
       <w:r>
         <w:rPr>
           <w:b w:val="0"/>
@@ -25597,12 +25421,12 @@
           <w:lang w:eastAsia="zh-CN"/>
         </w:rPr>
       </w:pPr>
-      <w:bookmarkStart w:id="82" w:name="_Toc3409"/>
-      <w:bookmarkStart w:id="83" w:name="_Toc15114"/>
-      <w:bookmarkStart w:id="84" w:name="_Toc159"/>
-      <w:bookmarkStart w:id="85" w:name="_Toc26985_WPSOffice_Level1"/>
-      <w:bookmarkStart w:id="86" w:name="_Toc20170_WPSOffice_Level1"/>
-      <w:bookmarkStart w:id="87" w:name="_Toc28454_WPSOffice_Level1"/>
+      <w:bookmarkStart w:id="82" w:name="_Toc159"/>
+      <w:bookmarkStart w:id="83" w:name="_Toc3409"/>
+      <w:bookmarkStart w:id="84" w:name="_Toc15114"/>
+      <w:bookmarkStart w:id="85" w:name="_Toc20170_WPSOffice_Level1"/>
+      <w:bookmarkStart w:id="86" w:name="_Toc28454_WPSOffice_Level1"/>
+      <w:bookmarkStart w:id="87" w:name="_Toc26985_WPSOffice_Level1"/>
       <w:r>
         <w:rPr>
           <w:rFonts w:hint="eastAsia"/>
@@ -26705,7 +26529,7 @@
                     </pic:cNvPicPr>
                   </pic:nvPicPr>
                   <pic:blipFill>
-                    <a:blip r:embed="rId18"/>
+                    <a:blip r:embed="rId17"/>
                     <a:stretch>
                       <a:fillRect/>
                     </a:stretch>
@@ -29389,7 +29213,6 @@
     <customSectPr/>
     <customSectPr/>
     <customSectPr/>
-    <customSectPr/>
   </customSectProps>
   <customShpExts>
     <customShpInfo spid="_x0000_s1026" textRotate="1"/>

--- a/WebContent/docx/中国人群BRCA12基因分子分型研究_胚系-武汉平安好医.docx
+++ b/WebContent/docx/中国人群BRCA12基因分子分型研究_胚系-武汉平安好医.docx
@@ -3298,9 +3298,9 @@
       </w:r>
       <w:bookmarkStart w:id="1" w:name="_Toc30143_WPSOffice_Level1"/>
       <w:bookmarkStart w:id="2" w:name="_Toc24178_WPSOffice_Level1"/>
-      <w:bookmarkStart w:id="3" w:name="_Toc21009_WPSOffice_Level1"/>
-      <w:bookmarkStart w:id="4" w:name="_Toc21669"/>
-      <w:bookmarkStart w:id="5" w:name="_Toc13806"/>
+      <w:bookmarkStart w:id="3" w:name="_Toc13806"/>
+      <w:bookmarkStart w:id="4" w:name="_Toc21009_WPSOffice_Level1"/>
+      <w:bookmarkStart w:id="5" w:name="_Toc21669"/>
     </w:p>
     <w:p>
       <w:pPr>
@@ -4197,11 +4197,11 @@
           </w14:shadow>
         </w:rPr>
       </w:pPr>
-      <w:bookmarkStart w:id="8" w:name="_Toc7021_WPSOffice_Level1"/>
-      <w:bookmarkStart w:id="9" w:name="_Toc16060"/>
-      <w:bookmarkStart w:id="10" w:name="_Toc18062_WPSOffice_Level1"/>
-      <w:bookmarkStart w:id="11" w:name="_Toc11015_WPSOffice_Level1"/>
-      <w:bookmarkStart w:id="12" w:name="_Toc17451"/>
+      <w:bookmarkStart w:id="8" w:name="_Toc18062_WPSOffice_Level1"/>
+      <w:bookmarkStart w:id="9" w:name="_Toc11015_WPSOffice_Level1"/>
+      <w:bookmarkStart w:id="10" w:name="_Toc17451"/>
+      <w:bookmarkStart w:id="11" w:name="_Toc7021_WPSOffice_Level1"/>
+      <w:bookmarkStart w:id="12" w:name="_Toc16060"/>
       <w:bookmarkStart w:id="13" w:name="_Toc3823"/>
       <w:r>
         <w:rPr>
@@ -4393,10 +4393,10 @@
           </w14:shadow>
         </w:rPr>
       </w:pPr>
-      <w:bookmarkStart w:id="14" w:name="_Toc6221_WPSOffice_Level1"/>
-      <w:bookmarkStart w:id="15" w:name="_Toc25920"/>
-      <w:bookmarkStart w:id="16" w:name="_Toc18058"/>
-      <w:bookmarkStart w:id="17" w:name="_Toc23369_WPSOffice_Level1"/>
+      <w:bookmarkStart w:id="14" w:name="_Toc18058"/>
+      <w:bookmarkStart w:id="15" w:name="_Toc23369_WPSOffice_Level1"/>
+      <w:bookmarkStart w:id="16" w:name="_Toc25920"/>
+      <w:bookmarkStart w:id="17" w:name="_Toc6221_WPSOffice_Level1"/>
       <w:bookmarkStart w:id="18" w:name="_Toc20052"/>
       <w:bookmarkStart w:id="19" w:name="_Toc534807930"/>
       <w:r>
@@ -5720,11 +5720,11 @@
           <w:lang w:eastAsia="zh-CN"/>
         </w:rPr>
       </w:pPr>
-      <w:bookmarkStart w:id="22" w:name="_Toc22132"/>
-      <w:bookmarkStart w:id="23" w:name="_Toc20136_WPSOffice_Level1"/>
-      <w:bookmarkStart w:id="24" w:name="_Toc19898_WPSOffice_Level1"/>
-      <w:bookmarkStart w:id="25" w:name="_Toc25759"/>
-      <w:bookmarkStart w:id="26" w:name="_Toc2781"/>
+      <w:bookmarkStart w:id="22" w:name="_Toc25759"/>
+      <w:bookmarkStart w:id="23" w:name="_Toc2781"/>
+      <w:bookmarkStart w:id="24" w:name="_Toc20136_WPSOffice_Level1"/>
+      <w:bookmarkStart w:id="25" w:name="_Toc19898_WPSOffice_Level1"/>
+      <w:bookmarkStart w:id="26" w:name="_Toc22132"/>
       <w:r>
         <w:rPr>
           <w:rFonts w:hint="eastAsia" w:ascii="Times New Roman" w:hAnsi="Times New Roman" w:eastAsia="微软雅黑" w:cs="Times New Roman"/>
@@ -5777,8 +5777,6 @@
           <w:lang w:eastAsia="zh-CN"/>
         </w:rPr>
       </w:pPr>
-      <w:bookmarkStart w:id="27" w:name="_Toc21059"/>
-      <w:bookmarkStart w:id="28" w:name="_Toc14270"/>
     </w:p>
     <w:p>
       <w:pPr>
@@ -5794,18 +5792,18 @@
         <mc:AlternateContent>
           <mc:Choice Requires="wpg">
             <w:drawing>
-              <wp:anchor distT="0" distB="0" distL="114300" distR="114300" simplePos="0" relativeHeight="251669504" behindDoc="0" locked="0" layoutInCell="1" allowOverlap="1">
+              <wp:anchor distT="0" distB="0" distL="114300" distR="114300" simplePos="0" relativeHeight="251666432" behindDoc="0" locked="0" layoutInCell="1" allowOverlap="1">
                 <wp:simplePos x="0" y="0"/>
                 <wp:positionH relativeFrom="column">
-                  <wp:posOffset>2775585</wp:posOffset>
+                  <wp:posOffset>2806065</wp:posOffset>
                 </wp:positionH>
                 <wp:positionV relativeFrom="paragraph">
-                  <wp:posOffset>80010</wp:posOffset>
+                  <wp:posOffset>46355</wp:posOffset>
                 </wp:positionV>
-                <wp:extent cx="2571115" cy="410210"/>
-                <wp:effectExtent l="0" t="0" r="4445" b="1270"/>
+                <wp:extent cx="2907030" cy="454025"/>
+                <wp:effectExtent l="0" t="0" r="3810" b="3175"/>
                 <wp:wrapNone/>
-                <wp:docPr id="35" name="组合 16"/>
+                <wp:docPr id="2" name="组合 6"/>
                 <wp:cNvGraphicFramePr/>
                 <a:graphic xmlns:a="http://schemas.openxmlformats.org/drawingml/2006/main">
                   <a:graphicData uri="http://schemas.microsoft.com/office/word/2010/wordprocessingGroup">
@@ -5813,15 +5811,15 @@
                       <wpg:cNvGrpSpPr/>
                       <wpg:grpSpPr>
                         <a:xfrm rot="0">
-                          <a:off x="3423285" y="4040505"/>
-                          <a:ext cx="2571115" cy="410210"/>
-                          <a:chOff x="17956" y="38313"/>
-                          <a:chExt cx="4049" cy="646"/>
+                          <a:off x="3453765" y="1440180"/>
+                          <a:ext cx="2907030" cy="454025"/>
+                          <a:chOff x="10964" y="4458"/>
+                          <a:chExt cx="4578" cy="715"/>
                         </a:xfrm>
                       </wpg:grpSpPr>
                       <pic:pic xmlns:pic="http://schemas.openxmlformats.org/drawingml/2006/picture">
                         <pic:nvPicPr>
-                          <pic:cNvPr id="1" name="图片 29" descr="IMG_256"/>
+                          <pic:cNvPr id="30" name="图片 30" descr="微信图片_20220215110121"/>
                           <pic:cNvPicPr>
                             <a:picLocks noChangeAspect="1"/>
                           </pic:cNvPicPr>
@@ -5830,17 +5828,18 @@
                           <a:blip r:embed="rId13">
                             <a:clrChange>
                               <a:clrFrom>
-                                <a:srgbClr val="FFFFFF">
+                                <a:srgbClr val="A09D98">
                                   <a:alpha val="100000"/>
                                 </a:srgbClr>
                               </a:clrFrom>
                               <a:clrTo>
-                                <a:srgbClr val="FFFFFF">
+                                <a:srgbClr val="A09D98">
                                   <a:alpha val="100000"/>
                                   <a:alpha val="0"/>
                                 </a:srgbClr>
                               </a:clrTo>
                             </a:clrChange>
+                            <a:biLevel thresh="50000"/>
                           </a:blip>
                           <a:stretch>
                             <a:fillRect/>
@@ -5848,40 +5847,51 @@
                         </pic:blipFill>
                         <pic:spPr>
                           <a:xfrm>
-                            <a:off x="21031" y="38313"/>
-                            <a:ext cx="975" cy="570"/>
+                            <a:off x="10964" y="4458"/>
+                            <a:ext cx="1234" cy="715"/>
+                          </a:xfrm>
+                          <a:prstGeom prst="rect">
+                            <a:avLst/>
+                          </a:prstGeom>
+                        </pic:spPr>
+                      </pic:pic>
+                      <pic:pic xmlns:pic="http://schemas.openxmlformats.org/drawingml/2006/picture">
+                        <pic:nvPicPr>
+                          <pic:cNvPr id="21" name="图片 34" descr="晓敏"/>
+                          <pic:cNvPicPr>
+                            <a:picLocks noChangeAspect="1"/>
+                          </pic:cNvPicPr>
+                        </pic:nvPicPr>
+                        <pic:blipFill>
+                          <a:blip r:embed="rId14">
+                            <a:clrChange>
+                              <a:clrFrom>
+                                <a:srgbClr val="949FA1"/>
+                              </a:clrFrom>
+                              <a:clrTo>
+                                <a:srgbClr val="949FA1">
+                                  <a:alpha val="0"/>
+                                </a:srgbClr>
+                              </a:clrTo>
+                            </a:clrChange>
+                          </a:blip>
+                          <a:srcRect l="34062" t="26445" r="34097" b="9325"/>
+                          <a:stretch>
+                            <a:fillRect/>
+                          </a:stretch>
+                        </pic:blipFill>
+                        <pic:spPr>
+                          <a:xfrm rot="16200000">
+                            <a:off x="14524" y="4047"/>
+                            <a:ext cx="560" cy="1475"/>
                           </a:xfrm>
                           <a:prstGeom prst="rect">
                             <a:avLst/>
                           </a:prstGeom>
                           <a:noFill/>
-                          <a:ln w="9525">
+                          <a:ln>
                             <a:noFill/>
                           </a:ln>
-                        </pic:spPr>
-                      </pic:pic>
-                      <pic:pic xmlns:pic="http://schemas.openxmlformats.org/drawingml/2006/picture">
-                        <pic:nvPicPr>
-                          <pic:cNvPr id="10" name="图片 15" descr="c9514d16fd70679bf0495aeebb03c72d_compress"/>
-                          <pic:cNvPicPr>
-                            <a:picLocks noChangeAspect="1"/>
-                          </pic:cNvPicPr>
-                        </pic:nvPicPr>
-                        <pic:blipFill>
-                          <a:blip r:embed="rId14"/>
-                          <a:srcRect l="21003" t="56913" r="27176" b="26386"/>
-                          <a:stretch>
-                            <a:fillRect/>
-                          </a:stretch>
-                        </pic:blipFill>
-                        <pic:spPr>
-                          <a:xfrm>
-                            <a:off x="17956" y="38485"/>
-                            <a:ext cx="1550" cy="475"/>
-                          </a:xfrm>
-                          <a:prstGeom prst="rect">
-                            <a:avLst/>
-                          </a:prstGeom>
                         </pic:spPr>
                       </pic:pic>
                     </wpg:wgp>
@@ -5892,18 +5902,18 @@
           </mc:Choice>
           <mc:Fallback>
             <w:pict>
-              <v:group id="组合 16" o:spid="_x0000_s1026" o:spt="203" style="position:absolute;left:0pt;margin-left:218.55pt;margin-top:6.3pt;height:32.3pt;width:202.45pt;z-index:251669504;mso-width-relative:page;mso-height-relative:page;" coordorigin="17956,38313" coordsize="4049,646" o:gfxdata="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">
+              <v:group id="组合 6" o:spid="_x0000_s1026" o:spt="203" style="position:absolute;left:0pt;margin-left:220.95pt;margin-top:3.65pt;height:35.75pt;width:228.9pt;z-index:251666432;mso-width-relative:page;mso-height-relative:page;" coordorigin="10964,4458" coordsize="4578,715" o:gfxdata="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">
                 <o:lock v:ext="edit" aspectratio="f"/>
-                <v:shape id="图片 29" o:spid="_x0000_s1026" o:spt="75" alt="IMG_256" type="#_x0000_t75" style="position:absolute;left:21031;top:38313;height:570;width:975;" filled="f" o:preferrelative="t" stroked="f" coordsize="21600,21600" o:gfxdata="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">
+                <v:shape id="_x0000_s1026" o:spid="_x0000_s1026" o:spt="75" alt="微信图片_20220215110121" type="#_x0000_t75" style="position:absolute;left:10964;top:4458;height:715;width:1234;" filled="f" o:preferrelative="t" stroked="f" coordsize="21600,21600" o:gfxdata="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">
                   <v:fill on="f" focussize="0,0"/>
                   <v:stroke on="f"/>
-                  <v:imagedata r:id="rId13" chromakey="#FFFFFF" o:title=""/>
+                  <v:imagedata r:id="rId13" grayscale="t" bilevel="t" chromakey="#A09D98" o:title=""/>
                   <o:lock v:ext="edit" aspectratio="t"/>
                 </v:shape>
-                <v:shape id="图片 15" o:spid="_x0000_s1026" o:spt="75" alt="c9514d16fd70679bf0495aeebb03c72d_compress" type="#_x0000_t75" style="position:absolute;left:17956;top:38485;height:475;width:1550;" filled="f" o:preferrelative="t" stroked="f" coordsize="21600,21600" o:gfxdata="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">
+                <v:shape id="图片 34" o:spid="_x0000_s1026" o:spt="75" alt="晓敏" type="#_x0000_t75" style="position:absolute;left:14524;top:4047;height:1475;width:560;rotation:-5898240f;" filled="f" o:preferrelative="t" stroked="f" coordsize="21600,21600" o:gfxdata="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">
                   <v:fill on="f" focussize="0,0"/>
                   <v:stroke on="f"/>
-                  <v:imagedata r:id="rId14" cropleft="13765f" croptop="37299f" cropright="17810f" cropbottom="17292f" o:title=""/>
+                  <v:imagedata r:id="rId14" cropleft="22323f" croptop="17331f" cropright="22346f" cropbottom="6111f" chromakey="#949FA1" o:title=""/>
                   <o:lock v:ext="edit" aspectratio="t"/>
                 </v:shape>
               </v:group>
@@ -6277,9 +6287,8 @@
     <w:p>
       <w:pPr>
         <w:rPr>
-          <w:rFonts w:hint="default"/>
           <w:sz w:val="24"/>
-          <w:lang w:val="en-US" w:eastAsia="zh-CN"/>
+          <w:lang w:eastAsia="zh-CN"/>
         </w:rPr>
       </w:pPr>
     </w:p>
@@ -6297,18 +6306,18 @@
         <mc:AlternateContent>
           <mc:Choice Requires="wpg">
             <w:drawing>
-              <wp:anchor distT="0" distB="0" distL="114300" distR="114300" simplePos="0" relativeHeight="251666432" behindDoc="0" locked="0" layoutInCell="1" allowOverlap="1">
+              <wp:anchor distT="0" distB="0" distL="114300" distR="114300" simplePos="0" relativeHeight="251667456" behindDoc="0" locked="0" layoutInCell="1" allowOverlap="1">
                 <wp:simplePos x="0" y="0"/>
                 <wp:positionH relativeFrom="column">
-                  <wp:posOffset>2775585</wp:posOffset>
+                  <wp:posOffset>2766695</wp:posOffset>
                 </wp:positionH>
                 <wp:positionV relativeFrom="paragraph">
-                  <wp:posOffset>88900</wp:posOffset>
+                  <wp:posOffset>25400</wp:posOffset>
                 </wp:positionV>
-                <wp:extent cx="2675255" cy="361950"/>
-                <wp:effectExtent l="0" t="0" r="0" b="3810"/>
+                <wp:extent cx="2779395" cy="453390"/>
+                <wp:effectExtent l="0" t="0" r="9525" b="3810"/>
                 <wp:wrapNone/>
-                <wp:docPr id="11" name="组合 30"/>
+                <wp:docPr id="3" name="组合 1"/>
                 <wp:cNvGraphicFramePr/>
                 <a:graphic xmlns:a="http://schemas.openxmlformats.org/drawingml/2006/main">
                   <a:graphicData uri="http://schemas.microsoft.com/office/word/2010/wordprocessingGroup">
@@ -6316,39 +6325,54 @@
                       <wpg:cNvGrpSpPr/>
                       <wpg:grpSpPr>
                         <a:xfrm rot="0">
-                          <a:off x="3423285" y="5173345"/>
-                          <a:ext cx="2675255" cy="361950"/>
-                          <a:chOff x="17956" y="40098"/>
-                          <a:chExt cx="4213" cy="570"/>
+                          <a:off x="3414395" y="2556510"/>
+                          <a:ext cx="2779395" cy="453390"/>
+                          <a:chOff x="7101" y="6197"/>
+                          <a:chExt cx="4377" cy="714"/>
                         </a:xfrm>
                       </wpg:grpSpPr>
                       <pic:pic xmlns:pic="http://schemas.openxmlformats.org/drawingml/2006/picture">
                         <pic:nvPicPr>
-                          <pic:cNvPr id="13" name="图片 1" descr="24f613a0-66be-430b-9e80-270d3393fac5"/>
+                          <pic:cNvPr id="59" name="图片 34" descr="晓敏"/>
                           <pic:cNvPicPr>
                             <a:picLocks noChangeAspect="1"/>
                           </pic:cNvPicPr>
                         </pic:nvPicPr>
                         <pic:blipFill>
-                          <a:blip r:embed="rId15"/>
-                          <a:srcRect l="43292" t="26660" r="21693" b="24394"/>
+                          <a:blip r:embed="rId14">
+                            <a:clrChange>
+                              <a:clrFrom>
+                                <a:srgbClr val="949FA1"/>
+                              </a:clrFrom>
+                              <a:clrTo>
+                                <a:srgbClr val="949FA1">
+                                  <a:alpha val="0"/>
+                                </a:srgbClr>
+                              </a:clrTo>
+                            </a:clrChange>
+                          </a:blip>
+                          <a:srcRect l="34062" t="26445" r="34097" b="9325"/>
                           <a:stretch>
                             <a:fillRect/>
                           </a:stretch>
                         </pic:blipFill>
                         <pic:spPr>
                           <a:xfrm rot="16200000">
-                            <a:off x="18366" y="39740"/>
-                            <a:ext cx="506" cy="1327"/>
+                            <a:off x="7558" y="5850"/>
+                            <a:ext cx="560" cy="1475"/>
                           </a:xfrm>
                           <a:prstGeom prst="rect">
                             <a:avLst/>
                           </a:prstGeom>
+                          <a:noFill/>
+                          <a:ln>
+                            <a:noFill/>
+                          </a:ln>
                         </pic:spPr>
                       </pic:pic>
                       <pic:pic xmlns:pic="http://schemas.openxmlformats.org/drawingml/2006/picture">
                         <pic:nvPicPr>
-                          <pic:cNvPr id="29" name="图片 29" descr="IMG_256"/>
+                          <pic:cNvPr id="45" name="图片 45" descr="微信图片_20220215110121"/>
                           <pic:cNvPicPr>
                             <a:picLocks noChangeAspect="1"/>
                           </pic:cNvPicPr>
@@ -6357,17 +6381,18 @@
                           <a:blip r:embed="rId13">
                             <a:clrChange>
                               <a:clrFrom>
-                                <a:srgbClr val="FFFFFF">
+                                <a:srgbClr val="A09D98">
                                   <a:alpha val="100000"/>
                                 </a:srgbClr>
                               </a:clrFrom>
                               <a:clrTo>
-                                <a:srgbClr val="FFFFFF">
+                                <a:srgbClr val="A09D98">
                                   <a:alpha val="100000"/>
                                   <a:alpha val="0"/>
                                 </a:srgbClr>
                               </a:clrTo>
                             </a:clrChange>
+                            <a:biLevel thresh="50000"/>
                           </a:blip>
                           <a:stretch>
                             <a:fillRect/>
@@ -6375,16 +6400,12 @@
                         </pic:blipFill>
                         <pic:spPr>
                           <a:xfrm>
-                            <a:off x="21195" y="40098"/>
-                            <a:ext cx="975" cy="570"/>
+                            <a:off x="10244" y="6197"/>
+                            <a:ext cx="1234" cy="715"/>
                           </a:xfrm>
                           <a:prstGeom prst="rect">
                             <a:avLst/>
                           </a:prstGeom>
-                          <a:noFill/>
-                          <a:ln w="9525">
-                            <a:noFill/>
-                          </a:ln>
                         </pic:spPr>
                       </pic:pic>
                     </wpg:wgp>
@@ -6395,18 +6416,18 @@
           </mc:Choice>
           <mc:Fallback>
             <w:pict>
-              <v:group id="组合 30" o:spid="_x0000_s1026" o:spt="203" style="position:absolute;left:0pt;margin-left:218.55pt;margin-top:7pt;height:28.5pt;width:210.65pt;z-index:251666432;mso-width-relative:page;mso-height-relative:page;" coordorigin="17956,40098" coordsize="4213,570" o:gfxdata="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">
+              <v:group id="组合 1" o:spid="_x0000_s1026" o:spt="203" style="position:absolute;left:0pt;margin-left:217.85pt;margin-top:2pt;height:35.7pt;width:218.85pt;z-index:251667456;mso-width-relative:page;mso-height-relative:page;" coordorigin="7101,6197" coordsize="4377,714" o:gfxdata="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">
                 <o:lock v:ext="edit" aspectratio="f"/>
-                <v:shape id="图片 1" o:spid="_x0000_s1026" o:spt="75" alt="24f613a0-66be-430b-9e80-270d3393fac5" type="#_x0000_t75" style="position:absolute;left:18366;top:39740;height:1327;width:506;rotation:-5898240f;" filled="f" o:preferrelative="t" stroked="f" coordsize="21600,21600" o:gfxdata="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">
+                <v:shape id="图片 34" o:spid="_x0000_s1026" o:spt="75" alt="晓敏" type="#_x0000_t75" style="position:absolute;left:7558;top:5850;height:1475;width:560;rotation:-5898240f;" filled="f" o:preferrelative="t" stroked="f" coordsize="21600,21600" o:gfxdata="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">
                   <v:fill on="f" focussize="0,0"/>
                   <v:stroke on="f"/>
-                  <v:imagedata r:id="rId15" cropleft="28372f" croptop="17472f" cropright="14217f" cropbottom="15987f" o:title=""/>
+                  <v:imagedata r:id="rId14" cropleft="22323f" croptop="17331f" cropright="22346f" cropbottom="6111f" chromakey="#949FA1" o:title=""/>
                   <o:lock v:ext="edit" aspectratio="t"/>
                 </v:shape>
-                <v:shape id="_x0000_s1026" o:spid="_x0000_s1026" o:spt="75" alt="IMG_256" type="#_x0000_t75" style="position:absolute;left:21195;top:40098;height:570;width:975;" filled="f" o:preferrelative="t" stroked="f" coordsize="21600,21600" o:gfxdata="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">
+                <v:shape id="_x0000_s1026" o:spid="_x0000_s1026" o:spt="75" alt="微信图片_20220215110121" type="#_x0000_t75" style="position:absolute;left:10244;top:6197;height:715;width:1234;" filled="f" o:preferrelative="t" stroked="f" coordsize="21600,21600" o:gfxdata="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">
                   <v:fill on="f" focussize="0,0"/>
                   <v:stroke on="f"/>
-                  <v:imagedata r:id="rId13" chromakey="#FFFFFF" o:title=""/>
+                  <v:imagedata r:id="rId13" grayscale="t" bilevel="t" chromakey="#A09D98" o:title=""/>
                   <o:lock v:ext="edit" aspectratio="t"/>
                 </v:shape>
               </v:group>
@@ -6800,18 +6821,18 @@
         <mc:AlternateContent>
           <mc:Choice Requires="wpg">
             <w:drawing>
-              <wp:anchor distT="0" distB="0" distL="114300" distR="114300" simplePos="0" relativeHeight="251667456" behindDoc="0" locked="0" layoutInCell="1" allowOverlap="1">
+              <wp:anchor distT="0" distB="0" distL="114300" distR="114300" simplePos="0" relativeHeight="251668480" behindDoc="0" locked="0" layoutInCell="1" allowOverlap="1">
                 <wp:simplePos x="0" y="0"/>
                 <wp:positionH relativeFrom="column">
-                  <wp:posOffset>2715895</wp:posOffset>
+                  <wp:posOffset>2757170</wp:posOffset>
                 </wp:positionH>
                 <wp:positionV relativeFrom="paragraph">
-                  <wp:posOffset>79375</wp:posOffset>
+                  <wp:posOffset>28575</wp:posOffset>
                 </wp:positionV>
-                <wp:extent cx="2672080" cy="414020"/>
-                <wp:effectExtent l="0" t="0" r="10160" b="12700"/>
+                <wp:extent cx="2872105" cy="453390"/>
+                <wp:effectExtent l="0" t="0" r="8255" b="3810"/>
                 <wp:wrapNone/>
-                <wp:docPr id="39" name="组合 23"/>
+                <wp:docPr id="4" name="组合 15"/>
                 <wp:cNvGraphicFramePr/>
                 <a:graphic xmlns:a="http://schemas.openxmlformats.org/drawingml/2006/main">
                   <a:graphicData uri="http://schemas.microsoft.com/office/word/2010/wordprocessingGroup">
@@ -6819,21 +6840,21 @@
                       <wpg:cNvGrpSpPr/>
                       <wpg:grpSpPr>
                         <a:xfrm rot="0">
-                          <a:off x="3363595" y="6282055"/>
-                          <a:ext cx="2672080" cy="414020"/>
-                          <a:chOff x="17862" y="41843"/>
-                          <a:chExt cx="4208" cy="652"/>
+                          <a:off x="3404870" y="3677920"/>
+                          <a:ext cx="2872105" cy="453390"/>
+                          <a:chOff x="12357" y="7666"/>
+                          <a:chExt cx="4523" cy="714"/>
                         </a:xfrm>
                       </wpg:grpSpPr>
                       <pic:pic xmlns:pic="http://schemas.openxmlformats.org/drawingml/2006/picture">
                         <pic:nvPicPr>
-                          <pic:cNvPr id="22" name="图片 59" descr="图片1"/>
+                          <pic:cNvPr id="10" name="图片 59" descr="图片1"/>
                           <pic:cNvPicPr>
                             <a:picLocks noChangeAspect="1"/>
                           </pic:cNvPicPr>
                         </pic:nvPicPr>
                         <pic:blipFill>
-                          <a:blip r:embed="rId16">
+                          <a:blip r:embed="rId15">
                             <a:biLevel thresh="50000"/>
                           </a:blip>
                           <a:srcRect l="7865" t="11797" r="5322" b="19074"/>
@@ -6843,7 +6864,7 @@
                         </pic:blipFill>
                         <pic:spPr>
                           <a:xfrm>
-                            <a:off x="17862" y="41869"/>
+                            <a:off x="12357" y="7738"/>
                             <a:ext cx="1468" cy="627"/>
                           </a:xfrm>
                           <a:prstGeom prst="rect">
@@ -6854,7 +6875,7 @@
                       </pic:pic>
                       <pic:pic xmlns:pic="http://schemas.openxmlformats.org/drawingml/2006/picture">
                         <pic:nvPicPr>
-                          <pic:cNvPr id="21" name="图片 29" descr="IMG_256"/>
+                          <pic:cNvPr id="11" name="图片 14" descr="微信图片_20220215110121"/>
                           <pic:cNvPicPr>
                             <a:picLocks noChangeAspect="1"/>
                           </pic:cNvPicPr>
@@ -6863,17 +6884,18 @@
                           <a:blip r:embed="rId13">
                             <a:clrChange>
                               <a:clrFrom>
-                                <a:srgbClr val="FFFFFF">
+                                <a:srgbClr val="A09D98">
                                   <a:alpha val="100000"/>
                                 </a:srgbClr>
                               </a:clrFrom>
                               <a:clrTo>
-                                <a:srgbClr val="FFFFFF">
+                                <a:srgbClr val="A09D98">
                                   <a:alpha val="100000"/>
                                   <a:alpha val="0"/>
                                 </a:srgbClr>
                               </a:clrTo>
                             </a:clrChange>
+                            <a:biLevel thresh="50000"/>
                           </a:blip>
                           <a:stretch>
                             <a:fillRect/>
@@ -6881,16 +6903,12 @@
                         </pic:blipFill>
                         <pic:spPr>
                           <a:xfrm>
-                            <a:off x="21096" y="41843"/>
-                            <a:ext cx="975" cy="570"/>
+                            <a:off x="15646" y="7666"/>
+                            <a:ext cx="1234" cy="715"/>
                           </a:xfrm>
                           <a:prstGeom prst="rect">
                             <a:avLst/>
                           </a:prstGeom>
-                          <a:noFill/>
-                          <a:ln w="9525">
-                            <a:noFill/>
-                          </a:ln>
                         </pic:spPr>
                       </pic:pic>
                     </wpg:wgp>
@@ -6901,18 +6919,18 @@
           </mc:Choice>
           <mc:Fallback>
             <w:pict>
-              <v:group id="组合 23" o:spid="_x0000_s1026" o:spt="203" style="position:absolute;left:0pt;margin-left:213.85pt;margin-top:6.25pt;height:32.6pt;width:210.4pt;z-index:251667456;mso-width-relative:page;mso-height-relative:page;" coordorigin="17862,41843" coordsize="4208,652" o:gfxdata="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">
+              <v:group id="组合 15" o:spid="_x0000_s1026" o:spt="203" style="position:absolute;left:0pt;margin-left:217.1pt;margin-top:2.25pt;height:35.7pt;width:226.15pt;z-index:251668480;mso-width-relative:page;mso-height-relative:page;" coordorigin="12357,7666" coordsize="4523,714" o:gfxdata="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">
                 <o:lock v:ext="edit" aspectratio="f"/>
-                <v:shape id="图片 59" o:spid="_x0000_s1026" o:spt="75" alt="图片1" type="#_x0000_t75" style="position:absolute;left:17862;top:41869;height:627;width:1468;" filled="f" o:preferrelative="t" stroked="f" coordsize="21600,21600" o:gfxdata="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">
+                <v:shape id="图片 59" o:spid="_x0000_s1026" o:spt="75" alt="图片1" type="#_x0000_t75" style="position:absolute;left:12357;top:7738;height:627;width:1468;" filled="f" o:preferrelative="t" stroked="f" coordsize="21600,21600" o:gfxdata="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">
                   <v:fill on="f" focussize="0,0"/>
                   <v:stroke on="f"/>
-                  <v:imagedata r:id="rId16" cropleft="5154f" croptop="7731f" cropright="3488f" cropbottom="12500f" grayscale="t" bilevel="t" o:title=""/>
+                  <v:imagedata r:id="rId15" cropleft="5154f" croptop="7731f" cropright="3488f" cropbottom="12500f" grayscale="t" bilevel="t" o:title=""/>
                   <o:lock v:ext="edit" aspectratio="t"/>
                 </v:shape>
-                <v:shape id="图片 29" o:spid="_x0000_s1026" o:spt="75" alt="IMG_256" type="#_x0000_t75" style="position:absolute;left:21096;top:41843;height:570;width:975;" filled="f" o:preferrelative="t" stroked="f" coordsize="21600,21600" o:gfxdata="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">
+                <v:shape id="图片 14" o:spid="_x0000_s1026" o:spt="75" alt="微信图片_20220215110121" type="#_x0000_t75" style="position:absolute;left:15646;top:7666;height:715;width:1234;" filled="f" o:preferrelative="t" stroked="f" coordsize="21600,21600" o:gfxdata="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">
                   <v:fill on="f" focussize="0,0"/>
                   <v:stroke on="f"/>
-                  <v:imagedata r:id="rId13" chromakey="#FFFFFF" o:title=""/>
+                  <v:imagedata r:id="rId13" grayscale="t" bilevel="t" chromakey="#A09D98" o:title=""/>
                   <o:lock v:ext="edit" aspectratio="t"/>
                 </v:shape>
               </v:group>
@@ -7291,16 +7309,6 @@
           <w:lang w:eastAsia="zh-CN"/>
         </w:rPr>
       </w:pPr>
-    </w:p>
-    <w:p>
-      <w:pPr>
-        <w:rPr>
-          <w:rFonts w:ascii="Times New Roman" w:hAnsi="Times New Roman" w:eastAsia="微软雅黑" w:cs="Times New Roman"/>
-          <w:sz w:val="24"/>
-          <w:szCs w:val="24"/>
-          <w:lang w:eastAsia="zh-CN"/>
-        </w:rPr>
-      </w:pPr>
       <w:r>
         <w:rPr>
           <w:sz w:val="24"/>
@@ -7308,18 +7316,18 @@
         <mc:AlternateContent>
           <mc:Choice Requires="wpg">
             <w:drawing>
-              <wp:anchor distT="0" distB="0" distL="114300" distR="114300" simplePos="0" relativeHeight="251668480" behindDoc="0" locked="0" layoutInCell="1" allowOverlap="1">
+              <wp:anchor distT="0" distB="0" distL="114300" distR="114300" simplePos="0" relativeHeight="251669504" behindDoc="0" locked="0" layoutInCell="1" allowOverlap="1">
                 <wp:simplePos x="0" y="0"/>
                 <wp:positionH relativeFrom="column">
-                  <wp:posOffset>2788285</wp:posOffset>
+                  <wp:posOffset>2787650</wp:posOffset>
                 </wp:positionH>
                 <wp:positionV relativeFrom="paragraph">
-                  <wp:posOffset>85090</wp:posOffset>
+                  <wp:posOffset>174625</wp:posOffset>
                 </wp:positionV>
-                <wp:extent cx="2889885" cy="397510"/>
-                <wp:effectExtent l="0" t="0" r="5715" b="13970"/>
+                <wp:extent cx="2803525" cy="453390"/>
+                <wp:effectExtent l="0" t="0" r="635" b="3810"/>
                 <wp:wrapNone/>
-                <wp:docPr id="41" name="组合 27"/>
+                <wp:docPr id="12" name="组合 22"/>
                 <wp:cNvGraphicFramePr/>
                 <a:graphic xmlns:a="http://schemas.openxmlformats.org/drawingml/2006/main">
                   <a:graphicData uri="http://schemas.microsoft.com/office/word/2010/wordprocessingGroup">
@@ -7327,21 +7335,21 @@
                       <wpg:cNvGrpSpPr/>
                       <wpg:grpSpPr>
                         <a:xfrm rot="0">
-                          <a:off x="3435985" y="7406005"/>
-                          <a:ext cx="2889885" cy="397510"/>
-                          <a:chOff x="17976" y="43614"/>
-                          <a:chExt cx="4551" cy="626"/>
+                          <a:off x="3435350" y="4766945"/>
+                          <a:ext cx="2803525" cy="453390"/>
+                          <a:chOff x="12525" y="9562"/>
+                          <a:chExt cx="4415" cy="714"/>
                         </a:xfrm>
                       </wpg:grpSpPr>
                       <pic:pic xmlns:pic="http://schemas.openxmlformats.org/drawingml/2006/picture">
                         <pic:nvPicPr>
-                          <pic:cNvPr id="14" name="图片 29" descr="IMG_256"/>
+                          <pic:cNvPr id="13" name="图片 29" descr="IMG_256"/>
                           <pic:cNvPicPr>
                             <a:picLocks noChangeAspect="1"/>
                           </pic:cNvPicPr>
                         </pic:nvPicPr>
                         <pic:blipFill>
-                          <a:blip r:embed="rId13">
+                          <a:blip r:embed="rId16">
                             <a:clrChange>
                               <a:clrFrom>
                                 <a:srgbClr val="FFFFFF">
@@ -7362,7 +7370,7 @@
                         </pic:blipFill>
                         <pic:spPr>
                           <a:xfrm>
-                            <a:off x="17976" y="43615"/>
+                            <a:off x="12525" y="9698"/>
                             <a:ext cx="975" cy="570"/>
                           </a:xfrm>
                           <a:prstGeom prst="rect">
@@ -7376,29 +7384,40 @@
                       </pic:pic>
                       <pic:pic xmlns:pic="http://schemas.openxmlformats.org/drawingml/2006/picture">
                         <pic:nvPicPr>
-                          <pic:cNvPr id="26" name="图片 59" descr="图片1"/>
+                          <pic:cNvPr id="29" name="图片 20" descr="微信图片_20220215110121"/>
                           <pic:cNvPicPr>
                             <a:picLocks noChangeAspect="1"/>
                           </pic:cNvPicPr>
                         </pic:nvPicPr>
                         <pic:blipFill>
-                          <a:blip r:embed="rId16">
+                          <a:blip r:embed="rId13">
+                            <a:clrChange>
+                              <a:clrFrom>
+                                <a:srgbClr val="A09D98">
+                                  <a:alpha val="100000"/>
+                                </a:srgbClr>
+                              </a:clrFrom>
+                              <a:clrTo>
+                                <a:srgbClr val="A09D98">
+                                  <a:alpha val="100000"/>
+                                  <a:alpha val="0"/>
+                                </a:srgbClr>
+                              </a:clrTo>
+                            </a:clrChange>
                             <a:biLevel thresh="50000"/>
                           </a:blip>
-                          <a:srcRect l="7865" t="11797" r="5322" b="19074"/>
                           <a:stretch>
                             <a:fillRect/>
                           </a:stretch>
                         </pic:blipFill>
                         <pic:spPr>
                           <a:xfrm>
-                            <a:off x="21059" y="43614"/>
-                            <a:ext cx="1468" cy="627"/>
+                            <a:off x="15706" y="9562"/>
+                            <a:ext cx="1234" cy="715"/>
                           </a:xfrm>
                           <a:prstGeom prst="rect">
                             <a:avLst/>
                           </a:prstGeom>
-                          <a:noFill/>
                         </pic:spPr>
                       </pic:pic>
                     </wpg:wgp>
@@ -7409,18 +7428,18 @@
           </mc:Choice>
           <mc:Fallback>
             <w:pict>
-              <v:group id="组合 27" o:spid="_x0000_s1026" o:spt="203" style="position:absolute;left:0pt;margin-left:219.55pt;margin-top:6.7pt;height:31.3pt;width:227.55pt;z-index:251668480;mso-width-relative:page;mso-height-relative:page;" coordorigin="17976,43614" coordsize="4551,626" o:gfxdata="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">
+              <v:group id="组合 22" o:spid="_x0000_s1026" o:spt="203" style="position:absolute;left:0pt;margin-left:219.5pt;margin-top:13.75pt;height:35.7pt;width:220.75pt;z-index:251669504;mso-width-relative:page;mso-height-relative:page;" coordorigin="12525,9562" coordsize="4415,714" o:gfxdata="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">
                 <o:lock v:ext="edit" aspectratio="f"/>
-                <v:shape id="图片 29" o:spid="_x0000_s1026" o:spt="75" alt="IMG_256" type="#_x0000_t75" style="position:absolute;left:17976;top:43615;height:570;width:975;" filled="f" o:preferrelative="t" stroked="f" coordsize="21600,21600" o:gfxdata="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">
+                <v:shape id="图片 29" o:spid="_x0000_s1026" o:spt="75" alt="IMG_256" type="#_x0000_t75" style="position:absolute;left:12525;top:9698;height:570;width:975;" filled="f" o:preferrelative="t" stroked="f" coordsize="21600,21600" o:gfxdata="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">
                   <v:fill on="f" focussize="0,0"/>
                   <v:stroke on="f"/>
-                  <v:imagedata r:id="rId13" chromakey="#FFFFFF" o:title=""/>
+                  <v:imagedata r:id="rId16" chromakey="#FFFFFF" o:title=""/>
                   <o:lock v:ext="edit" aspectratio="t"/>
                 </v:shape>
-                <v:shape id="图片 59" o:spid="_x0000_s1026" o:spt="75" alt="图片1" type="#_x0000_t75" style="position:absolute;left:21059;top:43614;height:627;width:1468;" filled="f" o:preferrelative="t" stroked="f" coordsize="21600,21600" o:gfxdata="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">
+                <v:shape id="图片 20" o:spid="_x0000_s1026" o:spt="75" alt="微信图片_20220215110121" type="#_x0000_t75" style="position:absolute;left:15706;top:9562;height:715;width:1234;" filled="f" o:preferrelative="t" stroked="f" coordsize="21600,21600" o:gfxdata="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">
                   <v:fill on="f" focussize="0,0"/>
                   <v:stroke on="f"/>
-                  <v:imagedata r:id="rId16" cropleft="5154f" croptop="7731f" cropright="3488f" cropbottom="12500f" grayscale="t" bilevel="t" o:title=""/>
+                  <v:imagedata r:id="rId13" grayscale="t" bilevel="t" chromakey="#A09D98" o:title=""/>
                   <o:lock v:ext="edit" aspectratio="t"/>
                 </v:shape>
               </v:group>
@@ -7428,6 +7447,16 @@
           </mc:Fallback>
         </mc:AlternateContent>
       </w:r>
+    </w:p>
+    <w:p>
+      <w:pPr>
+        <w:rPr>
+          <w:rFonts w:ascii="Times New Roman" w:hAnsi="Times New Roman" w:eastAsia="微软雅黑" w:cs="Times New Roman"/>
+          <w:sz w:val="24"/>
+          <w:szCs w:val="24"/>
+          <w:lang w:eastAsia="zh-CN"/>
+        </w:rPr>
+      </w:pPr>
     </w:p>
     <w:tbl>
       <w:tblPr>
@@ -8184,6 +8213,145 @@
           <w:lang w:eastAsia="zh-CN"/>
         </w:rPr>
       </w:pPr>
+      <w:r>
+        <w:rPr>
+          <w:sz w:val="24"/>
+        </w:rPr>
+        <mc:AlternateContent>
+          <mc:Choice Requires="wpg">
+            <w:drawing>
+              <wp:anchor distT="0" distB="0" distL="114300" distR="114300" simplePos="0" relativeHeight="251670528" behindDoc="0" locked="0" layoutInCell="1" allowOverlap="1">
+                <wp:simplePos x="0" y="0"/>
+                <wp:positionH relativeFrom="column">
+                  <wp:posOffset>2785745</wp:posOffset>
+                </wp:positionH>
+                <wp:positionV relativeFrom="paragraph">
+                  <wp:posOffset>4445</wp:posOffset>
+                </wp:positionV>
+                <wp:extent cx="2757805" cy="627380"/>
+                <wp:effectExtent l="0" t="0" r="635" b="12700"/>
+                <wp:wrapNone/>
+                <wp:docPr id="15" name="组合 34"/>
+                <wp:cNvGraphicFramePr/>
+                <a:graphic xmlns:a="http://schemas.openxmlformats.org/drawingml/2006/main">
+                  <a:graphicData uri="http://schemas.microsoft.com/office/word/2010/wordprocessingGroup">
+                    <wpg:wgp>
+                      <wpg:cNvGrpSpPr/>
+                      <wpg:grpSpPr>
+                        <a:xfrm rot="0">
+                          <a:off x="3534410" y="6900545"/>
+                          <a:ext cx="2757805" cy="627380"/>
+                          <a:chOff x="12609" y="13215"/>
+                          <a:chExt cx="4343" cy="988"/>
+                        </a:xfrm>
+                      </wpg:grpSpPr>
+                      <pic:pic xmlns:pic="http://schemas.openxmlformats.org/drawingml/2006/picture">
+                        <pic:nvPicPr>
+                          <pic:cNvPr id="50" name="图片 1" descr="IMG_256"/>
+                          <pic:cNvPicPr>
+                            <a:picLocks noChangeAspect="1"/>
+                          </pic:cNvPicPr>
+                        </pic:nvPicPr>
+                        <pic:blipFill>
+                          <a:blip r:embed="rId17">
+                            <a:clrChange>
+                              <a:clrFrom>
+                                <a:srgbClr val="AAA9A5">
+                                  <a:alpha val="100000"/>
+                                </a:srgbClr>
+                              </a:clrFrom>
+                              <a:clrTo>
+                                <a:srgbClr val="AAA9A5">
+                                  <a:alpha val="100000"/>
+                                  <a:alpha val="0"/>
+                                </a:srgbClr>
+                              </a:clrTo>
+                            </a:clrChange>
+                          </a:blip>
+                          <a:srcRect l="27431" t="30452" r="31962" b="18126"/>
+                          <a:stretch>
+                            <a:fillRect/>
+                          </a:stretch>
+                        </pic:blipFill>
+                        <pic:spPr>
+                          <a:xfrm>
+                            <a:off x="12609" y="13215"/>
+                            <a:ext cx="781" cy="989"/>
+                          </a:xfrm>
+                          <a:prstGeom prst="rect">
+                            <a:avLst/>
+                          </a:prstGeom>
+                          <a:noFill/>
+                          <a:ln w="9525">
+                            <a:noFill/>
+                          </a:ln>
+                        </pic:spPr>
+                      </pic:pic>
+                      <pic:pic xmlns:pic="http://schemas.openxmlformats.org/drawingml/2006/picture">
+                        <pic:nvPicPr>
+                          <pic:cNvPr id="54" name="图片 31" descr="微信图片_20220215110121"/>
+                          <pic:cNvPicPr>
+                            <a:picLocks noChangeAspect="1"/>
+                          </pic:cNvPicPr>
+                        </pic:nvPicPr>
+                        <pic:blipFill>
+                          <a:blip r:embed="rId13">
+                            <a:clrChange>
+                              <a:clrFrom>
+                                <a:srgbClr val="A09D98">
+                                  <a:alpha val="100000"/>
+                                </a:srgbClr>
+                              </a:clrFrom>
+                              <a:clrTo>
+                                <a:srgbClr val="A09D98">
+                                  <a:alpha val="100000"/>
+                                  <a:alpha val="0"/>
+                                </a:srgbClr>
+                              </a:clrTo>
+                            </a:clrChange>
+                            <a:biLevel thresh="50000"/>
+                          </a:blip>
+                          <a:stretch>
+                            <a:fillRect/>
+                          </a:stretch>
+                        </pic:blipFill>
+                        <pic:spPr>
+                          <a:xfrm>
+                            <a:off x="15718" y="13246"/>
+                            <a:ext cx="1234" cy="715"/>
+                          </a:xfrm>
+                          <a:prstGeom prst="rect">
+                            <a:avLst/>
+                          </a:prstGeom>
+                        </pic:spPr>
+                      </pic:pic>
+                    </wpg:wgp>
+                  </a:graphicData>
+                </a:graphic>
+              </wp:anchor>
+            </w:drawing>
+          </mc:Choice>
+          <mc:Fallback>
+            <w:pict>
+              <v:group id="组合 34" o:spid="_x0000_s1026" o:spt="203" style="position:absolute;left:0pt;margin-left:219.35pt;margin-top:0.35pt;height:49.4pt;width:217.15pt;z-index:251670528;mso-width-relative:page;mso-height-relative:page;" coordorigin="12609,13215" coordsize="4343,988" o:gfxdata="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">
+                <o:lock v:ext="edit" aspectratio="f"/>
+                <v:shape id="图片 1" o:spid="_x0000_s1026" o:spt="75" alt="IMG_256" type="#_x0000_t75" style="position:absolute;left:12609;top:13215;height:989;width:781;" filled="f" o:preferrelative="t" stroked="f" coordsize="21600,21600" o:gfxdata="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">
+                  <v:fill on="f" focussize="0,0"/>
+                  <v:stroke on="f"/>
+                  <v:imagedata r:id="rId17" cropleft="17977f" croptop="19957f" cropright="20947f" cropbottom="11879f" chromakey="#AAA9A5" o:title=""/>
+                  <o:lock v:ext="edit" aspectratio="t"/>
+                </v:shape>
+                <v:shape id="图片 31" o:spid="_x0000_s1026" o:spt="75" alt="微信图片_20220215110121" type="#_x0000_t75" style="position:absolute;left:15718;top:13246;height:715;width:1234;" filled="f" o:preferrelative="t" stroked="f" coordsize="21600,21600" o:gfxdata="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">
+                  <v:fill on="f" focussize="0,0"/>
+                  <v:stroke on="f"/>
+                  <v:imagedata r:id="rId13" grayscale="t" bilevel="t" chromakey="#A09D98" o:title=""/>
+                  <o:lock v:ext="edit" aspectratio="t"/>
+                </v:shape>
+              </v:group>
+            </w:pict>
+          </mc:Fallback>
+        </mc:AlternateContent>
+      </w:r>
     </w:p>
     <w:tbl>
       <w:tblPr>
@@ -8512,6 +8680,8 @@
         </w:rPr>
         <w:t>{% endif %}</w:t>
       </w:r>
+      <w:bookmarkStart w:id="27" w:name="_Toc21059"/>
+      <w:bookmarkStart w:id="28" w:name="_Toc14270"/>
       <w:r>
         <w:rPr>
           <w:rFonts w:ascii="Times New Roman" w:hAnsi="Times New Roman" w:eastAsia="微软雅黑" w:cs="黑体"/>
@@ -13243,9 +13413,9 @@
         </w:rPr>
       </w:pPr>
       <w:bookmarkStart w:id="32" w:name="_Toc23846_WPSOffice_Level1"/>
-      <w:bookmarkStart w:id="33" w:name="_Toc25727"/>
-      <w:bookmarkStart w:id="34" w:name="_Toc32443_WPSOffice_Level1"/>
-      <w:bookmarkStart w:id="35" w:name="_Toc23903"/>
+      <w:bookmarkStart w:id="33" w:name="_Toc32443_WPSOffice_Level1"/>
+      <w:bookmarkStart w:id="34" w:name="_Toc23903"/>
+      <w:bookmarkStart w:id="35" w:name="_Toc25727"/>
       <w:bookmarkStart w:id="36" w:name="_Toc4331_WPSOffice_Level1"/>
       <w:r>
         <w:rPr>
@@ -13315,8 +13485,8 @@
         </w:rPr>
       </w:pPr>
       <w:bookmarkStart w:id="37" w:name="_Toc10223"/>
-      <w:bookmarkStart w:id="38" w:name="_Toc106719764"/>
-      <w:bookmarkStart w:id="39" w:name="_Toc14330"/>
+      <w:bookmarkStart w:id="38" w:name="_Toc14330"/>
+      <w:bookmarkStart w:id="39" w:name="_Toc106719764"/>
       <w:bookmarkStart w:id="40" w:name="_Toc20034"/>
       <w:r>
         <w:rPr>
@@ -13394,6 +13564,12 @@
             <w:insideH w:val="dotted" w:color="033F86" w:sz="4" w:space="0"/>
             <w:insideV w:val="dotted" w:color="033F86" w:sz="4" w:space="0"/>
           </w:tblBorders>
+          <w:tblCellMar>
+            <w:top w:w="0" w:type="dxa"/>
+            <w:left w:w="108" w:type="dxa"/>
+            <w:bottom w:w="0" w:type="dxa"/>
+            <w:right w:w="108" w:type="dxa"/>
+          </w:tblCellMar>
         </w:tblPrEx>
         <w:trPr>
           <w:jc w:val="center"/>
@@ -16441,10 +16617,10 @@
       <w:bookmarkEnd w:id="35"/>
       <w:bookmarkEnd w:id="36"/>
       <w:bookmarkEnd w:id="42"/>
-      <w:bookmarkStart w:id="43" w:name="_Toc27302"/>
-      <w:bookmarkStart w:id="44" w:name="_Toc13196_WPSOffice_Level1"/>
-      <w:bookmarkStart w:id="45" w:name="_Toc21764_WPSOffice_Level1"/>
-      <w:bookmarkStart w:id="46" w:name="_Toc1707_WPSOffice_Level1"/>
+      <w:bookmarkStart w:id="43" w:name="_Toc21764_WPSOffice_Level1"/>
+      <w:bookmarkStart w:id="44" w:name="_Toc1707_WPSOffice_Level1"/>
+      <w:bookmarkStart w:id="45" w:name="_Toc13196_WPSOffice_Level1"/>
+      <w:bookmarkStart w:id="46" w:name="_Toc27302"/>
       <w:bookmarkStart w:id="47" w:name="_Toc28240"/>
     </w:p>
     <w:p>
@@ -20910,12 +21086,12 @@
           <w:lang w:val="en-US" w:eastAsia="zh-CN"/>
         </w:rPr>
       </w:pPr>
-      <w:bookmarkStart w:id="51" w:name="_Toc23683"/>
-      <w:bookmarkStart w:id="52" w:name="_Toc9066"/>
-      <w:bookmarkStart w:id="53" w:name="_Toc3674"/>
-      <w:bookmarkStart w:id="54" w:name="_Toc15840_WPSOffice_Level1"/>
-      <w:bookmarkStart w:id="55" w:name="_Toc24085_WPSOffice_Level1"/>
-      <w:bookmarkStart w:id="56" w:name="_Toc14255_WPSOffice_Level1"/>
+      <w:bookmarkStart w:id="51" w:name="_Toc15840_WPSOffice_Level1"/>
+      <w:bookmarkStart w:id="52" w:name="_Toc23683"/>
+      <w:bookmarkStart w:id="53" w:name="_Toc24085_WPSOffice_Level1"/>
+      <w:bookmarkStart w:id="54" w:name="_Toc14255_WPSOffice_Level1"/>
+      <w:bookmarkStart w:id="55" w:name="_Toc3674"/>
+      <w:bookmarkStart w:id="56" w:name="_Toc9066"/>
       <w:bookmarkStart w:id="57" w:name="_Hlk33190413"/>
       <w:bookmarkStart w:id="58" w:name="_Toc18699"/>
       <w:bookmarkStart w:id="59" w:name="_Toc28810_WPSOffice_Level1"/>
@@ -25026,14 +25202,14 @@
           <w:szCs w:val="22"/>
         </w:rPr>
       </w:pPr>
-      <w:bookmarkStart w:id="66" w:name="_Toc15716"/>
-      <w:bookmarkStart w:id="67" w:name="_Toc5400"/>
-      <w:bookmarkStart w:id="68" w:name="_Toc30922"/>
-      <w:bookmarkStart w:id="69" w:name="_Toc17547"/>
-      <w:bookmarkStart w:id="70" w:name="_Toc8993"/>
-      <w:bookmarkStart w:id="71" w:name="_Toc3846"/>
-      <w:bookmarkStart w:id="72" w:name="_Toc11525"/>
-      <w:bookmarkStart w:id="73" w:name="_Toc32060"/>
+      <w:bookmarkStart w:id="66" w:name="_Toc3846"/>
+      <w:bookmarkStart w:id="67" w:name="_Toc15716"/>
+      <w:bookmarkStart w:id="68" w:name="_Toc17547"/>
+      <w:bookmarkStart w:id="69" w:name="_Toc5400"/>
+      <w:bookmarkStart w:id="70" w:name="_Toc30922"/>
+      <w:bookmarkStart w:id="71" w:name="_Toc8993"/>
+      <w:bookmarkStart w:id="72" w:name="_Toc32060"/>
+      <w:bookmarkStart w:id="73" w:name="_Toc11525"/>
       <w:r>
         <w:rPr>
           <w:b w:val="0"/>
@@ -25199,14 +25375,14 @@
           <w:szCs w:val="22"/>
         </w:rPr>
       </w:pPr>
-      <w:bookmarkStart w:id="74" w:name="_Toc126"/>
-      <w:bookmarkStart w:id="75" w:name="_Toc24020"/>
-      <w:bookmarkStart w:id="76" w:name="_Toc15385"/>
-      <w:bookmarkStart w:id="77" w:name="_Toc10299"/>
-      <w:bookmarkStart w:id="78" w:name="_Toc22196"/>
-      <w:bookmarkStart w:id="79" w:name="_Toc22915"/>
-      <w:bookmarkStart w:id="80" w:name="_Toc11493"/>
-      <w:bookmarkStart w:id="81" w:name="_Toc30105"/>
+      <w:bookmarkStart w:id="74" w:name="_Toc24020"/>
+      <w:bookmarkStart w:id="75" w:name="_Toc22196"/>
+      <w:bookmarkStart w:id="76" w:name="_Toc126"/>
+      <w:bookmarkStart w:id="77" w:name="_Toc15385"/>
+      <w:bookmarkStart w:id="78" w:name="_Toc10299"/>
+      <w:bookmarkStart w:id="79" w:name="_Toc11493"/>
+      <w:bookmarkStart w:id="80" w:name="_Toc30105"/>
+      <w:bookmarkStart w:id="81" w:name="_Toc22915"/>
       <w:r>
         <w:rPr>
           <w:b w:val="0"/>
@@ -25421,12 +25597,12 @@
           <w:lang w:eastAsia="zh-CN"/>
         </w:rPr>
       </w:pPr>
-      <w:bookmarkStart w:id="82" w:name="_Toc159"/>
-      <w:bookmarkStart w:id="83" w:name="_Toc3409"/>
-      <w:bookmarkStart w:id="84" w:name="_Toc15114"/>
-      <w:bookmarkStart w:id="85" w:name="_Toc20170_WPSOffice_Level1"/>
-      <w:bookmarkStart w:id="86" w:name="_Toc28454_WPSOffice_Level1"/>
-      <w:bookmarkStart w:id="87" w:name="_Toc26985_WPSOffice_Level1"/>
+      <w:bookmarkStart w:id="82" w:name="_Toc3409"/>
+      <w:bookmarkStart w:id="83" w:name="_Toc15114"/>
+      <w:bookmarkStart w:id="84" w:name="_Toc159"/>
+      <w:bookmarkStart w:id="85" w:name="_Toc26985_WPSOffice_Level1"/>
+      <w:bookmarkStart w:id="86" w:name="_Toc20170_WPSOffice_Level1"/>
+      <w:bookmarkStart w:id="87" w:name="_Toc28454_WPSOffice_Level1"/>
       <w:r>
         <w:rPr>
           <w:rFonts w:hint="eastAsia"/>
@@ -26529,7 +26705,7 @@
                     </pic:cNvPicPr>
                   </pic:nvPicPr>
                   <pic:blipFill>
-                    <a:blip r:embed="rId17"/>
+                    <a:blip r:embed="rId18"/>
                     <a:stretch>
                       <a:fillRect/>
                     </a:stretch>
@@ -29213,6 +29389,7 @@
     <customSectPr/>
     <customSectPr/>
     <customSectPr/>
+    <customSectPr/>
   </customSectProps>
   <customShpExts>
     <customShpInfo spid="_x0000_s1026" textRotate="1"/>

--- a/WebContent/docx/中国人群BRCA12基因分子分型研究_胚系-武汉平安好医.docx
+++ b/WebContent/docx/中国人群BRCA12基因分子分型研究_胚系-武汉平安好医.docx
@@ -1530,7 +1530,7 @@
           <w:sz w:val="32"/>
           <w:lang w:eastAsia="zh-CN"/>
         </w:rPr>
-        <w:instrText xml:space="preserve"> HYPERLINK \l _Toc8659 </w:instrText>
+        <w:instrText xml:space="preserve"> HYPERLINK \l _Toc16046 </w:instrText>
       </w:r>
       <w:r>
         <w:rPr>
@@ -1580,7 +1580,7 @@
           <w:sz w:val="32"/>
           <w:lang w:eastAsia="zh-CN"/>
         </w:rPr>
-        <w:instrText xml:space="preserve"> PAGEREF _Toc8659 \h </w:instrText>
+        <w:instrText xml:space="preserve"> PAGEREF _Toc16046 \h </w:instrText>
       </w:r>
       <w:r>
         <w:rPr>
@@ -1655,7 +1655,7 @@
           <w:sz w:val="32"/>
           <w:lang w:eastAsia="zh-CN"/>
         </w:rPr>
-        <w:instrText xml:space="preserve"> HYPERLINK \l _Toc16060 </w:instrText>
+        <w:instrText xml:space="preserve"> HYPERLINK \l _Toc12792 </w:instrText>
       </w:r>
       <w:r>
         <w:rPr>
@@ -1705,7 +1705,7 @@
           <w:sz w:val="32"/>
           <w:lang w:eastAsia="zh-CN"/>
         </w:rPr>
-        <w:instrText xml:space="preserve"> PAGEREF _Toc16060 \h </w:instrText>
+        <w:instrText xml:space="preserve"> PAGEREF _Toc12792 \h </w:instrText>
       </w:r>
       <w:r>
         <w:rPr>
@@ -1780,7 +1780,7 @@
           <w:sz w:val="32"/>
           <w:lang w:eastAsia="zh-CN"/>
         </w:rPr>
-        <w:instrText xml:space="preserve"> HYPERLINK \l _Toc20052 </w:instrText>
+        <w:instrText xml:space="preserve"> HYPERLINK \l _Toc2742 </w:instrText>
       </w:r>
       <w:r>
         <w:rPr>
@@ -1840,7 +1840,7 @@
           <w:sz w:val="32"/>
           <w:lang w:eastAsia="zh-CN"/>
         </w:rPr>
-        <w:instrText xml:space="preserve"> PAGEREF _Toc20052 \h </w:instrText>
+        <w:instrText xml:space="preserve"> PAGEREF _Toc2742 \h </w:instrText>
       </w:r>
       <w:r>
         <w:rPr>
@@ -1889,42 +1889,47 @@
         <w:tabs>
           <w:tab w:val="right" w:leader="dot" w:pos="9870"/>
         </w:tabs>
-      </w:pPr>
-      <w:r>
-        <w:rPr>
-          <w:rFonts w:ascii="Times New Roman" w:hAnsi="Times New Roman" w:eastAsia="微软雅黑" w:cs="宋体"/>
-          <w:sz w:val="28"/>
-          <w:lang w:eastAsia="zh-CN"/>
-        </w:rPr>
-        <w:fldChar w:fldCharType="begin"/>
-      </w:r>
-      <w:r>
-        <w:rPr>
-          <w:rFonts w:ascii="Times New Roman" w:hAnsi="Times New Roman" w:eastAsia="微软雅黑" w:cs="宋体"/>
-          <w:sz w:val="28"/>
-          <w:lang w:eastAsia="zh-CN"/>
-        </w:rPr>
-        <w:instrText xml:space="preserve"> HYPERLINK \l _Toc30065 </w:instrText>
-      </w:r>
-      <w:r>
-        <w:rPr>
-          <w:rFonts w:ascii="Times New Roman" w:hAnsi="Times New Roman" w:eastAsia="微软雅黑" w:cs="宋体"/>
-          <w:sz w:val="28"/>
-          <w:lang w:eastAsia="zh-CN"/>
-        </w:rPr>
-        <w:fldChar w:fldCharType="separate"/>
-      </w:r>
-      <w:r>
         <w:rPr>
           <w:rFonts w:hint="eastAsia" w:ascii="Times New Roman" w:hAnsi="Times New Roman" w:eastAsia="微软雅黑" w:cs="宋体"/>
           <w:sz w:val="28"/>
           <w:lang w:eastAsia="zh-CN"/>
         </w:rPr>
+      </w:pPr>
+      <w:r>
+        <w:rPr>
+          <w:rFonts w:hint="eastAsia" w:ascii="Times New Roman" w:hAnsi="Times New Roman" w:eastAsia="微软雅黑" w:cs="宋体"/>
+          <w:sz w:val="28"/>
+          <w:lang w:eastAsia="zh-CN"/>
+        </w:rPr>
+        <w:fldChar w:fldCharType="begin"/>
+      </w:r>
+      <w:r>
+        <w:rPr>
+          <w:rFonts w:hint="eastAsia" w:ascii="Times New Roman" w:hAnsi="Times New Roman" w:eastAsia="微软雅黑" w:cs="宋体"/>
+          <w:sz w:val="28"/>
+          <w:lang w:eastAsia="zh-CN"/>
+        </w:rPr>
+        <w:instrText xml:space="preserve"> HYPERLINK \l _Toc9306 </w:instrText>
+      </w:r>
+      <w:r>
+        <w:rPr>
+          <w:rFonts w:hint="eastAsia" w:ascii="Times New Roman" w:hAnsi="Times New Roman" w:eastAsia="微软雅黑" w:cs="宋体"/>
+          <w:sz w:val="28"/>
+          <w:lang w:eastAsia="zh-CN"/>
+        </w:rPr>
+        <w:fldChar w:fldCharType="separate"/>
+      </w:r>
+      <w:r>
+        <w:rPr>
+          <w:rFonts w:hint="eastAsia" w:ascii="Times New Roman" w:hAnsi="Times New Roman" w:eastAsia="微软雅黑" w:cs="宋体"/>
+          <w:sz w:val="28"/>
+          <w:lang w:eastAsia="zh-CN"/>
+        </w:rPr>
         <w:t>检测结果小结</w:t>
       </w:r>
       <w:r>
         <w:rPr>
-          <w:rFonts w:ascii="Times New Roman" w:hAnsi="Times New Roman" w:eastAsia="微软雅黑" w:cs="宋体"/>
+          <w:rFonts w:hint="eastAsia" w:ascii="Times New Roman" w:hAnsi="Times New Roman" w:eastAsia="微软雅黑" w:cs="宋体"/>
           <w:sz w:val="28"/>
           <w:lang w:eastAsia="zh-CN"/>
         </w:rPr>
@@ -1932,7 +1937,7 @@
       </w:r>
       <w:r>
         <w:rPr>
-          <w:rFonts w:ascii="Times New Roman" w:hAnsi="Times New Roman" w:eastAsia="微软雅黑" w:cs="宋体"/>
+          <w:rFonts w:hint="eastAsia" w:ascii="Times New Roman" w:hAnsi="Times New Roman" w:eastAsia="微软雅黑" w:cs="宋体"/>
           <w:sz w:val="28"/>
           <w:lang w:eastAsia="zh-CN"/>
         </w:rPr>
@@ -1940,15 +1945,15 @@
       </w:r>
       <w:r>
         <w:rPr>
-          <w:rFonts w:ascii="Times New Roman" w:hAnsi="Times New Roman" w:eastAsia="微软雅黑" w:cs="宋体"/>
+          <w:rFonts w:hint="eastAsia" w:ascii="Times New Roman" w:hAnsi="Times New Roman" w:eastAsia="微软雅黑" w:cs="宋体"/>
           <w:sz w:val="28"/>
           <w:lang w:eastAsia="zh-CN"/>
         </w:rPr>
-        <w:instrText xml:space="preserve"> PAGEREF _Toc30065 \h </w:instrText>
-      </w:r>
-      <w:r>
-        <w:rPr>
-          <w:rFonts w:ascii="Times New Roman" w:hAnsi="Times New Roman" w:eastAsia="微软雅黑" w:cs="宋体"/>
+        <w:instrText xml:space="preserve"> PAGEREF _Toc9306 \h </w:instrText>
+      </w:r>
+      <w:r>
+        <w:rPr>
+          <w:rFonts w:hint="eastAsia" w:ascii="Times New Roman" w:hAnsi="Times New Roman" w:eastAsia="微软雅黑" w:cs="宋体"/>
           <w:sz w:val="28"/>
           <w:lang w:eastAsia="zh-CN"/>
         </w:rPr>
@@ -1956,7 +1961,7 @@
       </w:r>
       <w:r>
         <w:rPr>
-          <w:rFonts w:ascii="Times New Roman" w:hAnsi="Times New Roman" w:eastAsia="微软雅黑" w:cs="宋体"/>
+          <w:rFonts w:hint="eastAsia" w:ascii="Times New Roman" w:hAnsi="Times New Roman" w:eastAsia="微软雅黑" w:cs="宋体"/>
           <w:sz w:val="28"/>
           <w:lang w:eastAsia="zh-CN"/>
         </w:rPr>
@@ -1964,7 +1969,7 @@
       </w:r>
       <w:r>
         <w:rPr>
-          <w:rFonts w:ascii="Times New Roman" w:hAnsi="Times New Roman" w:eastAsia="微软雅黑" w:cs="宋体"/>
+          <w:rFonts w:hint="eastAsia" w:ascii="Times New Roman" w:hAnsi="Times New Roman" w:eastAsia="微软雅黑" w:cs="宋体"/>
           <w:sz w:val="28"/>
           <w:lang w:eastAsia="zh-CN"/>
         </w:rPr>
@@ -1972,7 +1977,7 @@
       </w:r>
       <w:r>
         <w:rPr>
-          <w:rFonts w:ascii="Times New Roman" w:hAnsi="Times New Roman" w:eastAsia="微软雅黑" w:cs="宋体"/>
+          <w:rFonts w:hint="eastAsia" w:ascii="Times New Roman" w:hAnsi="Times New Roman" w:eastAsia="微软雅黑" w:cs="宋体"/>
           <w:sz w:val="28"/>
           <w:lang w:eastAsia="zh-CN"/>
         </w:rPr>
@@ -2011,7 +2016,7 @@
           <w:sz w:val="32"/>
           <w:lang w:eastAsia="zh-CN"/>
         </w:rPr>
-        <w:instrText xml:space="preserve"> HYPERLINK \l _Toc25759 </w:instrText>
+        <w:instrText xml:space="preserve"> HYPERLINK \l _Toc30914 </w:instrText>
       </w:r>
       <w:r>
         <w:rPr>
@@ -2061,7 +2066,7 @@
           <w:sz w:val="32"/>
           <w:lang w:eastAsia="zh-CN"/>
         </w:rPr>
-        <w:instrText xml:space="preserve"> PAGEREF _Toc25759 \h </w:instrText>
+        <w:instrText xml:space="preserve"> PAGEREF _Toc30914 \h </w:instrText>
       </w:r>
       <w:r>
         <w:rPr>
@@ -2108,18 +2113,17 @@
       <w:pPr>
         <w:pStyle w:val="12"/>
         <w:tabs>
-          <w:tab w:val="right" w:leader="dot" w:pos="9861"/>
+          <w:tab w:val="right" w:leader="dot" w:pos="9870"/>
         </w:tabs>
-        <w:ind w:left="440"/>
-        <w:rPr>
-          <w:rFonts w:ascii="Times New Roman" w:hAnsi="Times New Roman" w:eastAsia="微软雅黑" w:cs="宋体"/>
+        <w:rPr>
+          <w:rFonts w:hint="eastAsia" w:ascii="Times New Roman" w:hAnsi="Times New Roman" w:eastAsia="微软雅黑" w:cs="宋体"/>
           <w:sz w:val="28"/>
           <w:lang w:eastAsia="zh-CN"/>
         </w:rPr>
       </w:pPr>
       <w:r>
         <w:rPr>
-          <w:rFonts w:ascii="Times New Roman" w:hAnsi="Times New Roman" w:eastAsia="微软雅黑" w:cs="宋体"/>
+          <w:rFonts w:hint="eastAsia" w:ascii="Times New Roman" w:hAnsi="Times New Roman" w:eastAsia="微软雅黑" w:cs="宋体"/>
           <w:sz w:val="28"/>
           <w:lang w:eastAsia="zh-CN"/>
         </w:rPr>
@@ -2127,15 +2131,15 @@
       </w:r>
       <w:r>
         <w:rPr>
-          <w:rFonts w:ascii="Times New Roman" w:hAnsi="Times New Roman" w:eastAsia="微软雅黑" w:cs="宋体"/>
+          <w:rFonts w:hint="eastAsia" w:ascii="Times New Roman" w:hAnsi="Times New Roman" w:eastAsia="微软雅黑" w:cs="宋体"/>
           <w:sz w:val="28"/>
           <w:lang w:eastAsia="zh-CN"/>
         </w:rPr>
-        <w:instrText xml:space="preserve"> HYPERLINK \l _Toc30454 </w:instrText>
-      </w:r>
-      <w:r>
-        <w:rPr>
-          <w:rFonts w:ascii="Times New Roman" w:hAnsi="Times New Roman" w:eastAsia="微软雅黑" w:cs="宋体"/>
+        <w:instrText xml:space="preserve"> HYPERLINK \l _Toc12478 </w:instrText>
+      </w:r>
+      <w:r>
+        <w:rPr>
+          <w:rFonts w:hint="eastAsia" w:ascii="Times New Roman" w:hAnsi="Times New Roman" w:eastAsia="微软雅黑" w:cs="宋体"/>
           <w:sz w:val="28"/>
           <w:lang w:eastAsia="zh-CN"/>
         </w:rPr>
@@ -2167,7 +2171,7 @@
       </w:r>
       <w:r>
         <w:rPr>
-          <w:rFonts w:ascii="Times New Roman" w:hAnsi="Times New Roman" w:eastAsia="微软雅黑" w:cs="宋体"/>
+          <w:rFonts w:hint="eastAsia" w:ascii="Times New Roman" w:hAnsi="Times New Roman" w:eastAsia="微软雅黑" w:cs="宋体"/>
           <w:sz w:val="28"/>
           <w:lang w:eastAsia="zh-CN"/>
         </w:rPr>
@@ -2175,7 +2179,7 @@
       </w:r>
       <w:r>
         <w:rPr>
-          <w:rFonts w:ascii="Times New Roman" w:hAnsi="Times New Roman" w:eastAsia="微软雅黑" w:cs="宋体"/>
+          <w:rFonts w:hint="eastAsia" w:ascii="Times New Roman" w:hAnsi="Times New Roman" w:eastAsia="微软雅黑" w:cs="宋体"/>
           <w:sz w:val="28"/>
           <w:lang w:eastAsia="zh-CN"/>
         </w:rPr>
@@ -2183,15 +2187,15 @@
       </w:r>
       <w:r>
         <w:rPr>
-          <w:rFonts w:ascii="Times New Roman" w:hAnsi="Times New Roman" w:eastAsia="微软雅黑" w:cs="宋体"/>
+          <w:rFonts w:hint="eastAsia" w:ascii="Times New Roman" w:hAnsi="Times New Roman" w:eastAsia="微软雅黑" w:cs="宋体"/>
           <w:sz w:val="28"/>
           <w:lang w:eastAsia="zh-CN"/>
         </w:rPr>
-        <w:instrText xml:space="preserve"> PAGEREF _Toc30454 \h </w:instrText>
-      </w:r>
-      <w:r>
-        <w:rPr>
-          <w:rFonts w:ascii="Times New Roman" w:hAnsi="Times New Roman" w:eastAsia="微软雅黑" w:cs="宋体"/>
+        <w:instrText xml:space="preserve"> PAGEREF _Toc12478 \h </w:instrText>
+      </w:r>
+      <w:r>
+        <w:rPr>
+          <w:rFonts w:hint="eastAsia" w:ascii="Times New Roman" w:hAnsi="Times New Roman" w:eastAsia="微软雅黑" w:cs="宋体"/>
           <w:sz w:val="28"/>
           <w:lang w:eastAsia="zh-CN"/>
         </w:rPr>
@@ -2199,7 +2203,7 @@
       </w:r>
       <w:r>
         <w:rPr>
-          <w:rFonts w:ascii="Times New Roman" w:hAnsi="Times New Roman" w:eastAsia="微软雅黑" w:cs="宋体"/>
+          <w:rFonts w:hint="eastAsia" w:ascii="Times New Roman" w:hAnsi="Times New Roman" w:eastAsia="微软雅黑" w:cs="宋体"/>
           <w:sz w:val="28"/>
           <w:lang w:eastAsia="zh-CN"/>
         </w:rPr>
@@ -2207,7 +2211,7 @@
       </w:r>
       <w:r>
         <w:rPr>
-          <w:rFonts w:ascii="Times New Roman" w:hAnsi="Times New Roman" w:eastAsia="微软雅黑" w:cs="宋体"/>
+          <w:rFonts w:hint="eastAsia" w:ascii="Times New Roman" w:hAnsi="Times New Roman" w:eastAsia="微软雅黑" w:cs="宋体"/>
           <w:sz w:val="28"/>
           <w:lang w:eastAsia="zh-CN"/>
         </w:rPr>
@@ -2215,7 +2219,7 @@
       </w:r>
       <w:r>
         <w:rPr>
-          <w:rFonts w:ascii="Times New Roman" w:hAnsi="Times New Roman" w:eastAsia="微软雅黑" w:cs="宋体"/>
+          <w:rFonts w:hint="eastAsia" w:ascii="Times New Roman" w:hAnsi="Times New Roman" w:eastAsia="微软雅黑" w:cs="宋体"/>
           <w:sz w:val="28"/>
           <w:lang w:eastAsia="zh-CN"/>
         </w:rPr>
@@ -2271,50 +2275,49 @@
       <w:pPr>
         <w:pStyle w:val="12"/>
         <w:tabs>
-          <w:tab w:val="right" w:leader="dot" w:pos="9861"/>
+          <w:tab w:val="right" w:leader="dot" w:pos="9870"/>
         </w:tabs>
-        <w:ind w:left="440"/>
-        <w:rPr>
-          <w:rFonts w:ascii="Times New Roman" w:hAnsi="Times New Roman" w:eastAsia="微软雅黑" w:cs="宋体"/>
-          <w:sz w:val="28"/>
-          <w:lang w:eastAsia="zh-CN"/>
-        </w:rPr>
-      </w:pPr>
-      <w:r>
-        <w:rPr>
-          <w:rFonts w:ascii="Times New Roman" w:hAnsi="Times New Roman" w:eastAsia="微软雅黑" w:cs="宋体"/>
-          <w:sz w:val="28"/>
-          <w:lang w:eastAsia="zh-CN"/>
-        </w:rPr>
-        <w:fldChar w:fldCharType="begin"/>
-      </w:r>
-      <w:r>
-        <w:rPr>
-          <w:rFonts w:ascii="Times New Roman" w:hAnsi="Times New Roman" w:eastAsia="微软雅黑" w:cs="宋体"/>
-          <w:sz w:val="28"/>
-          <w:lang w:eastAsia="zh-CN"/>
-        </w:rPr>
-        <w:instrText xml:space="preserve"> HYPERLINK \l _Toc14330 </w:instrText>
-      </w:r>
-      <w:r>
-        <w:rPr>
-          <w:rFonts w:ascii="Times New Roman" w:hAnsi="Times New Roman" w:eastAsia="微软雅黑" w:cs="宋体"/>
-          <w:sz w:val="28"/>
-          <w:lang w:eastAsia="zh-CN"/>
-        </w:rPr>
-        <w:fldChar w:fldCharType="separate"/>
-      </w:r>
-      <w:r>
         <w:rPr>
           <w:rFonts w:hint="eastAsia" w:ascii="Times New Roman" w:hAnsi="Times New Roman" w:eastAsia="微软雅黑" w:cs="宋体"/>
           <w:sz w:val="28"/>
           <w:lang w:eastAsia="zh-CN"/>
         </w:rPr>
+      </w:pPr>
+      <w:r>
+        <w:rPr>
+          <w:rFonts w:hint="eastAsia" w:ascii="Times New Roman" w:hAnsi="Times New Roman" w:eastAsia="微软雅黑" w:cs="宋体"/>
+          <w:sz w:val="28"/>
+          <w:lang w:eastAsia="zh-CN"/>
+        </w:rPr>
+        <w:fldChar w:fldCharType="begin"/>
+      </w:r>
+      <w:r>
+        <w:rPr>
+          <w:rFonts w:hint="eastAsia" w:ascii="Times New Roman" w:hAnsi="Times New Roman" w:eastAsia="微软雅黑" w:cs="宋体"/>
+          <w:sz w:val="28"/>
+          <w:lang w:eastAsia="zh-CN"/>
+        </w:rPr>
+        <w:instrText xml:space="preserve"> HYPERLINK \l _Toc23972 </w:instrText>
+      </w:r>
+      <w:r>
+        <w:rPr>
+          <w:rFonts w:hint="eastAsia" w:ascii="Times New Roman" w:hAnsi="Times New Roman" w:eastAsia="微软雅黑" w:cs="宋体"/>
+          <w:sz w:val="28"/>
+          <w:lang w:eastAsia="zh-CN"/>
+        </w:rPr>
+        <w:fldChar w:fldCharType="separate"/>
+      </w:r>
+      <w:r>
+        <w:rPr>
+          <w:rFonts w:hint="eastAsia" w:ascii="Times New Roman" w:hAnsi="Times New Roman" w:eastAsia="微软雅黑" w:cs="宋体"/>
+          <w:sz w:val="28"/>
+          <w:lang w:eastAsia="zh-CN"/>
+        </w:rPr>
         <w:t>PD-L1检测结果</w:t>
       </w:r>
       <w:r>
         <w:rPr>
-          <w:rFonts w:ascii="Times New Roman" w:hAnsi="Times New Roman" w:eastAsia="微软雅黑" w:cs="宋体"/>
+          <w:rFonts w:hint="eastAsia" w:ascii="Times New Roman" w:hAnsi="Times New Roman" w:eastAsia="微软雅黑" w:cs="宋体"/>
           <w:sz w:val="28"/>
           <w:lang w:eastAsia="zh-CN"/>
         </w:rPr>
@@ -2322,7 +2325,7 @@
       </w:r>
       <w:r>
         <w:rPr>
-          <w:rFonts w:ascii="Times New Roman" w:hAnsi="Times New Roman" w:eastAsia="微软雅黑" w:cs="宋体"/>
+          <w:rFonts w:hint="eastAsia" w:ascii="Times New Roman" w:hAnsi="Times New Roman" w:eastAsia="微软雅黑" w:cs="宋体"/>
           <w:sz w:val="28"/>
           <w:lang w:eastAsia="zh-CN"/>
         </w:rPr>
@@ -2330,15 +2333,15 @@
       </w:r>
       <w:r>
         <w:rPr>
-          <w:rFonts w:ascii="Times New Roman" w:hAnsi="Times New Roman" w:eastAsia="微软雅黑" w:cs="宋体"/>
+          <w:rFonts w:hint="eastAsia" w:ascii="Times New Roman" w:hAnsi="Times New Roman" w:eastAsia="微软雅黑" w:cs="宋体"/>
           <w:sz w:val="28"/>
           <w:lang w:eastAsia="zh-CN"/>
         </w:rPr>
-        <w:instrText xml:space="preserve"> PAGEREF _Toc14330 \h </w:instrText>
-      </w:r>
-      <w:r>
-        <w:rPr>
-          <w:rFonts w:ascii="Times New Roman" w:hAnsi="Times New Roman" w:eastAsia="微软雅黑" w:cs="宋体"/>
+        <w:instrText xml:space="preserve"> PAGEREF _Toc23972 \h </w:instrText>
+      </w:r>
+      <w:r>
+        <w:rPr>
+          <w:rFonts w:hint="eastAsia" w:ascii="Times New Roman" w:hAnsi="Times New Roman" w:eastAsia="微软雅黑" w:cs="宋体"/>
           <w:sz w:val="28"/>
           <w:lang w:eastAsia="zh-CN"/>
         </w:rPr>
@@ -2346,7 +2349,7 @@
       </w:r>
       <w:r>
         <w:rPr>
-          <w:rFonts w:ascii="Times New Roman" w:hAnsi="Times New Roman" w:eastAsia="微软雅黑" w:cs="宋体"/>
+          <w:rFonts w:hint="eastAsia" w:ascii="Times New Roman" w:hAnsi="Times New Roman" w:eastAsia="微软雅黑" w:cs="宋体"/>
           <w:sz w:val="28"/>
           <w:lang w:eastAsia="zh-CN"/>
         </w:rPr>
@@ -2354,7 +2357,7 @@
       </w:r>
       <w:r>
         <w:rPr>
-          <w:rFonts w:ascii="Times New Roman" w:hAnsi="Times New Roman" w:eastAsia="微软雅黑" w:cs="宋体"/>
+          <w:rFonts w:hint="eastAsia" w:ascii="Times New Roman" w:hAnsi="Times New Roman" w:eastAsia="微软雅黑" w:cs="宋体"/>
           <w:sz w:val="28"/>
           <w:lang w:eastAsia="zh-CN"/>
         </w:rPr>
@@ -2362,7 +2365,7 @@
       </w:r>
       <w:r>
         <w:rPr>
-          <w:rFonts w:ascii="Times New Roman" w:hAnsi="Times New Roman" w:eastAsia="微软雅黑" w:cs="宋体"/>
+          <w:rFonts w:hint="eastAsia" w:ascii="Times New Roman" w:hAnsi="Times New Roman" w:eastAsia="微软雅黑" w:cs="宋体"/>
           <w:sz w:val="28"/>
           <w:lang w:eastAsia="zh-CN"/>
         </w:rPr>
@@ -2410,7 +2413,7 @@
           <w:sz w:val="32"/>
           <w:lang w:eastAsia="zh-CN"/>
         </w:rPr>
-        <w:instrText xml:space="preserve"> HYPERLINK \l _Toc1473 </w:instrText>
+        <w:instrText xml:space="preserve"> HYPERLINK \l _Toc15127 </w:instrText>
       </w:r>
       <w:r>
         <w:rPr>
@@ -2460,7 +2463,7 @@
           <w:sz w:val="32"/>
           <w:lang w:eastAsia="zh-CN"/>
         </w:rPr>
-        <w:instrText xml:space="preserve"> PAGEREF _Toc1473 \h </w:instrText>
+        <w:instrText xml:space="preserve"> PAGEREF _Toc15127 \h </w:instrText>
       </w:r>
       <w:r>
         <w:rPr>
@@ -2507,18 +2510,17 @@
       <w:pPr>
         <w:pStyle w:val="12"/>
         <w:tabs>
-          <w:tab w:val="right" w:leader="dot" w:pos="9861"/>
+          <w:tab w:val="right" w:leader="dot" w:pos="9870"/>
         </w:tabs>
-        <w:ind w:left="440"/>
-        <w:rPr>
-          <w:rFonts w:ascii="Times New Roman" w:hAnsi="Times New Roman" w:eastAsia="微软雅黑" w:cs="宋体"/>
+        <w:rPr>
+          <w:rFonts w:hint="eastAsia" w:ascii="Times New Roman" w:hAnsi="Times New Roman" w:eastAsia="微软雅黑" w:cs="宋体"/>
           <w:sz w:val="28"/>
           <w:lang w:eastAsia="zh-CN"/>
         </w:rPr>
       </w:pPr>
       <w:r>
         <w:rPr>
-          <w:rFonts w:ascii="Times New Roman" w:hAnsi="Times New Roman" w:eastAsia="微软雅黑" w:cs="宋体"/>
+          <w:rFonts w:hint="eastAsia" w:ascii="Times New Roman" w:hAnsi="Times New Roman" w:eastAsia="微软雅黑" w:cs="宋体"/>
           <w:sz w:val="28"/>
           <w:lang w:eastAsia="zh-CN"/>
         </w:rPr>
@@ -2526,15 +2528,15 @@
       </w:r>
       <w:r>
         <w:rPr>
-          <w:rFonts w:ascii="Times New Roman" w:hAnsi="Times New Roman" w:eastAsia="微软雅黑" w:cs="宋体"/>
+          <w:rFonts w:hint="eastAsia" w:ascii="Times New Roman" w:hAnsi="Times New Roman" w:eastAsia="微软雅黑" w:cs="宋体"/>
           <w:sz w:val="28"/>
           <w:lang w:eastAsia="zh-CN"/>
         </w:rPr>
-        <w:instrText xml:space="preserve"> HYPERLINK \l _Toc16162 </w:instrText>
-      </w:r>
-      <w:r>
-        <w:rPr>
-          <w:rFonts w:ascii="Times New Roman" w:hAnsi="Times New Roman" w:eastAsia="微软雅黑" w:cs="宋体"/>
+        <w:instrText xml:space="preserve"> HYPERLINK \l _Toc3645 </w:instrText>
+      </w:r>
+      <w:r>
+        <w:rPr>
+          <w:rFonts w:hint="eastAsia" w:ascii="Times New Roman" w:hAnsi="Times New Roman" w:eastAsia="微软雅黑" w:cs="宋体"/>
           <w:sz w:val="28"/>
           <w:lang w:eastAsia="zh-CN"/>
         </w:rPr>
@@ -2566,7 +2568,7 @@
       </w:r>
       <w:r>
         <w:rPr>
-          <w:rFonts w:ascii="Times New Roman" w:hAnsi="Times New Roman" w:eastAsia="微软雅黑" w:cs="宋体"/>
+          <w:rFonts w:hint="eastAsia" w:ascii="Times New Roman" w:hAnsi="Times New Roman" w:eastAsia="微软雅黑" w:cs="宋体"/>
           <w:sz w:val="28"/>
           <w:lang w:eastAsia="zh-CN"/>
         </w:rPr>
@@ -2574,7 +2576,7 @@
       </w:r>
       <w:r>
         <w:rPr>
-          <w:rFonts w:ascii="Times New Roman" w:hAnsi="Times New Roman" w:eastAsia="微软雅黑" w:cs="宋体"/>
+          <w:rFonts w:hint="eastAsia" w:ascii="Times New Roman" w:hAnsi="Times New Roman" w:eastAsia="微软雅黑" w:cs="宋体"/>
           <w:sz w:val="28"/>
           <w:lang w:eastAsia="zh-CN"/>
         </w:rPr>
@@ -2582,15 +2584,15 @@
       </w:r>
       <w:r>
         <w:rPr>
-          <w:rFonts w:ascii="Times New Roman" w:hAnsi="Times New Roman" w:eastAsia="微软雅黑" w:cs="宋体"/>
+          <w:rFonts w:hint="eastAsia" w:ascii="Times New Roman" w:hAnsi="Times New Roman" w:eastAsia="微软雅黑" w:cs="宋体"/>
           <w:sz w:val="28"/>
           <w:lang w:eastAsia="zh-CN"/>
         </w:rPr>
-        <w:instrText xml:space="preserve"> PAGEREF _Toc16162 \h </w:instrText>
-      </w:r>
-      <w:r>
-        <w:rPr>
-          <w:rFonts w:ascii="Times New Roman" w:hAnsi="Times New Roman" w:eastAsia="微软雅黑" w:cs="宋体"/>
+        <w:instrText xml:space="preserve"> PAGEREF _Toc3645 \h </w:instrText>
+      </w:r>
+      <w:r>
+        <w:rPr>
+          <w:rFonts w:hint="eastAsia" w:ascii="Times New Roman" w:hAnsi="Times New Roman" w:eastAsia="微软雅黑" w:cs="宋体"/>
           <w:sz w:val="28"/>
           <w:lang w:eastAsia="zh-CN"/>
         </w:rPr>
@@ -2598,7 +2600,7 @@
       </w:r>
       <w:r>
         <w:rPr>
-          <w:rFonts w:ascii="Times New Roman" w:hAnsi="Times New Roman" w:eastAsia="微软雅黑" w:cs="宋体"/>
+          <w:rFonts w:hint="eastAsia" w:ascii="Times New Roman" w:hAnsi="Times New Roman" w:eastAsia="微软雅黑" w:cs="宋体"/>
           <w:sz w:val="28"/>
           <w:lang w:eastAsia="zh-CN"/>
         </w:rPr>
@@ -2606,7 +2608,7 @@
       </w:r>
       <w:r>
         <w:rPr>
-          <w:rFonts w:ascii="Times New Roman" w:hAnsi="Times New Roman" w:eastAsia="微软雅黑" w:cs="宋体"/>
+          <w:rFonts w:hint="eastAsia" w:ascii="Times New Roman" w:hAnsi="Times New Roman" w:eastAsia="微软雅黑" w:cs="宋体"/>
           <w:sz w:val="28"/>
           <w:lang w:eastAsia="zh-CN"/>
         </w:rPr>
@@ -2614,23 +2616,22 @@
       </w:r>
       <w:r>
         <w:rPr>
-          <w:rFonts w:ascii="Times New Roman" w:hAnsi="Times New Roman" w:eastAsia="微软雅黑" w:cs="宋体"/>
+          <w:rFonts w:hint="eastAsia" w:ascii="Times New Roman" w:hAnsi="Times New Roman" w:eastAsia="微软雅黑" w:cs="宋体"/>
           <w:sz w:val="28"/>
           <w:lang w:eastAsia="zh-CN"/>
         </w:rPr>
         <w:fldChar w:fldCharType="end"/>
       </w:r>
-      <w:bookmarkStart w:id="0" w:name="OLE_LINK10"/>
       <w:r>
         <w:rPr>
           <w:rFonts w:hint="eastAsia" w:ascii="Times New Roman" w:hAnsi="Times New Roman" w:eastAsia="微软雅黑" w:cs="宋体"/>
-          <w:sz w:val="24"/>
-          <w:szCs w:val="24"/>
+          <w:sz w:val="28"/>
           <w:lang w:eastAsia="zh-CN"/>
         </w:rPr>
         <w:t>{% endif %}</w:t>
       </w:r>
-      <w:bookmarkEnd w:id="0"/>
+      <w:bookmarkStart w:id="93" w:name="_GoBack"/>
+      <w:bookmarkEnd w:id="93"/>
     </w:p>
     <w:p>
       <w:pPr>
@@ -2664,7 +2665,7 @@
           <w:sz w:val="32"/>
           <w:lang w:eastAsia="zh-CN"/>
         </w:rPr>
-        <w:instrText xml:space="preserve"> HYPERLINK \l _Toc27473 </w:instrText>
+        <w:instrText xml:space="preserve"> HYPERLINK \l _Toc19066 </w:instrText>
       </w:r>
       <w:r>
         <w:rPr>
@@ -2714,7 +2715,7 @@
           <w:sz w:val="32"/>
           <w:lang w:eastAsia="zh-CN"/>
         </w:rPr>
-        <w:instrText xml:space="preserve"> PAGEREF _Toc27473 \h </w:instrText>
+        <w:instrText xml:space="preserve"> PAGEREF _Toc19066 \h </w:instrText>
       </w:r>
       <w:r>
         <w:rPr>
@@ -2761,18 +2762,17 @@
       <w:pPr>
         <w:pStyle w:val="12"/>
         <w:tabs>
-          <w:tab w:val="right" w:leader="dot" w:pos="9861"/>
+          <w:tab w:val="right" w:leader="dot" w:pos="9870"/>
         </w:tabs>
-        <w:ind w:left="440"/>
-        <w:rPr>
-          <w:rFonts w:ascii="Times New Roman" w:hAnsi="Times New Roman" w:eastAsia="微软雅黑" w:cs="宋体"/>
+        <w:rPr>
+          <w:rFonts w:hint="eastAsia" w:ascii="Times New Roman" w:hAnsi="Times New Roman" w:eastAsia="微软雅黑" w:cs="宋体"/>
           <w:sz w:val="28"/>
           <w:lang w:eastAsia="zh-CN"/>
         </w:rPr>
       </w:pPr>
       <w:r>
         <w:rPr>
-          <w:rFonts w:ascii="Times New Roman" w:hAnsi="Times New Roman" w:eastAsia="微软雅黑" w:cs="宋体"/>
+          <w:rFonts w:hint="eastAsia" w:ascii="Times New Roman" w:hAnsi="Times New Roman" w:eastAsia="微软雅黑" w:cs="宋体"/>
           <w:sz w:val="28"/>
           <w:lang w:eastAsia="zh-CN"/>
         </w:rPr>
@@ -2780,15 +2780,15 @@
       </w:r>
       <w:r>
         <w:rPr>
-          <w:rFonts w:ascii="Times New Roman" w:hAnsi="Times New Roman" w:eastAsia="微软雅黑" w:cs="宋体"/>
+          <w:rFonts w:hint="eastAsia" w:ascii="Times New Roman" w:hAnsi="Times New Roman" w:eastAsia="微软雅黑" w:cs="宋体"/>
           <w:sz w:val="28"/>
           <w:lang w:eastAsia="zh-CN"/>
         </w:rPr>
-        <w:instrText xml:space="preserve"> HYPERLINK \l _Toc23683 </w:instrText>
-      </w:r>
-      <w:r>
-        <w:rPr>
-          <w:rFonts w:ascii="Times New Roman" w:hAnsi="Times New Roman" w:eastAsia="微软雅黑" w:cs="宋体"/>
+        <w:instrText xml:space="preserve"> HYPERLINK \l _Toc19494 </w:instrText>
+      </w:r>
+      <w:r>
+        <w:rPr>
+          <w:rFonts w:hint="eastAsia" w:ascii="Times New Roman" w:hAnsi="Times New Roman" w:eastAsia="微软雅黑" w:cs="宋体"/>
           <w:sz w:val="28"/>
           <w:lang w:eastAsia="zh-CN"/>
         </w:rPr>
@@ -2804,7 +2804,7 @@
       </w:r>
       <w:r>
         <w:rPr>
-          <w:rFonts w:ascii="Times New Roman" w:hAnsi="Times New Roman" w:eastAsia="微软雅黑" w:cs="宋体"/>
+          <w:rFonts w:hint="eastAsia" w:ascii="Times New Roman" w:hAnsi="Times New Roman" w:eastAsia="微软雅黑" w:cs="宋体"/>
           <w:sz w:val="28"/>
           <w:lang w:eastAsia="zh-CN"/>
         </w:rPr>
@@ -2812,7 +2812,7 @@
       </w:r>
       <w:r>
         <w:rPr>
-          <w:rFonts w:ascii="Times New Roman" w:hAnsi="Times New Roman" w:eastAsia="微软雅黑" w:cs="宋体"/>
+          <w:rFonts w:hint="eastAsia" w:ascii="Times New Roman" w:hAnsi="Times New Roman" w:eastAsia="微软雅黑" w:cs="宋体"/>
           <w:sz w:val="28"/>
           <w:lang w:eastAsia="zh-CN"/>
         </w:rPr>
@@ -2820,15 +2820,15 @@
       </w:r>
       <w:r>
         <w:rPr>
-          <w:rFonts w:ascii="Times New Roman" w:hAnsi="Times New Roman" w:eastAsia="微软雅黑" w:cs="宋体"/>
+          <w:rFonts w:hint="eastAsia" w:ascii="Times New Roman" w:hAnsi="Times New Roman" w:eastAsia="微软雅黑" w:cs="宋体"/>
           <w:sz w:val="28"/>
           <w:lang w:eastAsia="zh-CN"/>
         </w:rPr>
-        <w:instrText xml:space="preserve"> PAGEREF _Toc23683 \h </w:instrText>
-      </w:r>
-      <w:r>
-        <w:rPr>
-          <w:rFonts w:ascii="Times New Roman" w:hAnsi="Times New Roman" w:eastAsia="微软雅黑" w:cs="宋体"/>
+        <w:instrText xml:space="preserve"> PAGEREF _Toc19494 \h </w:instrText>
+      </w:r>
+      <w:r>
+        <w:rPr>
+          <w:rFonts w:hint="eastAsia" w:ascii="Times New Roman" w:hAnsi="Times New Roman" w:eastAsia="微软雅黑" w:cs="宋体"/>
           <w:sz w:val="28"/>
           <w:lang w:eastAsia="zh-CN"/>
         </w:rPr>
@@ -2836,7 +2836,7 @@
       </w:r>
       <w:r>
         <w:rPr>
-          <w:rFonts w:ascii="Times New Roman" w:hAnsi="Times New Roman" w:eastAsia="微软雅黑" w:cs="宋体"/>
+          <w:rFonts w:hint="eastAsia" w:ascii="Times New Roman" w:hAnsi="Times New Roman" w:eastAsia="微软雅黑" w:cs="宋体"/>
           <w:sz w:val="28"/>
           <w:lang w:eastAsia="zh-CN"/>
         </w:rPr>
@@ -2844,7 +2844,7 @@
       </w:r>
       <w:r>
         <w:rPr>
-          <w:rFonts w:ascii="Times New Roman" w:hAnsi="Times New Roman" w:eastAsia="微软雅黑" w:cs="宋体"/>
+          <w:rFonts w:hint="eastAsia" w:ascii="Times New Roman" w:hAnsi="Times New Roman" w:eastAsia="微软雅黑" w:cs="宋体"/>
           <w:sz w:val="28"/>
           <w:lang w:eastAsia="zh-CN"/>
         </w:rPr>
@@ -2852,7 +2852,7 @@
       </w:r>
       <w:r>
         <w:rPr>
-          <w:rFonts w:ascii="Times New Roman" w:hAnsi="Times New Roman" w:eastAsia="微软雅黑" w:cs="宋体"/>
+          <w:rFonts w:hint="eastAsia" w:ascii="Times New Roman" w:hAnsi="Times New Roman" w:eastAsia="微软雅黑" w:cs="宋体"/>
           <w:sz w:val="28"/>
           <w:lang w:eastAsia="zh-CN"/>
         </w:rPr>
@@ -2863,50 +2863,49 @@
       <w:pPr>
         <w:pStyle w:val="12"/>
         <w:tabs>
-          <w:tab w:val="right" w:leader="dot" w:pos="9861"/>
+          <w:tab w:val="right" w:leader="dot" w:pos="9870"/>
         </w:tabs>
-        <w:ind w:left="440"/>
-        <w:rPr>
-          <w:rFonts w:ascii="Times New Roman" w:hAnsi="Times New Roman" w:eastAsia="微软雅黑" w:cs="宋体"/>
-          <w:sz w:val="28"/>
-          <w:lang w:eastAsia="zh-CN"/>
-        </w:rPr>
-      </w:pPr>
-      <w:r>
-        <w:rPr>
-          <w:rFonts w:ascii="Times New Roman" w:hAnsi="Times New Roman" w:eastAsia="微软雅黑" w:cs="宋体"/>
-          <w:sz w:val="28"/>
-          <w:lang w:eastAsia="zh-CN"/>
-        </w:rPr>
-        <w:fldChar w:fldCharType="begin"/>
-      </w:r>
-      <w:r>
-        <w:rPr>
-          <w:rFonts w:ascii="Times New Roman" w:hAnsi="Times New Roman" w:eastAsia="微软雅黑" w:cs="宋体"/>
-          <w:sz w:val="28"/>
-          <w:lang w:eastAsia="zh-CN"/>
-        </w:rPr>
-        <w:instrText xml:space="preserve"> HYPERLINK \l _Toc27550 </w:instrText>
-      </w:r>
-      <w:r>
-        <w:rPr>
-          <w:rFonts w:ascii="Times New Roman" w:hAnsi="Times New Roman" w:eastAsia="微软雅黑" w:cs="宋体"/>
-          <w:sz w:val="28"/>
-          <w:lang w:eastAsia="zh-CN"/>
-        </w:rPr>
-        <w:fldChar w:fldCharType="separate"/>
-      </w:r>
-      <w:r>
         <w:rPr>
           <w:rFonts w:hint="eastAsia" w:ascii="Times New Roman" w:hAnsi="Times New Roman" w:eastAsia="微软雅黑" w:cs="宋体"/>
           <w:sz w:val="28"/>
           <w:lang w:eastAsia="zh-CN"/>
         </w:rPr>
+      </w:pPr>
+      <w:r>
+        <w:rPr>
+          <w:rFonts w:hint="eastAsia" w:ascii="Times New Roman" w:hAnsi="Times New Roman" w:eastAsia="微软雅黑" w:cs="宋体"/>
+          <w:sz w:val="28"/>
+          <w:lang w:eastAsia="zh-CN"/>
+        </w:rPr>
+        <w:fldChar w:fldCharType="begin"/>
+      </w:r>
+      <w:r>
+        <w:rPr>
+          <w:rFonts w:hint="eastAsia" w:ascii="Times New Roman" w:hAnsi="Times New Roman" w:eastAsia="微软雅黑" w:cs="宋体"/>
+          <w:sz w:val="28"/>
+          <w:lang w:eastAsia="zh-CN"/>
+        </w:rPr>
+        <w:instrText xml:space="preserve"> HYPERLINK \l _Toc23979 </w:instrText>
+      </w:r>
+      <w:r>
+        <w:rPr>
+          <w:rFonts w:hint="eastAsia" w:ascii="Times New Roman" w:hAnsi="Times New Roman" w:eastAsia="微软雅黑" w:cs="宋体"/>
+          <w:sz w:val="28"/>
+          <w:lang w:eastAsia="zh-CN"/>
+        </w:rPr>
+        <w:fldChar w:fldCharType="separate"/>
+      </w:r>
+      <w:r>
+        <w:rPr>
+          <w:rFonts w:hint="eastAsia" w:ascii="Times New Roman" w:hAnsi="Times New Roman" w:eastAsia="微软雅黑" w:cs="宋体"/>
+          <w:sz w:val="28"/>
+          <w:lang w:eastAsia="zh-CN"/>
+        </w:rPr>
         <w:t>BRCA1&amp;BRCA2基因背景介绍</w:t>
       </w:r>
       <w:r>
         <w:rPr>
-          <w:rFonts w:ascii="Times New Roman" w:hAnsi="Times New Roman" w:eastAsia="微软雅黑" w:cs="宋体"/>
+          <w:rFonts w:hint="eastAsia" w:ascii="Times New Roman" w:hAnsi="Times New Roman" w:eastAsia="微软雅黑" w:cs="宋体"/>
           <w:sz w:val="28"/>
           <w:lang w:eastAsia="zh-CN"/>
         </w:rPr>
@@ -2914,7 +2913,7 @@
       </w:r>
       <w:r>
         <w:rPr>
-          <w:rFonts w:ascii="Times New Roman" w:hAnsi="Times New Roman" w:eastAsia="微软雅黑" w:cs="宋体"/>
+          <w:rFonts w:hint="eastAsia" w:ascii="Times New Roman" w:hAnsi="Times New Roman" w:eastAsia="微软雅黑" w:cs="宋体"/>
           <w:sz w:val="28"/>
           <w:lang w:eastAsia="zh-CN"/>
         </w:rPr>
@@ -2922,15 +2921,15 @@
       </w:r>
       <w:r>
         <w:rPr>
-          <w:rFonts w:ascii="Times New Roman" w:hAnsi="Times New Roman" w:eastAsia="微软雅黑" w:cs="宋体"/>
+          <w:rFonts w:hint="eastAsia" w:ascii="Times New Roman" w:hAnsi="Times New Roman" w:eastAsia="微软雅黑" w:cs="宋体"/>
           <w:sz w:val="28"/>
           <w:lang w:eastAsia="zh-CN"/>
         </w:rPr>
-        <w:instrText xml:space="preserve"> PAGEREF _Toc27550 \h </w:instrText>
-      </w:r>
-      <w:r>
-        <w:rPr>
-          <w:rFonts w:ascii="Times New Roman" w:hAnsi="Times New Roman" w:eastAsia="微软雅黑" w:cs="宋体"/>
+        <w:instrText xml:space="preserve"> PAGEREF _Toc23979 \h </w:instrText>
+      </w:r>
+      <w:r>
+        <w:rPr>
+          <w:rFonts w:hint="eastAsia" w:ascii="Times New Roman" w:hAnsi="Times New Roman" w:eastAsia="微软雅黑" w:cs="宋体"/>
           <w:sz w:val="28"/>
           <w:lang w:eastAsia="zh-CN"/>
         </w:rPr>
@@ -2938,7 +2937,7 @@
       </w:r>
       <w:r>
         <w:rPr>
-          <w:rFonts w:ascii="Times New Roman" w:hAnsi="Times New Roman" w:eastAsia="微软雅黑" w:cs="宋体"/>
+          <w:rFonts w:hint="eastAsia" w:ascii="Times New Roman" w:hAnsi="Times New Roman" w:eastAsia="微软雅黑" w:cs="宋体"/>
           <w:sz w:val="28"/>
           <w:lang w:eastAsia="zh-CN"/>
         </w:rPr>
@@ -2946,7 +2945,7 @@
       </w:r>
       <w:r>
         <w:rPr>
-          <w:rFonts w:ascii="Times New Roman" w:hAnsi="Times New Roman" w:eastAsia="微软雅黑" w:cs="宋体"/>
+          <w:rFonts w:hint="eastAsia" w:ascii="Times New Roman" w:hAnsi="Times New Roman" w:eastAsia="微软雅黑" w:cs="宋体"/>
           <w:sz w:val="28"/>
           <w:lang w:eastAsia="zh-CN"/>
         </w:rPr>
@@ -2954,7 +2953,7 @@
       </w:r>
       <w:r>
         <w:rPr>
-          <w:rFonts w:ascii="Times New Roman" w:hAnsi="Times New Roman" w:eastAsia="微软雅黑" w:cs="宋体"/>
+          <w:rFonts w:hint="eastAsia" w:ascii="Times New Roman" w:hAnsi="Times New Roman" w:eastAsia="微软雅黑" w:cs="宋体"/>
           <w:sz w:val="28"/>
           <w:lang w:eastAsia="zh-CN"/>
         </w:rPr>
@@ -2965,50 +2964,49 @@
       <w:pPr>
         <w:pStyle w:val="12"/>
         <w:tabs>
-          <w:tab w:val="right" w:leader="dot" w:pos="9861"/>
+          <w:tab w:val="right" w:leader="dot" w:pos="9870"/>
         </w:tabs>
-        <w:ind w:left="440"/>
-        <w:rPr>
-          <w:rFonts w:ascii="Times New Roman" w:hAnsi="Times New Roman" w:eastAsia="微软雅黑" w:cs="宋体"/>
-          <w:sz w:val="28"/>
-          <w:lang w:eastAsia="zh-CN"/>
-        </w:rPr>
-      </w:pPr>
-      <w:r>
-        <w:rPr>
-          <w:rFonts w:ascii="Times New Roman" w:hAnsi="Times New Roman" w:eastAsia="微软雅黑" w:cs="宋体"/>
-          <w:sz w:val="28"/>
-          <w:lang w:eastAsia="zh-CN"/>
-        </w:rPr>
-        <w:fldChar w:fldCharType="begin"/>
-      </w:r>
-      <w:r>
-        <w:rPr>
-          <w:rFonts w:ascii="Times New Roman" w:hAnsi="Times New Roman" w:eastAsia="微软雅黑" w:cs="宋体"/>
-          <w:sz w:val="28"/>
-          <w:lang w:eastAsia="zh-CN"/>
-        </w:rPr>
-        <w:instrText xml:space="preserve"> HYPERLINK \l _Toc2671 </w:instrText>
-      </w:r>
-      <w:r>
-        <w:rPr>
-          <w:rFonts w:ascii="Times New Roman" w:hAnsi="Times New Roman" w:eastAsia="微软雅黑" w:cs="宋体"/>
-          <w:sz w:val="28"/>
-          <w:lang w:eastAsia="zh-CN"/>
-        </w:rPr>
-        <w:fldChar w:fldCharType="separate"/>
-      </w:r>
-      <w:r>
         <w:rPr>
           <w:rFonts w:hint="eastAsia" w:ascii="Times New Roman" w:hAnsi="Times New Roman" w:eastAsia="微软雅黑" w:cs="宋体"/>
           <w:sz w:val="28"/>
           <w:lang w:eastAsia="zh-CN"/>
         </w:rPr>
+      </w:pPr>
+      <w:r>
+        <w:rPr>
+          <w:rFonts w:hint="eastAsia" w:ascii="Times New Roman" w:hAnsi="Times New Roman" w:eastAsia="微软雅黑" w:cs="宋体"/>
+          <w:sz w:val="28"/>
+          <w:lang w:eastAsia="zh-CN"/>
+        </w:rPr>
+        <w:fldChar w:fldCharType="begin"/>
+      </w:r>
+      <w:r>
+        <w:rPr>
+          <w:rFonts w:hint="eastAsia" w:ascii="Times New Roman" w:hAnsi="Times New Roman" w:eastAsia="微软雅黑" w:cs="宋体"/>
+          <w:sz w:val="28"/>
+          <w:lang w:eastAsia="zh-CN"/>
+        </w:rPr>
+        <w:instrText xml:space="preserve"> HYPERLINK \l _Toc30836 </w:instrText>
+      </w:r>
+      <w:r>
+        <w:rPr>
+          <w:rFonts w:hint="eastAsia" w:ascii="Times New Roman" w:hAnsi="Times New Roman" w:eastAsia="微软雅黑" w:cs="宋体"/>
+          <w:sz w:val="28"/>
+          <w:lang w:eastAsia="zh-CN"/>
+        </w:rPr>
+        <w:fldChar w:fldCharType="separate"/>
+      </w:r>
+      <w:r>
+        <w:rPr>
+          <w:rFonts w:hint="eastAsia" w:ascii="Times New Roman" w:hAnsi="Times New Roman" w:eastAsia="微软雅黑" w:cs="宋体"/>
+          <w:sz w:val="28"/>
+          <w:lang w:eastAsia="zh-CN"/>
+        </w:rPr>
         <w:t>易感人群特征</w:t>
       </w:r>
       <w:r>
         <w:rPr>
-          <w:rFonts w:ascii="Times New Roman" w:hAnsi="Times New Roman" w:eastAsia="微软雅黑" w:cs="宋体"/>
+          <w:rFonts w:hint="eastAsia" w:ascii="Times New Roman" w:hAnsi="Times New Roman" w:eastAsia="微软雅黑" w:cs="宋体"/>
           <w:sz w:val="28"/>
           <w:lang w:eastAsia="zh-CN"/>
         </w:rPr>
@@ -3016,7 +3014,7 @@
       </w:r>
       <w:r>
         <w:rPr>
-          <w:rFonts w:ascii="Times New Roman" w:hAnsi="Times New Roman" w:eastAsia="微软雅黑" w:cs="宋体"/>
+          <w:rFonts w:hint="eastAsia" w:ascii="Times New Roman" w:hAnsi="Times New Roman" w:eastAsia="微软雅黑" w:cs="宋体"/>
           <w:sz w:val="28"/>
           <w:lang w:eastAsia="zh-CN"/>
         </w:rPr>
@@ -3024,15 +3022,15 @@
       </w:r>
       <w:r>
         <w:rPr>
-          <w:rFonts w:ascii="Times New Roman" w:hAnsi="Times New Roman" w:eastAsia="微软雅黑" w:cs="宋体"/>
+          <w:rFonts w:hint="eastAsia" w:ascii="Times New Roman" w:hAnsi="Times New Roman" w:eastAsia="微软雅黑" w:cs="宋体"/>
           <w:sz w:val="28"/>
           <w:lang w:eastAsia="zh-CN"/>
         </w:rPr>
-        <w:instrText xml:space="preserve"> PAGEREF _Toc2671 \h </w:instrText>
-      </w:r>
-      <w:r>
-        <w:rPr>
-          <w:rFonts w:ascii="Times New Roman" w:hAnsi="Times New Roman" w:eastAsia="微软雅黑" w:cs="宋体"/>
+        <w:instrText xml:space="preserve"> PAGEREF _Toc30836 \h </w:instrText>
+      </w:r>
+      <w:r>
+        <w:rPr>
+          <w:rFonts w:hint="eastAsia" w:ascii="Times New Roman" w:hAnsi="Times New Roman" w:eastAsia="微软雅黑" w:cs="宋体"/>
           <w:sz w:val="28"/>
           <w:lang w:eastAsia="zh-CN"/>
         </w:rPr>
@@ -3040,7 +3038,7 @@
       </w:r>
       <w:r>
         <w:rPr>
-          <w:rFonts w:ascii="Times New Roman" w:hAnsi="Times New Roman" w:eastAsia="微软雅黑" w:cs="宋体"/>
+          <w:rFonts w:hint="eastAsia" w:ascii="Times New Roman" w:hAnsi="Times New Roman" w:eastAsia="微软雅黑" w:cs="宋体"/>
           <w:sz w:val="28"/>
           <w:lang w:eastAsia="zh-CN"/>
         </w:rPr>
@@ -3048,7 +3046,7 @@
       </w:r>
       <w:r>
         <w:rPr>
-          <w:rFonts w:ascii="Times New Roman" w:hAnsi="Times New Roman" w:eastAsia="微软雅黑" w:cs="宋体"/>
+          <w:rFonts w:hint="eastAsia" w:ascii="Times New Roman" w:hAnsi="Times New Roman" w:eastAsia="微软雅黑" w:cs="宋体"/>
           <w:sz w:val="28"/>
           <w:lang w:eastAsia="zh-CN"/>
         </w:rPr>
@@ -3056,7 +3054,7 @@
       </w:r>
       <w:r>
         <w:rPr>
-          <w:rFonts w:ascii="Times New Roman" w:hAnsi="Times New Roman" w:eastAsia="微软雅黑" w:cs="宋体"/>
+          <w:rFonts w:hint="eastAsia" w:ascii="Times New Roman" w:hAnsi="Times New Roman" w:eastAsia="微软雅黑" w:cs="宋体"/>
           <w:sz w:val="28"/>
           <w:lang w:eastAsia="zh-CN"/>
         </w:rPr>
@@ -3067,50 +3065,49 @@
       <w:pPr>
         <w:pStyle w:val="12"/>
         <w:tabs>
-          <w:tab w:val="right" w:leader="dot" w:pos="9861"/>
+          <w:tab w:val="right" w:leader="dot" w:pos="9870"/>
         </w:tabs>
-        <w:ind w:left="440"/>
-        <w:rPr>
-          <w:rFonts w:ascii="Times New Roman" w:hAnsi="Times New Roman" w:eastAsia="微软雅黑" w:cs="宋体"/>
-          <w:sz w:val="28"/>
-          <w:lang w:eastAsia="zh-CN"/>
-        </w:rPr>
-      </w:pPr>
-      <w:r>
-        <w:rPr>
-          <w:rFonts w:ascii="Times New Roman" w:hAnsi="Times New Roman" w:eastAsia="微软雅黑" w:cs="宋体"/>
-          <w:sz w:val="28"/>
-          <w:lang w:eastAsia="zh-CN"/>
-        </w:rPr>
-        <w:fldChar w:fldCharType="begin"/>
-      </w:r>
-      <w:r>
-        <w:rPr>
-          <w:rFonts w:ascii="Times New Roman" w:hAnsi="Times New Roman" w:eastAsia="微软雅黑" w:cs="宋体"/>
-          <w:sz w:val="28"/>
-          <w:lang w:eastAsia="zh-CN"/>
-        </w:rPr>
-        <w:instrText xml:space="preserve"> HYPERLINK \l _Toc159 </w:instrText>
-      </w:r>
-      <w:r>
-        <w:rPr>
-          <w:rFonts w:ascii="Times New Roman" w:hAnsi="Times New Roman" w:eastAsia="微软雅黑" w:cs="宋体"/>
-          <w:sz w:val="28"/>
-          <w:lang w:eastAsia="zh-CN"/>
-        </w:rPr>
-        <w:fldChar w:fldCharType="separate"/>
-      </w:r>
-      <w:r>
         <w:rPr>
           <w:rFonts w:hint="eastAsia" w:ascii="Times New Roman" w:hAnsi="Times New Roman" w:eastAsia="微软雅黑" w:cs="宋体"/>
           <w:sz w:val="28"/>
           <w:lang w:eastAsia="zh-CN"/>
         </w:rPr>
+      </w:pPr>
+      <w:r>
+        <w:rPr>
+          <w:rFonts w:hint="eastAsia" w:ascii="Times New Roman" w:hAnsi="Times New Roman" w:eastAsia="微软雅黑" w:cs="宋体"/>
+          <w:sz w:val="28"/>
+          <w:lang w:eastAsia="zh-CN"/>
+        </w:rPr>
+        <w:fldChar w:fldCharType="begin"/>
+      </w:r>
+      <w:r>
+        <w:rPr>
+          <w:rFonts w:hint="eastAsia" w:ascii="Times New Roman" w:hAnsi="Times New Roman" w:eastAsia="微软雅黑" w:cs="宋体"/>
+          <w:sz w:val="28"/>
+          <w:lang w:eastAsia="zh-CN"/>
+        </w:rPr>
+        <w:instrText xml:space="preserve"> HYPERLINK \l _Toc16704 </w:instrText>
+      </w:r>
+      <w:r>
+        <w:rPr>
+          <w:rFonts w:hint="eastAsia" w:ascii="Times New Roman" w:hAnsi="Times New Roman" w:eastAsia="微软雅黑" w:cs="宋体"/>
+          <w:sz w:val="28"/>
+          <w:lang w:eastAsia="zh-CN"/>
+        </w:rPr>
+        <w:fldChar w:fldCharType="separate"/>
+      </w:r>
+      <w:r>
+        <w:rPr>
+          <w:rFonts w:hint="eastAsia" w:ascii="Times New Roman" w:hAnsi="Times New Roman" w:eastAsia="微软雅黑" w:cs="宋体"/>
+          <w:sz w:val="28"/>
+          <w:lang w:eastAsia="zh-CN"/>
+        </w:rPr>
         <w:t>检测方法与局限性</w:t>
       </w:r>
       <w:r>
         <w:rPr>
-          <w:rFonts w:ascii="Times New Roman" w:hAnsi="Times New Roman" w:eastAsia="微软雅黑" w:cs="宋体"/>
+          <w:rFonts w:hint="eastAsia" w:ascii="Times New Roman" w:hAnsi="Times New Roman" w:eastAsia="微软雅黑" w:cs="宋体"/>
           <w:sz w:val="28"/>
           <w:lang w:eastAsia="zh-CN"/>
         </w:rPr>
@@ -3118,7 +3115,7 @@
       </w:r>
       <w:r>
         <w:rPr>
-          <w:rFonts w:ascii="Times New Roman" w:hAnsi="Times New Roman" w:eastAsia="微软雅黑" w:cs="宋体"/>
+          <w:rFonts w:hint="eastAsia" w:ascii="Times New Roman" w:hAnsi="Times New Roman" w:eastAsia="微软雅黑" w:cs="宋体"/>
           <w:sz w:val="28"/>
           <w:lang w:eastAsia="zh-CN"/>
         </w:rPr>
@@ -3126,15 +3123,15 @@
       </w:r>
       <w:r>
         <w:rPr>
-          <w:rFonts w:ascii="Times New Roman" w:hAnsi="Times New Roman" w:eastAsia="微软雅黑" w:cs="宋体"/>
+          <w:rFonts w:hint="eastAsia" w:ascii="Times New Roman" w:hAnsi="Times New Roman" w:eastAsia="微软雅黑" w:cs="宋体"/>
           <w:sz w:val="28"/>
           <w:lang w:eastAsia="zh-CN"/>
         </w:rPr>
-        <w:instrText xml:space="preserve"> PAGEREF _Toc159 \h </w:instrText>
-      </w:r>
-      <w:r>
-        <w:rPr>
-          <w:rFonts w:ascii="Times New Roman" w:hAnsi="Times New Roman" w:eastAsia="微软雅黑" w:cs="宋体"/>
+        <w:instrText xml:space="preserve"> PAGEREF _Toc16704 \h </w:instrText>
+      </w:r>
+      <w:r>
+        <w:rPr>
+          <w:rFonts w:hint="eastAsia" w:ascii="Times New Roman" w:hAnsi="Times New Roman" w:eastAsia="微软雅黑" w:cs="宋体"/>
           <w:sz w:val="28"/>
           <w:lang w:eastAsia="zh-CN"/>
         </w:rPr>
@@ -3142,7 +3139,7 @@
       </w:r>
       <w:r>
         <w:rPr>
-          <w:rFonts w:ascii="Times New Roman" w:hAnsi="Times New Roman" w:eastAsia="微软雅黑" w:cs="宋体"/>
+          <w:rFonts w:hint="eastAsia" w:ascii="Times New Roman" w:hAnsi="Times New Roman" w:eastAsia="微软雅黑" w:cs="宋体"/>
           <w:sz w:val="28"/>
           <w:lang w:eastAsia="zh-CN"/>
         </w:rPr>
@@ -3150,7 +3147,7 @@
       </w:r>
       <w:r>
         <w:rPr>
-          <w:rFonts w:ascii="Times New Roman" w:hAnsi="Times New Roman" w:eastAsia="微软雅黑" w:cs="宋体"/>
+          <w:rFonts w:hint="eastAsia" w:ascii="Times New Roman" w:hAnsi="Times New Roman" w:eastAsia="微软雅黑" w:cs="宋体"/>
           <w:sz w:val="28"/>
           <w:lang w:eastAsia="zh-CN"/>
         </w:rPr>
@@ -3158,7 +3155,7 @@
       </w:r>
       <w:r>
         <w:rPr>
-          <w:rFonts w:ascii="Times New Roman" w:hAnsi="Times New Roman" w:eastAsia="微软雅黑" w:cs="宋体"/>
+          <w:rFonts w:hint="eastAsia" w:ascii="Times New Roman" w:hAnsi="Times New Roman" w:eastAsia="微软雅黑" w:cs="宋体"/>
           <w:sz w:val="28"/>
           <w:lang w:eastAsia="zh-CN"/>
         </w:rPr>
@@ -3169,50 +3166,49 @@
       <w:pPr>
         <w:pStyle w:val="12"/>
         <w:tabs>
-          <w:tab w:val="right" w:leader="dot" w:pos="9861"/>
+          <w:tab w:val="right" w:leader="dot" w:pos="9870"/>
         </w:tabs>
-        <w:ind w:left="440"/>
-        <w:rPr>
-          <w:rFonts w:ascii="Times New Roman" w:hAnsi="Times New Roman" w:eastAsia="微软雅黑" w:cs="宋体"/>
-          <w:sz w:val="28"/>
-          <w:lang w:eastAsia="zh-CN"/>
-        </w:rPr>
-      </w:pPr>
-      <w:r>
-        <w:rPr>
-          <w:rFonts w:ascii="Times New Roman" w:hAnsi="Times New Roman" w:eastAsia="微软雅黑" w:cs="宋体"/>
-          <w:sz w:val="28"/>
-          <w:lang w:eastAsia="zh-CN"/>
-        </w:rPr>
-        <w:fldChar w:fldCharType="begin"/>
-      </w:r>
-      <w:r>
-        <w:rPr>
-          <w:rFonts w:ascii="Times New Roman" w:hAnsi="Times New Roman" w:eastAsia="微软雅黑" w:cs="宋体"/>
-          <w:sz w:val="28"/>
-          <w:lang w:eastAsia="zh-CN"/>
-        </w:rPr>
-        <w:instrText xml:space="preserve"> HYPERLINK \l _Toc5654 </w:instrText>
-      </w:r>
-      <w:r>
-        <w:rPr>
-          <w:rFonts w:ascii="Times New Roman" w:hAnsi="Times New Roman" w:eastAsia="微软雅黑" w:cs="宋体"/>
-          <w:sz w:val="28"/>
-          <w:lang w:eastAsia="zh-CN"/>
-        </w:rPr>
-        <w:fldChar w:fldCharType="separate"/>
-      </w:r>
-      <w:r>
         <w:rPr>
           <w:rFonts w:hint="eastAsia" w:ascii="Times New Roman" w:hAnsi="Times New Roman" w:eastAsia="微软雅黑" w:cs="宋体"/>
           <w:sz w:val="28"/>
           <w:lang w:eastAsia="zh-CN"/>
         </w:rPr>
+      </w:pPr>
+      <w:r>
+        <w:rPr>
+          <w:rFonts w:hint="eastAsia" w:ascii="Times New Roman" w:hAnsi="Times New Roman" w:eastAsia="微软雅黑" w:cs="宋体"/>
+          <w:sz w:val="28"/>
+          <w:lang w:eastAsia="zh-CN"/>
+        </w:rPr>
+        <w:fldChar w:fldCharType="begin"/>
+      </w:r>
+      <w:r>
+        <w:rPr>
+          <w:rFonts w:hint="eastAsia" w:ascii="Times New Roman" w:hAnsi="Times New Roman" w:eastAsia="微软雅黑" w:cs="宋体"/>
+          <w:sz w:val="28"/>
+          <w:lang w:eastAsia="zh-CN"/>
+        </w:rPr>
+        <w:instrText xml:space="preserve"> HYPERLINK \l _Toc17875 </w:instrText>
+      </w:r>
+      <w:r>
+        <w:rPr>
+          <w:rFonts w:hint="eastAsia" w:ascii="Times New Roman" w:hAnsi="Times New Roman" w:eastAsia="微软雅黑" w:cs="宋体"/>
+          <w:sz w:val="28"/>
+          <w:lang w:eastAsia="zh-CN"/>
+        </w:rPr>
+        <w:fldChar w:fldCharType="separate"/>
+      </w:r>
+      <w:r>
+        <w:rPr>
+          <w:rFonts w:hint="eastAsia" w:ascii="Times New Roman" w:hAnsi="Times New Roman" w:eastAsia="微软雅黑" w:cs="宋体"/>
+          <w:sz w:val="28"/>
+          <w:lang w:eastAsia="zh-CN"/>
+        </w:rPr>
         <w:t>参考文献</w:t>
       </w:r>
       <w:r>
         <w:rPr>
-          <w:rFonts w:ascii="Times New Roman" w:hAnsi="Times New Roman" w:eastAsia="微软雅黑" w:cs="宋体"/>
+          <w:rFonts w:hint="eastAsia" w:ascii="Times New Roman" w:hAnsi="Times New Roman" w:eastAsia="微软雅黑" w:cs="宋体"/>
           <w:sz w:val="28"/>
           <w:lang w:eastAsia="zh-CN"/>
         </w:rPr>
@@ -3220,7 +3216,7 @@
       </w:r>
       <w:r>
         <w:rPr>
-          <w:rFonts w:ascii="Times New Roman" w:hAnsi="Times New Roman" w:eastAsia="微软雅黑" w:cs="宋体"/>
+          <w:rFonts w:hint="eastAsia" w:ascii="Times New Roman" w:hAnsi="Times New Roman" w:eastAsia="微软雅黑" w:cs="宋体"/>
           <w:sz w:val="28"/>
           <w:lang w:eastAsia="zh-CN"/>
         </w:rPr>
@@ -3228,15 +3224,15 @@
       </w:r>
       <w:r>
         <w:rPr>
-          <w:rFonts w:ascii="Times New Roman" w:hAnsi="Times New Roman" w:eastAsia="微软雅黑" w:cs="宋体"/>
+          <w:rFonts w:hint="eastAsia" w:ascii="Times New Roman" w:hAnsi="Times New Roman" w:eastAsia="微软雅黑" w:cs="宋体"/>
           <w:sz w:val="28"/>
           <w:lang w:eastAsia="zh-CN"/>
         </w:rPr>
-        <w:instrText xml:space="preserve"> PAGEREF _Toc5654 \h </w:instrText>
-      </w:r>
-      <w:r>
-        <w:rPr>
-          <w:rFonts w:ascii="Times New Roman" w:hAnsi="Times New Roman" w:eastAsia="微软雅黑" w:cs="宋体"/>
+        <w:instrText xml:space="preserve"> PAGEREF _Toc17875 \h </w:instrText>
+      </w:r>
+      <w:r>
+        <w:rPr>
+          <w:rFonts w:hint="eastAsia" w:ascii="Times New Roman" w:hAnsi="Times New Roman" w:eastAsia="微软雅黑" w:cs="宋体"/>
           <w:sz w:val="28"/>
           <w:lang w:eastAsia="zh-CN"/>
         </w:rPr>
@@ -3244,7 +3240,7 @@
       </w:r>
       <w:r>
         <w:rPr>
-          <w:rFonts w:ascii="Times New Roman" w:hAnsi="Times New Roman" w:eastAsia="微软雅黑" w:cs="宋体"/>
+          <w:rFonts w:hint="eastAsia" w:ascii="Times New Roman" w:hAnsi="Times New Roman" w:eastAsia="微软雅黑" w:cs="宋体"/>
           <w:sz w:val="28"/>
           <w:lang w:eastAsia="zh-CN"/>
         </w:rPr>
@@ -3252,7 +3248,7 @@
       </w:r>
       <w:r>
         <w:rPr>
-          <w:rFonts w:ascii="Times New Roman" w:hAnsi="Times New Roman" w:eastAsia="微软雅黑" w:cs="宋体"/>
+          <w:rFonts w:hint="eastAsia" w:ascii="Times New Roman" w:hAnsi="Times New Roman" w:eastAsia="微软雅黑" w:cs="宋体"/>
           <w:sz w:val="28"/>
           <w:lang w:eastAsia="zh-CN"/>
         </w:rPr>
@@ -3260,7 +3256,7 @@
       </w:r>
       <w:r>
         <w:rPr>
-          <w:rFonts w:ascii="Times New Roman" w:hAnsi="Times New Roman" w:eastAsia="微软雅黑" w:cs="宋体"/>
+          <w:rFonts w:hint="eastAsia" w:ascii="Times New Roman" w:hAnsi="Times New Roman" w:eastAsia="微软雅黑" w:cs="宋体"/>
           <w:sz w:val="28"/>
           <w:lang w:eastAsia="zh-CN"/>
         </w:rPr>
@@ -3296,11 +3292,11 @@
         </w:rPr>
         <w:fldChar w:fldCharType="end"/>
       </w:r>
-      <w:bookmarkStart w:id="1" w:name="_Toc30143_WPSOffice_Level1"/>
+      <w:bookmarkStart w:id="0" w:name="_Toc13806"/>
+      <w:bookmarkStart w:id="1" w:name="_Toc21009_WPSOffice_Level1"/>
       <w:bookmarkStart w:id="2" w:name="_Toc24178_WPSOffice_Level1"/>
-      <w:bookmarkStart w:id="3" w:name="_Toc21009_WPSOffice_Level1"/>
+      <w:bookmarkStart w:id="3" w:name="_Toc30143_WPSOffice_Level1"/>
       <w:bookmarkStart w:id="4" w:name="_Toc21669"/>
-      <w:bookmarkStart w:id="5" w:name="_Toc13806"/>
     </w:p>
     <w:p>
       <w:pPr>
@@ -3322,7 +3318,7 @@
           </w14:shadow>
         </w:rPr>
       </w:pPr>
-      <w:bookmarkStart w:id="6" w:name="_Toc8659"/>
+      <w:bookmarkStart w:id="5" w:name="_Toc16046"/>
       <w:r>
         <w:rPr>
           <w:rFonts w:ascii="Times New Roman" w:hAnsi="Times New Roman"/>
@@ -3336,12 +3332,12 @@
         </w:rPr>
         <w:t>样本信息</w:t>
       </w:r>
+      <w:bookmarkEnd w:id="0"/>
       <w:bookmarkEnd w:id="1"/>
       <w:bookmarkEnd w:id="2"/>
       <w:bookmarkEnd w:id="3"/>
       <w:bookmarkEnd w:id="4"/>
       <w:bookmarkEnd w:id="5"/>
-      <w:bookmarkEnd w:id="6"/>
     </w:p>
     <w:tbl>
       <w:tblPr>
@@ -3945,7 +3941,7 @@
               </w:rPr>
               <w:t>标本类型：</w:t>
             </w:r>
-            <w:bookmarkStart w:id="7" w:name="OLE_LINK12"/>
+            <w:bookmarkStart w:id="6" w:name="OLE_LINK12"/>
             <w:r>
               <w:rPr>
                 <w:rFonts w:hint="eastAsia" w:ascii="Times New Roman" w:hAnsi="Times New Roman" w:eastAsia="微软雅黑" w:cs="Times New Roman"/>
@@ -3956,7 +3952,7 @@
               </w:rPr>
               <w:t>{{ specimentype }}</w:t>
             </w:r>
-            <w:bookmarkEnd w:id="7"/>
+            <w:bookmarkEnd w:id="6"/>
           </w:p>
         </w:tc>
         <w:tc>
@@ -4197,12 +4193,12 @@
           </w14:shadow>
         </w:rPr>
       </w:pPr>
-      <w:bookmarkStart w:id="8" w:name="_Toc7021_WPSOffice_Level1"/>
-      <w:bookmarkStart w:id="9" w:name="_Toc16060"/>
-      <w:bookmarkStart w:id="10" w:name="_Toc18062_WPSOffice_Level1"/>
-      <w:bookmarkStart w:id="11" w:name="_Toc11015_WPSOffice_Level1"/>
-      <w:bookmarkStart w:id="12" w:name="_Toc17451"/>
-      <w:bookmarkStart w:id="13" w:name="_Toc3823"/>
+      <w:bookmarkStart w:id="7" w:name="_Toc7021_WPSOffice_Level1"/>
+      <w:bookmarkStart w:id="8" w:name="_Toc18062_WPSOffice_Level1"/>
+      <w:bookmarkStart w:id="9" w:name="_Toc17451"/>
+      <w:bookmarkStart w:id="10" w:name="_Toc11015_WPSOffice_Level1"/>
+      <w:bookmarkStart w:id="11" w:name="_Toc12792"/>
+      <w:bookmarkStart w:id="12" w:name="_Toc3823"/>
       <w:r>
         <w:rPr>
           <w:rFonts w:ascii="Times New Roman" w:hAnsi="Times New Roman"/>
@@ -4216,11 +4212,11 @@
         </w:rPr>
         <w:t>检测项目</w:t>
       </w:r>
+      <w:bookmarkEnd w:id="7"/>
       <w:bookmarkEnd w:id="8"/>
       <w:bookmarkEnd w:id="9"/>
       <w:bookmarkEnd w:id="10"/>
       <w:bookmarkEnd w:id="11"/>
-      <w:bookmarkEnd w:id="12"/>
     </w:p>
     <w:p>
       <w:pPr>
@@ -4393,12 +4389,12 @@
           </w14:shadow>
         </w:rPr>
       </w:pPr>
-      <w:bookmarkStart w:id="14" w:name="_Toc6221_WPSOffice_Level1"/>
+      <w:bookmarkStart w:id="13" w:name="_Toc6221_WPSOffice_Level1"/>
+      <w:bookmarkStart w:id="14" w:name="_Toc23369_WPSOffice_Level1"/>
       <w:bookmarkStart w:id="15" w:name="_Toc25920"/>
       <w:bookmarkStart w:id="16" w:name="_Toc18058"/>
-      <w:bookmarkStart w:id="17" w:name="_Toc23369_WPSOffice_Level1"/>
-      <w:bookmarkStart w:id="18" w:name="_Toc20052"/>
-      <w:bookmarkStart w:id="19" w:name="_Toc534807930"/>
+      <w:bookmarkStart w:id="17" w:name="_Toc2742"/>
+      <w:bookmarkStart w:id="18" w:name="_Toc534807930"/>
       <w:r>
         <w:rPr>
           <w:rFonts w:hint="eastAsia" w:ascii="Times New Roman" w:hAnsi="Times New Roman"/>
@@ -4412,10 +4408,10 @@
         </w:rPr>
         <w:t>检测结果</w:t>
       </w:r>
+      <w:bookmarkEnd w:id="13"/>
       <w:bookmarkEnd w:id="14"/>
       <w:bookmarkEnd w:id="15"/>
       <w:bookmarkEnd w:id="16"/>
-      <w:bookmarkEnd w:id="17"/>
       <w:r>
         <w:rPr>
           <w:rFonts w:hint="eastAsia"/>
@@ -4430,7 +4426,7 @@
         </w:rPr>
         <w:t>总览</w:t>
       </w:r>
-      <w:bookmarkEnd w:id="18"/>
+      <w:bookmarkEnd w:id="17"/>
     </w:p>
     <w:p>
       <w:pPr>
@@ -4460,8 +4456,8 @@
           <w:lang w:val="en-US" w:eastAsia="zh-CN"/>
         </w:rPr>
       </w:pPr>
-      <w:bookmarkStart w:id="20" w:name="_Toc149837254"/>
-      <w:bookmarkStart w:id="21" w:name="_Toc30065"/>
+      <w:bookmarkStart w:id="19" w:name="_Toc149837254"/>
+      <w:bookmarkStart w:id="20" w:name="_Toc9306"/>
       <w:r>
         <w:rPr>
           <w:rFonts w:hint="eastAsia"/>
@@ -4471,8 +4467,8 @@
         </w:rPr>
         <w:t>检测结果小结</w:t>
       </w:r>
+      <w:bookmarkEnd w:id="19"/>
       <w:bookmarkEnd w:id="20"/>
-      <w:bookmarkEnd w:id="21"/>
     </w:p>
     <w:tbl>
       <w:tblPr>
@@ -5720,11 +5716,10 @@
           <w:lang w:eastAsia="zh-CN"/>
         </w:rPr>
       </w:pPr>
-      <w:bookmarkStart w:id="22" w:name="_Toc22132"/>
-      <w:bookmarkStart w:id="23" w:name="_Toc20136_WPSOffice_Level1"/>
-      <w:bookmarkStart w:id="24" w:name="_Toc19898_WPSOffice_Level1"/>
-      <w:bookmarkStart w:id="25" w:name="_Toc25759"/>
-      <w:bookmarkStart w:id="26" w:name="_Toc2781"/>
+      <w:bookmarkStart w:id="21" w:name="_Toc20136_WPSOffice_Level1"/>
+      <w:bookmarkStart w:id="22" w:name="_Toc19898_WPSOffice_Level1"/>
+      <w:bookmarkStart w:id="23" w:name="_Toc2781"/>
+      <w:bookmarkStart w:id="24" w:name="_Toc22132"/>
       <w:r>
         <w:rPr>
           <w:rFonts w:hint="eastAsia" w:ascii="Times New Roman" w:hAnsi="Times New Roman" w:eastAsia="微软雅黑" w:cs="Times New Roman"/>
@@ -5777,8 +5772,8 @@
           <w:lang w:eastAsia="zh-CN"/>
         </w:rPr>
       </w:pPr>
-      <w:bookmarkStart w:id="27" w:name="_Toc21059"/>
-      <w:bookmarkStart w:id="28" w:name="_Toc14270"/>
+      <w:bookmarkStart w:id="25" w:name="_Toc21059"/>
+      <w:bookmarkStart w:id="26" w:name="_Toc14270"/>
     </w:p>
     <w:p>
       <w:pPr>
@@ -5786,7 +5781,6 @@
           <w:lang w:eastAsia="zh-CN"/>
         </w:rPr>
       </w:pPr>
-      <w:bookmarkStart w:id="94" w:name="_GoBack"/>
       <w:r>
         <w:rPr>
           <w:sz w:val="22"/>
@@ -5794,34 +5788,34 @@
         <mc:AlternateContent>
           <mc:Choice Requires="wpg">
             <w:drawing>
-              <wp:anchor distT="0" distB="0" distL="114300" distR="114300" simplePos="0" relativeHeight="251669504" behindDoc="0" locked="0" layoutInCell="1" allowOverlap="1">
+              <wp:anchor distT="0" distB="0" distL="114300" distR="114300" simplePos="0" relativeHeight="251666432" behindDoc="0" locked="0" layoutInCell="1" allowOverlap="1">
                 <wp:simplePos x="0" y="0"/>
                 <wp:positionH relativeFrom="column">
-                  <wp:posOffset>2775585</wp:posOffset>
+                  <wp:posOffset>2782570</wp:posOffset>
                 </wp:positionH>
                 <wp:positionV relativeFrom="paragraph">
-                  <wp:posOffset>80010</wp:posOffset>
+                  <wp:posOffset>52070</wp:posOffset>
                 </wp:positionV>
-                <wp:extent cx="2571115" cy="410210"/>
-                <wp:effectExtent l="0" t="0" r="4445" b="1270"/>
+                <wp:extent cx="2735580" cy="452755"/>
+                <wp:effectExtent l="0" t="0" r="0" b="4445"/>
                 <wp:wrapNone/>
-                <wp:docPr id="35" name="组合 16"/>
+                <wp:docPr id="2" name="组合 2"/>
                 <wp:cNvGraphicFramePr/>
                 <a:graphic xmlns:a="http://schemas.openxmlformats.org/drawingml/2006/main">
                   <a:graphicData uri="http://schemas.microsoft.com/office/word/2010/wordprocessingGroup">
                     <wpg:wgp>
                       <wpg:cNvGrpSpPr/>
                       <wpg:grpSpPr>
-                        <a:xfrm rot="0">
-                          <a:off x="3423285" y="4040505"/>
-                          <a:ext cx="2571115" cy="410210"/>
-                          <a:chOff x="17956" y="38313"/>
-                          <a:chExt cx="4049" cy="646"/>
+                        <a:xfrm>
+                          <a:off x="0" y="0"/>
+                          <a:ext cx="2735580" cy="452755"/>
+                          <a:chOff x="19211" y="19395"/>
+                          <a:chExt cx="4308" cy="713"/>
                         </a:xfrm>
                       </wpg:grpSpPr>
                       <pic:pic xmlns:pic="http://schemas.openxmlformats.org/drawingml/2006/picture">
                         <pic:nvPicPr>
-                          <pic:cNvPr id="1" name="图片 29" descr="IMG_256"/>
+                          <pic:cNvPr id="3" name="图片 6" descr="蔡冬雪"/>
                           <pic:cNvPicPr>
                             <a:picLocks noChangeAspect="1"/>
                           </pic:cNvPicPr>
@@ -5842,42 +5836,52 @@
                               </a:clrTo>
                             </a:clrChange>
                           </a:blip>
+                          <a:srcRect l="18656" t="33322" r="18897" b="26699"/>
                           <a:stretch>
                             <a:fillRect/>
                           </a:stretch>
                         </pic:blipFill>
                         <pic:spPr>
                           <a:xfrm>
-                            <a:off x="21031" y="38313"/>
-                            <a:ext cx="975" cy="570"/>
+                            <a:off x="19211" y="19491"/>
+                            <a:ext cx="1261" cy="566"/>
                           </a:xfrm>
                           <a:prstGeom prst="rect">
                             <a:avLst/>
                           </a:prstGeom>
-                          <a:noFill/>
-                          <a:ln w="9525">
-                            <a:noFill/>
-                          </a:ln>
                         </pic:spPr>
                       </pic:pic>
                       <pic:pic xmlns:pic="http://schemas.openxmlformats.org/drawingml/2006/picture">
                         <pic:nvPicPr>
-                          <pic:cNvPr id="10" name="图片 15" descr="c9514d16fd70679bf0495aeebb03c72d_compress"/>
+                          <pic:cNvPr id="13" name="图片 4" descr="王建丽"/>
                           <pic:cNvPicPr>
                             <a:picLocks noChangeAspect="1"/>
                           </pic:cNvPicPr>
                         </pic:nvPicPr>
                         <pic:blipFill>
-                          <a:blip r:embed="rId14"/>
-                          <a:srcRect l="21003" t="56913" r="27176" b="26386"/>
+                          <a:blip r:embed="rId14">
+                            <a:clrChange>
+                              <a:clrFrom>
+                                <a:srgbClr val="FFFFFF">
+                                  <a:alpha val="100000"/>
+                                </a:srgbClr>
+                              </a:clrFrom>
+                              <a:clrTo>
+                                <a:srgbClr val="FFFFFF">
+                                  <a:alpha val="100000"/>
+                                  <a:alpha val="0"/>
+                                </a:srgbClr>
+                              </a:clrTo>
+                            </a:clrChange>
+                          </a:blip>
                           <a:stretch>
                             <a:fillRect/>
                           </a:stretch>
                         </pic:blipFill>
                         <pic:spPr>
                           <a:xfrm>
-                            <a:off x="17956" y="38485"/>
-                            <a:ext cx="1550" cy="475"/>
+                            <a:off x="22261" y="19395"/>
+                            <a:ext cx="1258" cy="713"/>
                           </a:xfrm>
                           <a:prstGeom prst="rect">
                             <a:avLst/>
@@ -5892,18 +5896,18 @@
           </mc:Choice>
           <mc:Fallback>
             <w:pict>
-              <v:group id="组合 16" o:spid="_x0000_s1026" o:spt="203" style="position:absolute;left:0pt;margin-left:218.55pt;margin-top:6.3pt;height:32.3pt;width:202.45pt;z-index:251669504;mso-width-relative:page;mso-height-relative:page;" coordorigin="17956,38313" coordsize="4049,646" o:gfxdata="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">
+              <v:group id="_x0000_s1026" o:spid="_x0000_s1026" o:spt="203" style="position:absolute;left:0pt;margin-left:219.1pt;margin-top:4.1pt;height:35.65pt;width:215.4pt;z-index:251666432;mso-width-relative:page;mso-height-relative:page;" coordorigin="19211,19395" coordsize="4308,713" o:gfxdata="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">
                 <o:lock v:ext="edit" aspectratio="f"/>
-                <v:shape id="图片 29" o:spid="_x0000_s1026" o:spt="75" alt="IMG_256" type="#_x0000_t75" style="position:absolute;left:21031;top:38313;height:570;width:975;" filled="f" o:preferrelative="t" stroked="f" coordsize="21600,21600" o:gfxdata="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">
+                <v:shape id="图片 6" o:spid="_x0000_s1026" o:spt="75" alt="蔡冬雪" type="#_x0000_t75" style="position:absolute;left:19211;top:19491;height:566;width:1261;" filled="f" o:preferrelative="t" stroked="f" coordsize="21600,21600" o:gfxdata="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">
                   <v:fill on="f" focussize="0,0"/>
                   <v:stroke on="f"/>
-                  <v:imagedata r:id="rId13" chromakey="#FFFFFF" o:title=""/>
+                  <v:imagedata r:id="rId13" cropleft="12226f" croptop="21838f" cropright="12384f" cropbottom="17497f" chromakey="#FFFFFF" o:title=""/>
                   <o:lock v:ext="edit" aspectratio="t"/>
                 </v:shape>
-                <v:shape id="图片 15" o:spid="_x0000_s1026" o:spt="75" alt="c9514d16fd70679bf0495aeebb03c72d_compress" type="#_x0000_t75" style="position:absolute;left:17956;top:38485;height:475;width:1550;" filled="f" o:preferrelative="t" stroked="f" coordsize="21600,21600" o:gfxdata="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">
+                <v:shape id="图片 4" o:spid="_x0000_s1026" o:spt="75" alt="王建丽" type="#_x0000_t75" style="position:absolute;left:22261;top:19395;height:713;width:1258;" filled="f" o:preferrelative="t" stroked="f" coordsize="21600,21600" o:gfxdata="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">
                   <v:fill on="f" focussize="0,0"/>
                   <v:stroke on="f"/>
-                  <v:imagedata r:id="rId14" cropleft="13765f" croptop="37299f" cropright="17810f" cropbottom="17292f" o:title=""/>
+                  <v:imagedata r:id="rId14" chromakey="#FFFFFF" o:title=""/>
                   <o:lock v:ext="edit" aspectratio="t"/>
                 </v:shape>
               </v:group>
@@ -5911,7 +5915,6 @@
           </mc:Fallback>
         </mc:AlternateContent>
       </w:r>
-      <w:bookmarkEnd w:id="94"/>
     </w:p>
     <w:tbl>
       <w:tblPr>
@@ -6292,69 +6295,87 @@
       </w:pPr>
       <w:r>
         <w:rPr>
-          <w:sz w:val="24"/>
+          <w:sz w:val="22"/>
         </w:rPr>
         <mc:AlternateContent>
           <mc:Choice Requires="wpg">
             <w:drawing>
-              <wp:anchor distT="0" distB="0" distL="114300" distR="114300" simplePos="0" relativeHeight="251666432" behindDoc="0" locked="0" layoutInCell="1" allowOverlap="1">
+              <wp:anchor distT="0" distB="0" distL="114300" distR="114300" simplePos="0" relativeHeight="251667456" behindDoc="0" locked="0" layoutInCell="1" allowOverlap="1">
                 <wp:simplePos x="0" y="0"/>
                 <wp:positionH relativeFrom="column">
-                  <wp:posOffset>2775585</wp:posOffset>
+                  <wp:posOffset>2774950</wp:posOffset>
                 </wp:positionH>
                 <wp:positionV relativeFrom="paragraph">
-                  <wp:posOffset>88900</wp:posOffset>
+                  <wp:posOffset>76200</wp:posOffset>
                 </wp:positionV>
-                <wp:extent cx="2675255" cy="361950"/>
-                <wp:effectExtent l="0" t="0" r="0" b="3810"/>
+                <wp:extent cx="2927350" cy="572135"/>
+                <wp:effectExtent l="0" t="0" r="0" b="0"/>
                 <wp:wrapNone/>
-                <wp:docPr id="11" name="组合 30"/>
+                <wp:docPr id="19" name="组合 19"/>
                 <wp:cNvGraphicFramePr/>
                 <a:graphic xmlns:a="http://schemas.openxmlformats.org/drawingml/2006/main">
                   <a:graphicData uri="http://schemas.microsoft.com/office/word/2010/wordprocessingGroup">
                     <wpg:wgp>
                       <wpg:cNvGrpSpPr/>
                       <wpg:grpSpPr>
-                        <a:xfrm rot="0">
-                          <a:off x="3423285" y="5173345"/>
-                          <a:ext cx="2675255" cy="361950"/>
-                          <a:chOff x="17956" y="40098"/>
-                          <a:chExt cx="4213" cy="570"/>
+                        <a:xfrm>
+                          <a:off x="0" y="0"/>
+                          <a:ext cx="2927350" cy="572135"/>
+                          <a:chOff x="19199" y="21203"/>
+                          <a:chExt cx="4610" cy="901"/>
                         </a:xfrm>
                       </wpg:grpSpPr>
                       <pic:pic xmlns:pic="http://schemas.openxmlformats.org/drawingml/2006/picture">
                         <pic:nvPicPr>
-                          <pic:cNvPr id="13" name="图片 1" descr="24f613a0-66be-430b-9e80-270d3393fac5"/>
+                          <pic:cNvPr id="23" name="图片 1"/>
                           <pic:cNvPicPr>
                             <a:picLocks noChangeAspect="1"/>
                           </pic:cNvPicPr>
                         </pic:nvPicPr>
                         <pic:blipFill>
-                          <a:blip r:embed="rId15"/>
-                          <a:srcRect l="43292" t="26660" r="21693" b="24394"/>
+                          <a:blip r:embed="rId15">
+                            <a:clrChange>
+                              <a:clrFrom>
+                                <a:srgbClr val="FFFFFF">
+                                  <a:alpha val="100000"/>
+                                </a:srgbClr>
+                              </a:clrFrom>
+                              <a:clrTo>
+                                <a:srgbClr val="FFFFFF">
+                                  <a:alpha val="100000"/>
+                                  <a:alpha val="0"/>
+                                </a:srgbClr>
+                              </a:clrTo>
+                            </a:clrChange>
+                          </a:blip>
+                          <a:srcRect l="10922" t="11667"/>
                           <a:stretch>
                             <a:fillRect/>
                           </a:stretch>
                         </pic:blipFill>
                         <pic:spPr>
-                          <a:xfrm rot="16200000">
-                            <a:off x="18366" y="39740"/>
-                            <a:ext cx="506" cy="1327"/>
+                          <a:xfrm>
+                            <a:off x="19199" y="21203"/>
+                            <a:ext cx="1672" cy="901"/>
                           </a:xfrm>
                           <a:prstGeom prst="rect">
                             <a:avLst/>
                           </a:prstGeom>
+                          <a:noFill/>
+                          <a:ln>
+                            <a:noFill/>
+                          </a:ln>
                         </pic:spPr>
                       </pic:pic>
                       <pic:pic xmlns:pic="http://schemas.openxmlformats.org/drawingml/2006/picture">
                         <pic:nvPicPr>
-                          <pic:cNvPr id="29" name="图片 29" descr="IMG_256"/>
+                          <pic:cNvPr id="27" name="图片 11" descr="王建丽"/>
                           <pic:cNvPicPr>
                             <a:picLocks noChangeAspect="1"/>
                           </pic:cNvPicPr>
                         </pic:nvPicPr>
                         <pic:blipFill>
-                          <a:blip r:embed="rId13">
+                          <a:blip r:embed="rId14">
                             <a:clrChange>
                               <a:clrFrom>
                                 <a:srgbClr val="FFFFFF">
@@ -6375,16 +6396,12 @@
                         </pic:blipFill>
                         <pic:spPr>
                           <a:xfrm>
-                            <a:off x="21195" y="40098"/>
-                            <a:ext cx="975" cy="570"/>
+                            <a:off x="22321" y="21215"/>
+                            <a:ext cx="1488" cy="842"/>
                           </a:xfrm>
                           <a:prstGeom prst="rect">
                             <a:avLst/>
                           </a:prstGeom>
-                          <a:noFill/>
-                          <a:ln w="9525">
-                            <a:noFill/>
-                          </a:ln>
                         </pic:spPr>
                       </pic:pic>
                     </wpg:wgp>
@@ -6395,18 +6412,18 @@
           </mc:Choice>
           <mc:Fallback>
             <w:pict>
-              <v:group id="组合 30" o:spid="_x0000_s1026" o:spt="203" style="position:absolute;left:0pt;margin-left:218.55pt;margin-top:7pt;height:28.5pt;width:210.65pt;z-index:251666432;mso-width-relative:page;mso-height-relative:page;" coordorigin="17956,40098" coordsize="4213,570" o:gfxdata="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">
+              <v:group id="_x0000_s1026" o:spid="_x0000_s1026" o:spt="203" style="position:absolute;left:0pt;margin-left:218.5pt;margin-top:6pt;height:45.05pt;width:230.5pt;z-index:251667456;mso-width-relative:page;mso-height-relative:page;" coordorigin="19199,21203" coordsize="4610,901" o:gfxdata="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">
                 <o:lock v:ext="edit" aspectratio="f"/>
-                <v:shape id="图片 1" o:spid="_x0000_s1026" o:spt="75" alt="24f613a0-66be-430b-9e80-270d3393fac5" type="#_x0000_t75" style="position:absolute;left:18366;top:39740;height:1327;width:506;rotation:-5898240f;" filled="f" o:preferrelative="t" stroked="f" coordsize="21600,21600" o:gfxdata="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">
+                <v:shape id="图片 1" o:spid="_x0000_s1026" o:spt="75" type="#_x0000_t75" style="position:absolute;left:19199;top:21203;height:901;width:1672;" filled="f" o:preferrelative="t" stroked="f" coordsize="21600,21600" o:gfxdata="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">
                   <v:fill on="f" focussize="0,0"/>
                   <v:stroke on="f"/>
-                  <v:imagedata r:id="rId15" cropleft="28372f" croptop="17472f" cropright="14217f" cropbottom="15987f" o:title=""/>
+                  <v:imagedata r:id="rId15" cropleft="7158f" croptop="7646f" chromakey="#FFFFFF" o:title=""/>
                   <o:lock v:ext="edit" aspectratio="t"/>
                 </v:shape>
-                <v:shape id="_x0000_s1026" o:spid="_x0000_s1026" o:spt="75" alt="IMG_256" type="#_x0000_t75" style="position:absolute;left:21195;top:40098;height:570;width:975;" filled="f" o:preferrelative="t" stroked="f" coordsize="21600,21600" o:gfxdata="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">
+                <v:shape id="图片 11" o:spid="_x0000_s1026" o:spt="75" alt="王建丽" type="#_x0000_t75" style="position:absolute;left:22321;top:21215;height:842;width:1488;" filled="f" o:preferrelative="t" stroked="f" coordsize="21600,21600" o:gfxdata="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">
                   <v:fill on="f" focussize="0,0"/>
                   <v:stroke on="f"/>
-                  <v:imagedata r:id="rId13" chromakey="#FFFFFF" o:title=""/>
+                  <v:imagedata r:id="rId14" chromakey="#FFFFFF" o:title=""/>
                   <o:lock v:ext="edit" aspectratio="t"/>
                 </v:shape>
               </v:group>
@@ -6724,1776 +6741,6 @@
     <w:p>
       <w:pPr>
         <w:rPr>
-          <w:rFonts w:ascii="Times New Roman" w:hAnsi="Times New Roman" w:eastAsia="微软雅黑" w:cs="Times New Roman"/>
-          <w:sz w:val="24"/>
-          <w:szCs w:val="24"/>
-          <w:lang w:eastAsia="zh-CN"/>
-        </w:rPr>
-      </w:pPr>
-      <w:r>
-        <w:rPr>
-          <w:rFonts w:hint="eastAsia" w:ascii="Times New Roman" w:hAnsi="Times New Roman" w:eastAsia="微软雅黑" w:cs="Times New Roman"/>
-          <w:sz w:val="24"/>
-          <w:szCs w:val="24"/>
-          <w:lang w:eastAsia="zh-CN"/>
-        </w:rPr>
-        <w:t xml:space="preserve">{% endif %}{% if testedby == </w:t>
-      </w:r>
-      <w:r>
-        <w:rPr>
-          <w:rFonts w:ascii="Times New Roman" w:hAnsi="Times New Roman" w:eastAsia="微软雅黑" w:cs="Times New Roman"/>
-          <w:sz w:val="24"/>
-          <w:szCs w:val="24"/>
-          <w:lang w:eastAsia="zh-CN"/>
-        </w:rPr>
-        <w:t>“</w:t>
-      </w:r>
-      <w:r>
-        <w:rPr>
-          <w:rFonts w:hint="eastAsia" w:ascii="Times New Roman" w:hAnsi="Times New Roman" w:eastAsia="微软雅黑" w:cs="Times New Roman"/>
-          <w:sz w:val="24"/>
-          <w:szCs w:val="24"/>
-          <w:lang w:eastAsia="zh-CN"/>
-        </w:rPr>
-        <w:t>3</w:t>
-      </w:r>
-      <w:r>
-        <w:rPr>
-          <w:rFonts w:ascii="Times New Roman" w:hAnsi="Times New Roman" w:eastAsia="微软雅黑" w:cs="Times New Roman"/>
-          <w:sz w:val="24"/>
-          <w:szCs w:val="24"/>
-          <w:lang w:eastAsia="zh-CN"/>
-        </w:rPr>
-        <w:t>”</w:t>
-      </w:r>
-      <w:r>
-        <w:rPr>
-          <w:rFonts w:hint="eastAsia" w:ascii="Times New Roman" w:hAnsi="Times New Roman" w:eastAsia="微软雅黑" w:cs="Times New Roman"/>
-          <w:sz w:val="24"/>
-          <w:szCs w:val="24"/>
-          <w:lang w:eastAsia="zh-CN"/>
-        </w:rPr>
-        <w:t xml:space="preserve"> %}</w:t>
-      </w:r>
-    </w:p>
-    <w:p>
-      <w:pPr>
-        <w:rPr>
-          <w:rFonts w:ascii="Times New Roman" w:hAnsi="Times New Roman" w:eastAsia="微软雅黑" w:cs="Times New Roman"/>
-          <w:sz w:val="24"/>
-          <w:szCs w:val="24"/>
-          <w:lang w:eastAsia="zh-CN"/>
-        </w:rPr>
-      </w:pPr>
-    </w:p>
-    <w:p>
-      <w:pPr>
-        <w:rPr>
-          <w:sz w:val="24"/>
-          <w:lang w:eastAsia="zh-CN"/>
-        </w:rPr>
-      </w:pPr>
-      <w:r>
-        <w:rPr>
-          <w:sz w:val="24"/>
-        </w:rPr>
-        <mc:AlternateContent>
-          <mc:Choice Requires="wpg">
-            <w:drawing>
-              <wp:anchor distT="0" distB="0" distL="114300" distR="114300" simplePos="0" relativeHeight="251667456" behindDoc="0" locked="0" layoutInCell="1" allowOverlap="1">
-                <wp:simplePos x="0" y="0"/>
-                <wp:positionH relativeFrom="column">
-                  <wp:posOffset>2715895</wp:posOffset>
-                </wp:positionH>
-                <wp:positionV relativeFrom="paragraph">
-                  <wp:posOffset>79375</wp:posOffset>
-                </wp:positionV>
-                <wp:extent cx="2672080" cy="414020"/>
-                <wp:effectExtent l="0" t="0" r="10160" b="12700"/>
-                <wp:wrapNone/>
-                <wp:docPr id="39" name="组合 23"/>
-                <wp:cNvGraphicFramePr/>
-                <a:graphic xmlns:a="http://schemas.openxmlformats.org/drawingml/2006/main">
-                  <a:graphicData uri="http://schemas.microsoft.com/office/word/2010/wordprocessingGroup">
-                    <wpg:wgp>
-                      <wpg:cNvGrpSpPr/>
-                      <wpg:grpSpPr>
-                        <a:xfrm rot="0">
-                          <a:off x="3363595" y="6282055"/>
-                          <a:ext cx="2672080" cy="414020"/>
-                          <a:chOff x="17862" y="41843"/>
-                          <a:chExt cx="4208" cy="652"/>
-                        </a:xfrm>
-                      </wpg:grpSpPr>
-                      <pic:pic xmlns:pic="http://schemas.openxmlformats.org/drawingml/2006/picture">
-                        <pic:nvPicPr>
-                          <pic:cNvPr id="22" name="图片 59" descr="图片1"/>
-                          <pic:cNvPicPr>
-                            <a:picLocks noChangeAspect="1"/>
-                          </pic:cNvPicPr>
-                        </pic:nvPicPr>
-                        <pic:blipFill>
-                          <a:blip r:embed="rId16">
-                            <a:biLevel thresh="50000"/>
-                          </a:blip>
-                          <a:srcRect l="7865" t="11797" r="5322" b="19074"/>
-                          <a:stretch>
-                            <a:fillRect/>
-                          </a:stretch>
-                        </pic:blipFill>
-                        <pic:spPr>
-                          <a:xfrm>
-                            <a:off x="17862" y="41869"/>
-                            <a:ext cx="1468" cy="627"/>
-                          </a:xfrm>
-                          <a:prstGeom prst="rect">
-                            <a:avLst/>
-                          </a:prstGeom>
-                          <a:noFill/>
-                        </pic:spPr>
-                      </pic:pic>
-                      <pic:pic xmlns:pic="http://schemas.openxmlformats.org/drawingml/2006/picture">
-                        <pic:nvPicPr>
-                          <pic:cNvPr id="21" name="图片 29" descr="IMG_256"/>
-                          <pic:cNvPicPr>
-                            <a:picLocks noChangeAspect="1"/>
-                          </pic:cNvPicPr>
-                        </pic:nvPicPr>
-                        <pic:blipFill>
-                          <a:blip r:embed="rId13">
-                            <a:clrChange>
-                              <a:clrFrom>
-                                <a:srgbClr val="FFFFFF">
-                                  <a:alpha val="100000"/>
-                                </a:srgbClr>
-                              </a:clrFrom>
-                              <a:clrTo>
-                                <a:srgbClr val="FFFFFF">
-                                  <a:alpha val="100000"/>
-                                  <a:alpha val="0"/>
-                                </a:srgbClr>
-                              </a:clrTo>
-                            </a:clrChange>
-                          </a:blip>
-                          <a:stretch>
-                            <a:fillRect/>
-                          </a:stretch>
-                        </pic:blipFill>
-                        <pic:spPr>
-                          <a:xfrm>
-                            <a:off x="21096" y="41843"/>
-                            <a:ext cx="975" cy="570"/>
-                          </a:xfrm>
-                          <a:prstGeom prst="rect">
-                            <a:avLst/>
-                          </a:prstGeom>
-                          <a:noFill/>
-                          <a:ln w="9525">
-                            <a:noFill/>
-                          </a:ln>
-                        </pic:spPr>
-                      </pic:pic>
-                    </wpg:wgp>
-                  </a:graphicData>
-                </a:graphic>
-              </wp:anchor>
-            </w:drawing>
-          </mc:Choice>
-          <mc:Fallback>
-            <w:pict>
-              <v:group id="组合 23" o:spid="_x0000_s1026" o:spt="203" style="position:absolute;left:0pt;margin-left:213.85pt;margin-top:6.25pt;height:32.6pt;width:210.4pt;z-index:251667456;mso-width-relative:page;mso-height-relative:page;" coordorigin="17862,41843" coordsize="4208,652" o:gfxdata="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">
-                <o:lock v:ext="edit" aspectratio="f"/>
-                <v:shape id="图片 59" o:spid="_x0000_s1026" o:spt="75" alt="图片1" type="#_x0000_t75" style="position:absolute;left:17862;top:41869;height:627;width:1468;" filled="f" o:preferrelative="t" stroked="f" coordsize="21600,21600" o:gfxdata="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">
-                  <v:fill on="f" focussize="0,0"/>
-                  <v:stroke on="f"/>
-                  <v:imagedata r:id="rId16" cropleft="5154f" croptop="7731f" cropright="3488f" cropbottom="12500f" grayscale="t" bilevel="t" o:title=""/>
-                  <o:lock v:ext="edit" aspectratio="t"/>
-                </v:shape>
-                <v:shape id="图片 29" o:spid="_x0000_s1026" o:spt="75" alt="IMG_256" type="#_x0000_t75" style="position:absolute;left:21096;top:41843;height:570;width:975;" filled="f" o:preferrelative="t" stroked="f" coordsize="21600,21600" o:gfxdata="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">
-                  <v:fill on="f" focussize="0,0"/>
-                  <v:stroke on="f"/>
-                  <v:imagedata r:id="rId13" chromakey="#FFFFFF" o:title=""/>
-                  <o:lock v:ext="edit" aspectratio="t"/>
-                </v:shape>
-              </v:group>
-            </w:pict>
-          </mc:Fallback>
-        </mc:AlternateContent>
-      </w:r>
-    </w:p>
-    <w:tbl>
-      <w:tblPr>
-        <w:tblStyle w:val="34"/>
-        <w:tblW w:w="6772" w:type="dxa"/>
-        <w:jc w:val="right"/>
-        <w:tblLayout w:type="fixed"/>
-        <w:tblCellMar>
-          <w:top w:w="0" w:type="dxa"/>
-          <w:left w:w="0" w:type="dxa"/>
-          <w:bottom w:w="0" w:type="dxa"/>
-          <w:right w:w="0" w:type="dxa"/>
-        </w:tblCellMar>
-      </w:tblPr>
-      <w:tblGrid>
-        <w:gridCol w:w="1272"/>
-        <w:gridCol w:w="2040"/>
-        <w:gridCol w:w="1166"/>
-        <w:gridCol w:w="2294"/>
-      </w:tblGrid>
-      <w:tr>
-        <w:tblPrEx>
-          <w:tblCellMar>
-            <w:top w:w="0" w:type="dxa"/>
-            <w:left w:w="0" w:type="dxa"/>
-            <w:bottom w:w="0" w:type="dxa"/>
-            <w:right w:w="0" w:type="dxa"/>
-          </w:tblCellMar>
-        </w:tblPrEx>
-        <w:trPr>
-          <w:trHeight w:val="441" w:hRule="exact"/>
-          <w:jc w:val="right"/>
-        </w:trPr>
-        <w:tc>
-          <w:tcPr>
-            <w:tcW w:w="1272" w:type="dxa"/>
-            <w:vAlign w:val="center"/>
-          </w:tcPr>
-          <w:p>
-            <w:pPr>
-              <w:pStyle w:val="20"/>
-              <w:spacing w:before="13"/>
-              <w:ind w:left="13" w:right="95"/>
-              <w:jc w:val="both"/>
-              <w:rPr>
-                <w:rFonts w:ascii="Times New Roman" w:hAnsi="Times New Roman" w:cs="Times New Roman"/>
-                <w:b/>
-                <w:sz w:val="24"/>
-                <w:szCs w:val="24"/>
-              </w:rPr>
-            </w:pPr>
-            <w:r>
-              <w:rPr>
-                <w:rFonts w:ascii="Times New Roman" w:hAnsi="Times New Roman" w:cs="Times New Roman"/>
-                <w:b/>
-                <w:sz w:val="24"/>
-                <w:szCs w:val="24"/>
-              </w:rPr>
-              <w:t>检测人：</w:t>
-            </w:r>
-          </w:p>
-        </w:tc>
-        <w:tc>
-          <w:tcPr>
-            <w:tcW w:w="2040" w:type="dxa"/>
-            <w:vAlign w:val="center"/>
-          </w:tcPr>
-          <w:p>
-            <w:pPr>
-              <w:pStyle w:val="20"/>
-              <w:spacing w:before="13"/>
-              <w:jc w:val="both"/>
-              <w:rPr>
-                <w:rFonts w:ascii="Times New Roman" w:hAnsi="Times New Roman" w:cs="Times New Roman"/>
-                <w:b/>
-                <w:sz w:val="24"/>
-                <w:szCs w:val="24"/>
-              </w:rPr>
-            </w:pPr>
-          </w:p>
-        </w:tc>
-        <w:tc>
-          <w:tcPr>
-            <w:tcW w:w="1166" w:type="dxa"/>
-            <w:vAlign w:val="center"/>
-          </w:tcPr>
-          <w:p>
-            <w:pPr>
-              <w:pStyle w:val="20"/>
-              <w:spacing w:before="13"/>
-              <w:jc w:val="both"/>
-              <w:rPr>
-                <w:rFonts w:ascii="Times New Roman" w:hAnsi="Times New Roman" w:cs="Times New Roman"/>
-                <w:b/>
-                <w:sz w:val="24"/>
-                <w:szCs w:val="24"/>
-              </w:rPr>
-            </w:pPr>
-            <w:r>
-              <w:rPr>
-                <w:rFonts w:ascii="Times New Roman" w:hAnsi="Times New Roman" w:cs="Times New Roman"/>
-                <w:b/>
-                <w:sz w:val="24"/>
-                <w:szCs w:val="24"/>
-              </w:rPr>
-              <w:t>复核人</w:t>
-            </w:r>
-            <w:r>
-              <w:rPr>
-                <w:rFonts w:ascii="Times New Roman" w:hAnsi="Times New Roman" w:cs="Times New Roman"/>
-                <w:b/>
-                <w:sz w:val="24"/>
-                <w:szCs w:val="24"/>
-                <w:lang w:eastAsia="zh-CN"/>
-              </w:rPr>
-              <w:t>：</w:t>
-            </w:r>
-          </w:p>
-        </w:tc>
-        <w:tc>
-          <w:tcPr>
-            <w:tcW w:w="2294" w:type="dxa"/>
-            <w:vAlign w:val="center"/>
-          </w:tcPr>
-          <w:p>
-            <w:pPr>
-              <w:pStyle w:val="20"/>
-              <w:spacing w:before="13"/>
-              <w:ind w:right="15"/>
-              <w:jc w:val="both"/>
-              <w:rPr>
-                <w:rFonts w:ascii="Times New Roman" w:hAnsi="Times New Roman" w:cs="Times New Roman"/>
-                <w:b/>
-                <w:sz w:val="24"/>
-                <w:szCs w:val="24"/>
-              </w:rPr>
-            </w:pPr>
-          </w:p>
-        </w:tc>
-      </w:tr>
-      <w:tr>
-        <w:tblPrEx>
-          <w:tblCellMar>
-            <w:top w:w="0" w:type="dxa"/>
-            <w:left w:w="0" w:type="dxa"/>
-            <w:bottom w:w="0" w:type="dxa"/>
-            <w:right w:w="0" w:type="dxa"/>
-          </w:tblCellMar>
-        </w:tblPrEx>
-        <w:trPr>
-          <w:trHeight w:val="457" w:hRule="exact"/>
-          <w:jc w:val="right"/>
-        </w:trPr>
-        <w:tc>
-          <w:tcPr>
-            <w:tcW w:w="1272" w:type="dxa"/>
-            <w:vAlign w:val="center"/>
-          </w:tcPr>
-          <w:p>
-            <w:pPr>
-              <w:pStyle w:val="20"/>
-              <w:spacing w:line="341" w:lineRule="exact"/>
-              <w:ind w:left="13" w:right="165"/>
-              <w:jc w:val="both"/>
-              <w:rPr>
-                <w:rFonts w:ascii="Times New Roman" w:hAnsi="Times New Roman" w:cs="Times New Roman"/>
-                <w:b/>
-                <w:sz w:val="24"/>
-                <w:szCs w:val="24"/>
-              </w:rPr>
-            </w:pPr>
-            <w:r>
-              <w:rPr>
-                <w:rFonts w:ascii="Times New Roman" w:hAnsi="Times New Roman" w:cs="Times New Roman"/>
-                <w:b/>
-                <w:sz w:val="24"/>
-                <w:szCs w:val="24"/>
-              </w:rPr>
-              <w:t>日</w:t>
-            </w:r>
-            <w:r>
-              <w:rPr>
-                <w:rFonts w:ascii="Times New Roman" w:hAnsi="Times New Roman" w:cs="Times New Roman"/>
-                <w:b/>
-                <w:sz w:val="24"/>
-                <w:szCs w:val="24"/>
-                <w:lang w:eastAsia="zh-CN"/>
-              </w:rPr>
-              <w:t xml:space="preserve">  </w:t>
-            </w:r>
-            <w:r>
-              <w:rPr>
-                <w:rFonts w:ascii="Times New Roman" w:hAnsi="Times New Roman" w:cs="Times New Roman"/>
-                <w:b/>
-                <w:sz w:val="24"/>
-                <w:szCs w:val="24"/>
-              </w:rPr>
-              <w:t>期：</w:t>
-            </w:r>
-          </w:p>
-        </w:tc>
-        <w:tc>
-          <w:tcPr>
-            <w:tcW w:w="2040" w:type="dxa"/>
-            <w:vAlign w:val="center"/>
-          </w:tcPr>
-          <w:p>
-            <w:pPr>
-              <w:pStyle w:val="20"/>
-              <w:spacing w:line="363" w:lineRule="exact"/>
-              <w:jc w:val="both"/>
-              <w:rPr>
-                <w:rFonts w:ascii="Times New Roman" w:hAnsi="Times New Roman" w:cs="Times New Roman"/>
-                <w:sz w:val="24"/>
-                <w:szCs w:val="24"/>
-              </w:rPr>
-            </w:pPr>
-            <w:r>
-              <w:rPr>
-                <w:rFonts w:ascii="Times New Roman" w:hAnsi="Times New Roman" w:cs="Times New Roman"/>
-                <w:kern w:val="2"/>
-                <w:sz w:val="24"/>
-                <w:szCs w:val="24"/>
-                <w:lang w:eastAsia="zh-CN"/>
-              </w:rPr>
-              <w:t>{{ reportdate }}</w:t>
-            </w:r>
-          </w:p>
-        </w:tc>
-        <w:tc>
-          <w:tcPr>
-            <w:tcW w:w="1166" w:type="dxa"/>
-            <w:vAlign w:val="center"/>
-          </w:tcPr>
-          <w:p>
-            <w:pPr>
-              <w:pStyle w:val="20"/>
-              <w:spacing w:line="341" w:lineRule="exact"/>
-              <w:jc w:val="both"/>
-              <w:rPr>
-                <w:rFonts w:ascii="Times New Roman" w:hAnsi="Times New Roman" w:cs="Times New Roman"/>
-                <w:b/>
-                <w:sz w:val="24"/>
-                <w:szCs w:val="24"/>
-              </w:rPr>
-            </w:pPr>
-            <w:r>
-              <w:rPr>
-                <w:rFonts w:ascii="Times New Roman" w:hAnsi="Times New Roman" w:cs="Times New Roman"/>
-                <w:b/>
-                <w:sz w:val="24"/>
-                <w:szCs w:val="24"/>
-              </w:rPr>
-              <w:t>日</w:t>
-            </w:r>
-            <w:r>
-              <w:rPr>
-                <w:rFonts w:ascii="Times New Roman" w:hAnsi="Times New Roman" w:cs="Times New Roman"/>
-                <w:b/>
-                <w:sz w:val="24"/>
-                <w:szCs w:val="24"/>
-                <w:lang w:eastAsia="zh-CN"/>
-              </w:rPr>
-              <w:t xml:space="preserve">  </w:t>
-            </w:r>
-            <w:r>
-              <w:rPr>
-                <w:rFonts w:ascii="Times New Roman" w:hAnsi="Times New Roman" w:cs="Times New Roman"/>
-                <w:b/>
-                <w:sz w:val="24"/>
-                <w:szCs w:val="24"/>
-              </w:rPr>
-              <w:t>期：</w:t>
-            </w:r>
-          </w:p>
-        </w:tc>
-        <w:tc>
-          <w:tcPr>
-            <w:tcW w:w="2294" w:type="dxa"/>
-            <w:vAlign w:val="center"/>
-          </w:tcPr>
-          <w:p>
-            <w:pPr>
-              <w:pStyle w:val="20"/>
-              <w:spacing w:line="363" w:lineRule="exact"/>
-              <w:ind w:right="15"/>
-              <w:jc w:val="both"/>
-              <w:rPr>
-                <w:rFonts w:ascii="Times New Roman" w:hAnsi="Times New Roman" w:cs="Times New Roman"/>
-                <w:sz w:val="24"/>
-                <w:szCs w:val="24"/>
-              </w:rPr>
-            </w:pPr>
-            <w:r>
-              <w:rPr>
-                <w:rFonts w:ascii="Times New Roman" w:hAnsi="Times New Roman" w:cs="Times New Roman"/>
-                <w:kern w:val="2"/>
-                <w:sz w:val="24"/>
-                <w:szCs w:val="24"/>
-                <w:lang w:eastAsia="zh-CN"/>
-              </w:rPr>
-              <w:t>{{ reportdate }}</w:t>
-            </w:r>
-          </w:p>
-        </w:tc>
-      </w:tr>
-    </w:tbl>
-    <w:p>
-      <w:pPr>
-        <w:rPr>
-          <w:rFonts w:ascii="Times New Roman" w:hAnsi="Times New Roman" w:eastAsia="微软雅黑" w:cs="Times New Roman"/>
-          <w:sz w:val="24"/>
-          <w:szCs w:val="24"/>
-          <w:lang w:eastAsia="zh-CN"/>
-        </w:rPr>
-      </w:pPr>
-      <w:r>
-        <w:rPr>
-          <w:rFonts w:hint="eastAsia" w:ascii="Times New Roman" w:hAnsi="Times New Roman" w:eastAsia="微软雅黑" w:cs="Times New Roman"/>
-          <w:sz w:val="24"/>
-          <w:szCs w:val="24"/>
-          <w:lang w:eastAsia="zh-CN"/>
-        </w:rPr>
-        <w:t xml:space="preserve">{% endif %}{% if testedby == </w:t>
-      </w:r>
-      <w:r>
-        <w:rPr>
-          <w:rFonts w:ascii="Times New Roman" w:hAnsi="Times New Roman" w:eastAsia="微软雅黑" w:cs="Times New Roman"/>
-          <w:sz w:val="24"/>
-          <w:szCs w:val="24"/>
-          <w:lang w:eastAsia="zh-CN"/>
-        </w:rPr>
-        <w:t>“</w:t>
-      </w:r>
-      <w:r>
-        <w:rPr>
-          <w:rFonts w:hint="eastAsia" w:ascii="Times New Roman" w:hAnsi="Times New Roman" w:eastAsia="微软雅黑" w:cs="Times New Roman"/>
-          <w:sz w:val="24"/>
-          <w:szCs w:val="24"/>
-          <w:lang w:eastAsia="zh-CN"/>
-        </w:rPr>
-        <w:t>4</w:t>
-      </w:r>
-      <w:r>
-        <w:rPr>
-          <w:rFonts w:ascii="Times New Roman" w:hAnsi="Times New Roman" w:eastAsia="微软雅黑" w:cs="Times New Roman"/>
-          <w:sz w:val="24"/>
-          <w:szCs w:val="24"/>
-          <w:lang w:eastAsia="zh-CN"/>
-        </w:rPr>
-        <w:t>”</w:t>
-      </w:r>
-      <w:r>
-        <w:rPr>
-          <w:rFonts w:hint="eastAsia" w:ascii="Times New Roman" w:hAnsi="Times New Roman" w:eastAsia="微软雅黑" w:cs="Times New Roman"/>
-          <w:sz w:val="24"/>
-          <w:szCs w:val="24"/>
-          <w:lang w:eastAsia="zh-CN"/>
-        </w:rPr>
-        <w:t xml:space="preserve"> %}</w:t>
-      </w:r>
-    </w:p>
-    <w:p>
-      <w:pPr>
-        <w:rPr>
-          <w:rFonts w:ascii="Times New Roman" w:hAnsi="Times New Roman" w:eastAsia="微软雅黑" w:cs="Times New Roman"/>
-          <w:sz w:val="24"/>
-          <w:szCs w:val="24"/>
-          <w:lang w:eastAsia="zh-CN"/>
-        </w:rPr>
-      </w:pPr>
-    </w:p>
-    <w:p>
-      <w:pPr>
-        <w:rPr>
-          <w:rFonts w:ascii="Times New Roman" w:hAnsi="Times New Roman" w:eastAsia="微软雅黑" w:cs="Times New Roman"/>
-          <w:sz w:val="24"/>
-          <w:szCs w:val="24"/>
-          <w:lang w:eastAsia="zh-CN"/>
-        </w:rPr>
-      </w:pPr>
-      <w:r>
-        <w:rPr>
-          <w:sz w:val="24"/>
-        </w:rPr>
-        <mc:AlternateContent>
-          <mc:Choice Requires="wpg">
-            <w:drawing>
-              <wp:anchor distT="0" distB="0" distL="114300" distR="114300" simplePos="0" relativeHeight="251668480" behindDoc="0" locked="0" layoutInCell="1" allowOverlap="1">
-                <wp:simplePos x="0" y="0"/>
-                <wp:positionH relativeFrom="column">
-                  <wp:posOffset>2788285</wp:posOffset>
-                </wp:positionH>
-                <wp:positionV relativeFrom="paragraph">
-                  <wp:posOffset>85090</wp:posOffset>
-                </wp:positionV>
-                <wp:extent cx="2889885" cy="397510"/>
-                <wp:effectExtent l="0" t="0" r="5715" b="13970"/>
-                <wp:wrapNone/>
-                <wp:docPr id="41" name="组合 27"/>
-                <wp:cNvGraphicFramePr/>
-                <a:graphic xmlns:a="http://schemas.openxmlformats.org/drawingml/2006/main">
-                  <a:graphicData uri="http://schemas.microsoft.com/office/word/2010/wordprocessingGroup">
-                    <wpg:wgp>
-                      <wpg:cNvGrpSpPr/>
-                      <wpg:grpSpPr>
-                        <a:xfrm rot="0">
-                          <a:off x="3435985" y="7406005"/>
-                          <a:ext cx="2889885" cy="397510"/>
-                          <a:chOff x="17976" y="43614"/>
-                          <a:chExt cx="4551" cy="626"/>
-                        </a:xfrm>
-                      </wpg:grpSpPr>
-                      <pic:pic xmlns:pic="http://schemas.openxmlformats.org/drawingml/2006/picture">
-                        <pic:nvPicPr>
-                          <pic:cNvPr id="14" name="图片 29" descr="IMG_256"/>
-                          <pic:cNvPicPr>
-                            <a:picLocks noChangeAspect="1"/>
-                          </pic:cNvPicPr>
-                        </pic:nvPicPr>
-                        <pic:blipFill>
-                          <a:blip r:embed="rId13">
-                            <a:clrChange>
-                              <a:clrFrom>
-                                <a:srgbClr val="FFFFFF">
-                                  <a:alpha val="100000"/>
-                                </a:srgbClr>
-                              </a:clrFrom>
-                              <a:clrTo>
-                                <a:srgbClr val="FFFFFF">
-                                  <a:alpha val="100000"/>
-                                  <a:alpha val="0"/>
-                                </a:srgbClr>
-                              </a:clrTo>
-                            </a:clrChange>
-                          </a:blip>
-                          <a:stretch>
-                            <a:fillRect/>
-                          </a:stretch>
-                        </pic:blipFill>
-                        <pic:spPr>
-                          <a:xfrm>
-                            <a:off x="17976" y="43615"/>
-                            <a:ext cx="975" cy="570"/>
-                          </a:xfrm>
-                          <a:prstGeom prst="rect">
-                            <a:avLst/>
-                          </a:prstGeom>
-                          <a:noFill/>
-                          <a:ln w="9525">
-                            <a:noFill/>
-                          </a:ln>
-                        </pic:spPr>
-                      </pic:pic>
-                      <pic:pic xmlns:pic="http://schemas.openxmlformats.org/drawingml/2006/picture">
-                        <pic:nvPicPr>
-                          <pic:cNvPr id="26" name="图片 59" descr="图片1"/>
-                          <pic:cNvPicPr>
-                            <a:picLocks noChangeAspect="1"/>
-                          </pic:cNvPicPr>
-                        </pic:nvPicPr>
-                        <pic:blipFill>
-                          <a:blip r:embed="rId16">
-                            <a:biLevel thresh="50000"/>
-                          </a:blip>
-                          <a:srcRect l="7865" t="11797" r="5322" b="19074"/>
-                          <a:stretch>
-                            <a:fillRect/>
-                          </a:stretch>
-                        </pic:blipFill>
-                        <pic:spPr>
-                          <a:xfrm>
-                            <a:off x="21059" y="43614"/>
-                            <a:ext cx="1468" cy="627"/>
-                          </a:xfrm>
-                          <a:prstGeom prst="rect">
-                            <a:avLst/>
-                          </a:prstGeom>
-                          <a:noFill/>
-                        </pic:spPr>
-                      </pic:pic>
-                    </wpg:wgp>
-                  </a:graphicData>
-                </a:graphic>
-              </wp:anchor>
-            </w:drawing>
-          </mc:Choice>
-          <mc:Fallback>
-            <w:pict>
-              <v:group id="组合 27" o:spid="_x0000_s1026" o:spt="203" style="position:absolute;left:0pt;margin-left:219.55pt;margin-top:6.7pt;height:31.3pt;width:227.55pt;z-index:251668480;mso-width-relative:page;mso-height-relative:page;" coordorigin="17976,43614" coordsize="4551,626" o:gfxdata="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">
-                <o:lock v:ext="edit" aspectratio="f"/>
-                <v:shape id="图片 29" o:spid="_x0000_s1026" o:spt="75" alt="IMG_256" type="#_x0000_t75" style="position:absolute;left:17976;top:43615;height:570;width:975;" filled="f" o:preferrelative="t" stroked="f" coordsize="21600,21600" o:gfxdata="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">
-                  <v:fill on="f" focussize="0,0"/>
-                  <v:stroke on="f"/>
-                  <v:imagedata r:id="rId13" chromakey="#FFFFFF" o:title=""/>
-                  <o:lock v:ext="edit" aspectratio="t"/>
-                </v:shape>
-                <v:shape id="图片 59" o:spid="_x0000_s1026" o:spt="75" alt="图片1" type="#_x0000_t75" style="position:absolute;left:21059;top:43614;height:627;width:1468;" filled="f" o:preferrelative="t" stroked="f" coordsize="21600,21600" o:gfxdata="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">
-                  <v:fill on="f" focussize="0,0"/>
-                  <v:stroke on="f"/>
-                  <v:imagedata r:id="rId16" cropleft="5154f" croptop="7731f" cropright="3488f" cropbottom="12500f" grayscale="t" bilevel="t" o:title=""/>
-                  <o:lock v:ext="edit" aspectratio="t"/>
-                </v:shape>
-              </v:group>
-            </w:pict>
-          </mc:Fallback>
-        </mc:AlternateContent>
-      </w:r>
-    </w:p>
-    <w:tbl>
-      <w:tblPr>
-        <w:tblStyle w:val="34"/>
-        <w:tblW w:w="6772" w:type="dxa"/>
-        <w:jc w:val="right"/>
-        <w:tblLayout w:type="fixed"/>
-        <w:tblCellMar>
-          <w:top w:w="0" w:type="dxa"/>
-          <w:left w:w="0" w:type="dxa"/>
-          <w:bottom w:w="0" w:type="dxa"/>
-          <w:right w:w="0" w:type="dxa"/>
-        </w:tblCellMar>
-      </w:tblPr>
-      <w:tblGrid>
-        <w:gridCol w:w="1272"/>
-        <w:gridCol w:w="2040"/>
-        <w:gridCol w:w="1166"/>
-        <w:gridCol w:w="2294"/>
-      </w:tblGrid>
-      <w:tr>
-        <w:tblPrEx>
-          <w:tblCellMar>
-            <w:top w:w="0" w:type="dxa"/>
-            <w:left w:w="0" w:type="dxa"/>
-            <w:bottom w:w="0" w:type="dxa"/>
-            <w:right w:w="0" w:type="dxa"/>
-          </w:tblCellMar>
-        </w:tblPrEx>
-        <w:trPr>
-          <w:trHeight w:val="441" w:hRule="exact"/>
-          <w:jc w:val="right"/>
-        </w:trPr>
-        <w:tc>
-          <w:tcPr>
-            <w:tcW w:w="1272" w:type="dxa"/>
-            <w:vAlign w:val="center"/>
-          </w:tcPr>
-          <w:p>
-            <w:pPr>
-              <w:pStyle w:val="20"/>
-              <w:spacing w:before="13"/>
-              <w:ind w:left="13" w:right="95"/>
-              <w:jc w:val="both"/>
-              <w:rPr>
-                <w:rFonts w:ascii="Times New Roman" w:hAnsi="Times New Roman" w:cs="Times New Roman"/>
-                <w:b/>
-                <w:sz w:val="24"/>
-                <w:szCs w:val="24"/>
-              </w:rPr>
-            </w:pPr>
-            <w:r>
-              <w:rPr>
-                <w:rFonts w:ascii="Times New Roman" w:hAnsi="Times New Roman" w:cs="Times New Roman"/>
-                <w:b/>
-                <w:sz w:val="24"/>
-                <w:szCs w:val="24"/>
-              </w:rPr>
-              <w:t>检测人：</w:t>
-            </w:r>
-          </w:p>
-        </w:tc>
-        <w:tc>
-          <w:tcPr>
-            <w:tcW w:w="2040" w:type="dxa"/>
-            <w:vAlign w:val="center"/>
-          </w:tcPr>
-          <w:p>
-            <w:pPr>
-              <w:pStyle w:val="20"/>
-              <w:spacing w:before="13"/>
-              <w:jc w:val="both"/>
-              <w:rPr>
-                <w:rFonts w:ascii="Times New Roman" w:hAnsi="Times New Roman" w:cs="Times New Roman"/>
-                <w:b/>
-                <w:sz w:val="24"/>
-                <w:szCs w:val="24"/>
-              </w:rPr>
-            </w:pPr>
-          </w:p>
-        </w:tc>
-        <w:tc>
-          <w:tcPr>
-            <w:tcW w:w="1166" w:type="dxa"/>
-            <w:vAlign w:val="center"/>
-          </w:tcPr>
-          <w:p>
-            <w:pPr>
-              <w:pStyle w:val="20"/>
-              <w:spacing w:before="13"/>
-              <w:jc w:val="both"/>
-              <w:rPr>
-                <w:rFonts w:ascii="Times New Roman" w:hAnsi="Times New Roman" w:cs="Times New Roman"/>
-                <w:b/>
-                <w:sz w:val="24"/>
-                <w:szCs w:val="24"/>
-              </w:rPr>
-            </w:pPr>
-            <w:r>
-              <w:rPr>
-                <w:rFonts w:ascii="Times New Roman" w:hAnsi="Times New Roman" w:cs="Times New Roman"/>
-                <w:b/>
-                <w:sz w:val="24"/>
-                <w:szCs w:val="24"/>
-              </w:rPr>
-              <w:t>复核人</w:t>
-            </w:r>
-            <w:r>
-              <w:rPr>
-                <w:rFonts w:ascii="Times New Roman" w:hAnsi="Times New Roman" w:cs="Times New Roman"/>
-                <w:b/>
-                <w:sz w:val="24"/>
-                <w:szCs w:val="24"/>
-                <w:lang w:eastAsia="zh-CN"/>
-              </w:rPr>
-              <w:t>：</w:t>
-            </w:r>
-          </w:p>
-        </w:tc>
-        <w:tc>
-          <w:tcPr>
-            <w:tcW w:w="2294" w:type="dxa"/>
-            <w:vAlign w:val="center"/>
-          </w:tcPr>
-          <w:p>
-            <w:pPr>
-              <w:pStyle w:val="20"/>
-              <w:spacing w:before="13"/>
-              <w:ind w:right="15"/>
-              <w:jc w:val="both"/>
-              <w:rPr>
-                <w:rFonts w:ascii="Times New Roman" w:hAnsi="Times New Roman" w:cs="Times New Roman"/>
-                <w:b/>
-                <w:sz w:val="24"/>
-                <w:szCs w:val="24"/>
-              </w:rPr>
-            </w:pPr>
-          </w:p>
-        </w:tc>
-      </w:tr>
-      <w:tr>
-        <w:tblPrEx>
-          <w:tblCellMar>
-            <w:top w:w="0" w:type="dxa"/>
-            <w:left w:w="0" w:type="dxa"/>
-            <w:bottom w:w="0" w:type="dxa"/>
-            <w:right w:w="0" w:type="dxa"/>
-          </w:tblCellMar>
-        </w:tblPrEx>
-        <w:trPr>
-          <w:trHeight w:val="457" w:hRule="exact"/>
-          <w:jc w:val="right"/>
-        </w:trPr>
-        <w:tc>
-          <w:tcPr>
-            <w:tcW w:w="1272" w:type="dxa"/>
-            <w:vAlign w:val="center"/>
-          </w:tcPr>
-          <w:p>
-            <w:pPr>
-              <w:pStyle w:val="20"/>
-              <w:spacing w:line="341" w:lineRule="exact"/>
-              <w:ind w:left="13" w:right="165"/>
-              <w:jc w:val="both"/>
-              <w:rPr>
-                <w:rFonts w:ascii="Times New Roman" w:hAnsi="Times New Roman" w:cs="Times New Roman"/>
-                <w:b/>
-                <w:sz w:val="24"/>
-                <w:szCs w:val="24"/>
-              </w:rPr>
-            </w:pPr>
-            <w:r>
-              <w:rPr>
-                <w:rFonts w:ascii="Times New Roman" w:hAnsi="Times New Roman" w:cs="Times New Roman"/>
-                <w:b/>
-                <w:sz w:val="24"/>
-                <w:szCs w:val="24"/>
-              </w:rPr>
-              <w:t>日</w:t>
-            </w:r>
-            <w:r>
-              <w:rPr>
-                <w:rFonts w:ascii="Times New Roman" w:hAnsi="Times New Roman" w:cs="Times New Roman"/>
-                <w:b/>
-                <w:sz w:val="24"/>
-                <w:szCs w:val="24"/>
-                <w:lang w:eastAsia="zh-CN"/>
-              </w:rPr>
-              <w:t xml:space="preserve">  </w:t>
-            </w:r>
-            <w:r>
-              <w:rPr>
-                <w:rFonts w:ascii="Times New Roman" w:hAnsi="Times New Roman" w:cs="Times New Roman"/>
-                <w:b/>
-                <w:sz w:val="24"/>
-                <w:szCs w:val="24"/>
-              </w:rPr>
-              <w:t>期：</w:t>
-            </w:r>
-          </w:p>
-        </w:tc>
-        <w:tc>
-          <w:tcPr>
-            <w:tcW w:w="2040" w:type="dxa"/>
-            <w:vAlign w:val="center"/>
-          </w:tcPr>
-          <w:p>
-            <w:pPr>
-              <w:pStyle w:val="20"/>
-              <w:spacing w:line="363" w:lineRule="exact"/>
-              <w:jc w:val="both"/>
-              <w:rPr>
-                <w:rFonts w:ascii="Times New Roman" w:hAnsi="Times New Roman" w:cs="Times New Roman"/>
-                <w:sz w:val="24"/>
-                <w:szCs w:val="24"/>
-              </w:rPr>
-            </w:pPr>
-            <w:r>
-              <w:rPr>
-                <w:rFonts w:ascii="Times New Roman" w:hAnsi="Times New Roman" w:cs="Times New Roman"/>
-                <w:kern w:val="2"/>
-                <w:sz w:val="24"/>
-                <w:szCs w:val="24"/>
-                <w:lang w:eastAsia="zh-CN"/>
-              </w:rPr>
-              <w:t>{{ reportdate }}</w:t>
-            </w:r>
-          </w:p>
-        </w:tc>
-        <w:tc>
-          <w:tcPr>
-            <w:tcW w:w="1166" w:type="dxa"/>
-            <w:vAlign w:val="center"/>
-          </w:tcPr>
-          <w:p>
-            <w:pPr>
-              <w:pStyle w:val="20"/>
-              <w:spacing w:line="341" w:lineRule="exact"/>
-              <w:jc w:val="both"/>
-              <w:rPr>
-                <w:rFonts w:ascii="Times New Roman" w:hAnsi="Times New Roman" w:cs="Times New Roman"/>
-                <w:b/>
-                <w:sz w:val="24"/>
-                <w:szCs w:val="24"/>
-              </w:rPr>
-            </w:pPr>
-            <w:r>
-              <w:rPr>
-                <w:rFonts w:ascii="Times New Roman" w:hAnsi="Times New Roman" w:cs="Times New Roman"/>
-                <w:b/>
-                <w:sz w:val="24"/>
-                <w:szCs w:val="24"/>
-              </w:rPr>
-              <w:t>日</w:t>
-            </w:r>
-            <w:r>
-              <w:rPr>
-                <w:rFonts w:ascii="Times New Roman" w:hAnsi="Times New Roman" w:cs="Times New Roman"/>
-                <w:b/>
-                <w:sz w:val="24"/>
-                <w:szCs w:val="24"/>
-                <w:lang w:eastAsia="zh-CN"/>
-              </w:rPr>
-              <w:t xml:space="preserve">  </w:t>
-            </w:r>
-            <w:r>
-              <w:rPr>
-                <w:rFonts w:ascii="Times New Roman" w:hAnsi="Times New Roman" w:cs="Times New Roman"/>
-                <w:b/>
-                <w:sz w:val="24"/>
-                <w:szCs w:val="24"/>
-              </w:rPr>
-              <w:t>期：</w:t>
-            </w:r>
-          </w:p>
-        </w:tc>
-        <w:tc>
-          <w:tcPr>
-            <w:tcW w:w="2294" w:type="dxa"/>
-            <w:vAlign w:val="center"/>
-          </w:tcPr>
-          <w:p>
-            <w:pPr>
-              <w:pStyle w:val="20"/>
-              <w:spacing w:line="363" w:lineRule="exact"/>
-              <w:ind w:right="15"/>
-              <w:jc w:val="both"/>
-              <w:rPr>
-                <w:rFonts w:ascii="Times New Roman" w:hAnsi="Times New Roman" w:cs="Times New Roman"/>
-                <w:sz w:val="24"/>
-                <w:szCs w:val="24"/>
-              </w:rPr>
-            </w:pPr>
-            <w:r>
-              <w:rPr>
-                <w:rFonts w:ascii="Times New Roman" w:hAnsi="Times New Roman" w:cs="Times New Roman"/>
-                <w:kern w:val="2"/>
-                <w:sz w:val="24"/>
-                <w:szCs w:val="24"/>
-                <w:lang w:eastAsia="zh-CN"/>
-              </w:rPr>
-              <w:t>{{ reportdate }}</w:t>
-            </w:r>
-          </w:p>
-        </w:tc>
-      </w:tr>
-    </w:tbl>
-    <w:p>
-      <w:pPr>
-        <w:rPr>
-          <w:rFonts w:ascii="Times New Roman" w:hAnsi="Times New Roman" w:eastAsia="微软雅黑" w:cs="Times New Roman"/>
-          <w:sz w:val="24"/>
-          <w:szCs w:val="24"/>
-          <w:lang w:eastAsia="zh-CN"/>
-        </w:rPr>
-      </w:pPr>
-      <w:r>
-        <w:rPr>
-          <w:rFonts w:hint="eastAsia" w:ascii="Times New Roman" w:hAnsi="Times New Roman" w:eastAsia="微软雅黑" w:cs="Times New Roman"/>
-          <w:sz w:val="24"/>
-          <w:szCs w:val="24"/>
-          <w:lang w:eastAsia="zh-CN"/>
-        </w:rPr>
-        <w:t xml:space="preserve">{% endif %}{% if testedby == </w:t>
-      </w:r>
-      <w:r>
-        <w:rPr>
-          <w:rFonts w:ascii="Times New Roman" w:hAnsi="Times New Roman" w:eastAsia="微软雅黑" w:cs="Times New Roman"/>
-          <w:sz w:val="24"/>
-          <w:szCs w:val="24"/>
-          <w:lang w:eastAsia="zh-CN"/>
-        </w:rPr>
-        <w:t>“</w:t>
-      </w:r>
-      <w:r>
-        <w:rPr>
-          <w:rFonts w:hint="eastAsia" w:ascii="Times New Roman" w:hAnsi="Times New Roman" w:eastAsia="微软雅黑" w:cs="Times New Roman"/>
-          <w:sz w:val="24"/>
-          <w:szCs w:val="24"/>
-          <w:lang w:eastAsia="zh-CN"/>
-        </w:rPr>
-        <w:t>5</w:t>
-      </w:r>
-      <w:r>
-        <w:rPr>
-          <w:rFonts w:ascii="Times New Roman" w:hAnsi="Times New Roman" w:eastAsia="微软雅黑" w:cs="Times New Roman"/>
-          <w:sz w:val="24"/>
-          <w:szCs w:val="24"/>
-          <w:lang w:eastAsia="zh-CN"/>
-        </w:rPr>
-        <w:t>”</w:t>
-      </w:r>
-      <w:r>
-        <w:rPr>
-          <w:rFonts w:hint="eastAsia" w:ascii="Times New Roman" w:hAnsi="Times New Roman" w:eastAsia="微软雅黑" w:cs="Times New Roman"/>
-          <w:sz w:val="24"/>
-          <w:szCs w:val="24"/>
-          <w:lang w:eastAsia="zh-CN"/>
-        </w:rPr>
-        <w:t xml:space="preserve"> %}</w:t>
-      </w:r>
-    </w:p>
-    <w:p>
-      <w:pPr>
-        <w:rPr>
-          <w:lang w:eastAsia="zh-CN"/>
-        </w:rPr>
-      </w:pPr>
-    </w:p>
-    <w:p>
-      <w:pPr>
-        <w:rPr>
-          <w:lang w:eastAsia="zh-CN"/>
-        </w:rPr>
-      </w:pPr>
-    </w:p>
-    <w:tbl>
-      <w:tblPr>
-        <w:tblStyle w:val="34"/>
-        <w:tblW w:w="6772" w:type="dxa"/>
-        <w:jc w:val="right"/>
-        <w:tblLayout w:type="fixed"/>
-        <w:tblCellMar>
-          <w:top w:w="0" w:type="dxa"/>
-          <w:left w:w="0" w:type="dxa"/>
-          <w:bottom w:w="0" w:type="dxa"/>
-          <w:right w:w="0" w:type="dxa"/>
-        </w:tblCellMar>
-      </w:tblPr>
-      <w:tblGrid>
-        <w:gridCol w:w="1272"/>
-        <w:gridCol w:w="2040"/>
-        <w:gridCol w:w="1166"/>
-        <w:gridCol w:w="2294"/>
-      </w:tblGrid>
-      <w:tr>
-        <w:tblPrEx>
-          <w:tblCellMar>
-            <w:top w:w="0" w:type="dxa"/>
-            <w:left w:w="0" w:type="dxa"/>
-            <w:bottom w:w="0" w:type="dxa"/>
-            <w:right w:w="0" w:type="dxa"/>
-          </w:tblCellMar>
-        </w:tblPrEx>
-        <w:trPr>
-          <w:trHeight w:val="441" w:hRule="exact"/>
-          <w:jc w:val="right"/>
-        </w:trPr>
-        <w:tc>
-          <w:tcPr>
-            <w:tcW w:w="1272" w:type="dxa"/>
-            <w:vAlign w:val="center"/>
-          </w:tcPr>
-          <w:p>
-            <w:pPr>
-              <w:pStyle w:val="20"/>
-              <w:spacing w:before="13"/>
-              <w:ind w:left="13" w:right="95"/>
-              <w:jc w:val="both"/>
-              <w:rPr>
-                <w:rFonts w:ascii="Times New Roman" w:hAnsi="Times New Roman" w:cs="Times New Roman"/>
-                <w:b/>
-                <w:sz w:val="24"/>
-                <w:szCs w:val="24"/>
-              </w:rPr>
-            </w:pPr>
-            <w:r>
-              <w:rPr>
-                <w:rFonts w:ascii="Times New Roman" w:hAnsi="Times New Roman" w:cs="Times New Roman"/>
-                <w:b/>
-                <w:sz w:val="24"/>
-                <w:szCs w:val="24"/>
-              </w:rPr>
-              <w:t>检测人：</w:t>
-            </w:r>
-          </w:p>
-        </w:tc>
-        <w:tc>
-          <w:tcPr>
-            <w:tcW w:w="2040" w:type="dxa"/>
-            <w:vAlign w:val="center"/>
-          </w:tcPr>
-          <w:p>
-            <w:pPr>
-              <w:pStyle w:val="20"/>
-              <w:spacing w:before="13"/>
-              <w:jc w:val="both"/>
-              <w:rPr>
-                <w:rFonts w:ascii="Times New Roman" w:hAnsi="Times New Roman" w:cs="Times New Roman"/>
-                <w:b/>
-                <w:sz w:val="24"/>
-                <w:szCs w:val="24"/>
-              </w:rPr>
-            </w:pPr>
-          </w:p>
-        </w:tc>
-        <w:tc>
-          <w:tcPr>
-            <w:tcW w:w="1166" w:type="dxa"/>
-            <w:vAlign w:val="center"/>
-          </w:tcPr>
-          <w:p>
-            <w:pPr>
-              <w:pStyle w:val="20"/>
-              <w:spacing w:before="13"/>
-              <w:jc w:val="both"/>
-              <w:rPr>
-                <w:rFonts w:ascii="Times New Roman" w:hAnsi="Times New Roman" w:cs="Times New Roman"/>
-                <w:b/>
-                <w:sz w:val="24"/>
-                <w:szCs w:val="24"/>
-              </w:rPr>
-            </w:pPr>
-            <w:r>
-              <w:rPr>
-                <w:rFonts w:ascii="Times New Roman" w:hAnsi="Times New Roman" w:cs="Times New Roman"/>
-                <w:b/>
-                <w:sz w:val="24"/>
-                <w:szCs w:val="24"/>
-              </w:rPr>
-              <w:t>复核人</w:t>
-            </w:r>
-            <w:r>
-              <w:rPr>
-                <w:rFonts w:ascii="Times New Roman" w:hAnsi="Times New Roman" w:cs="Times New Roman"/>
-                <w:b/>
-                <w:sz w:val="24"/>
-                <w:szCs w:val="24"/>
-                <w:lang w:eastAsia="zh-CN"/>
-              </w:rPr>
-              <w:t>：</w:t>
-            </w:r>
-          </w:p>
-        </w:tc>
-        <w:tc>
-          <w:tcPr>
-            <w:tcW w:w="2294" w:type="dxa"/>
-            <w:vAlign w:val="center"/>
-          </w:tcPr>
-          <w:p>
-            <w:pPr>
-              <w:pStyle w:val="20"/>
-              <w:spacing w:before="13"/>
-              <w:ind w:right="15"/>
-              <w:jc w:val="both"/>
-              <w:rPr>
-                <w:rFonts w:ascii="Times New Roman" w:hAnsi="Times New Roman" w:cs="Times New Roman"/>
-                <w:b/>
-                <w:sz w:val="24"/>
-                <w:szCs w:val="24"/>
-              </w:rPr>
-            </w:pPr>
-          </w:p>
-        </w:tc>
-      </w:tr>
-      <w:tr>
-        <w:tblPrEx>
-          <w:tblCellMar>
-            <w:top w:w="0" w:type="dxa"/>
-            <w:left w:w="0" w:type="dxa"/>
-            <w:bottom w:w="0" w:type="dxa"/>
-            <w:right w:w="0" w:type="dxa"/>
-          </w:tblCellMar>
-        </w:tblPrEx>
-        <w:trPr>
-          <w:trHeight w:val="457" w:hRule="exact"/>
-          <w:jc w:val="right"/>
-        </w:trPr>
-        <w:tc>
-          <w:tcPr>
-            <w:tcW w:w="1272" w:type="dxa"/>
-            <w:vAlign w:val="center"/>
-          </w:tcPr>
-          <w:p>
-            <w:pPr>
-              <w:pStyle w:val="20"/>
-              <w:spacing w:line="341" w:lineRule="exact"/>
-              <w:ind w:left="13" w:right="165"/>
-              <w:jc w:val="both"/>
-              <w:rPr>
-                <w:rFonts w:ascii="Times New Roman" w:hAnsi="Times New Roman" w:cs="Times New Roman"/>
-                <w:b/>
-                <w:sz w:val="24"/>
-                <w:szCs w:val="24"/>
-              </w:rPr>
-            </w:pPr>
-            <w:r>
-              <w:rPr>
-                <w:rFonts w:ascii="Times New Roman" w:hAnsi="Times New Roman" w:cs="Times New Roman"/>
-                <w:b/>
-                <w:sz w:val="24"/>
-                <w:szCs w:val="24"/>
-              </w:rPr>
-              <w:t>日</w:t>
-            </w:r>
-            <w:r>
-              <w:rPr>
-                <w:rFonts w:ascii="Times New Roman" w:hAnsi="Times New Roman" w:cs="Times New Roman"/>
-                <w:b/>
-                <w:sz w:val="24"/>
-                <w:szCs w:val="24"/>
-                <w:lang w:eastAsia="zh-CN"/>
-              </w:rPr>
-              <w:t xml:space="preserve">  </w:t>
-            </w:r>
-            <w:r>
-              <w:rPr>
-                <w:rFonts w:ascii="Times New Roman" w:hAnsi="Times New Roman" w:cs="Times New Roman"/>
-                <w:b/>
-                <w:sz w:val="24"/>
-                <w:szCs w:val="24"/>
-              </w:rPr>
-              <w:t>期：</w:t>
-            </w:r>
-          </w:p>
-        </w:tc>
-        <w:tc>
-          <w:tcPr>
-            <w:tcW w:w="2040" w:type="dxa"/>
-            <w:vAlign w:val="center"/>
-          </w:tcPr>
-          <w:p>
-            <w:pPr>
-              <w:pStyle w:val="20"/>
-              <w:spacing w:line="363" w:lineRule="exact"/>
-              <w:jc w:val="both"/>
-              <w:rPr>
-                <w:rFonts w:ascii="Times New Roman" w:hAnsi="Times New Roman" w:cs="Times New Roman"/>
-                <w:sz w:val="24"/>
-                <w:szCs w:val="24"/>
-              </w:rPr>
-            </w:pPr>
-            <w:r>
-              <w:rPr>
-                <w:rFonts w:ascii="Times New Roman" w:hAnsi="Times New Roman" w:cs="Times New Roman"/>
-                <w:kern w:val="2"/>
-                <w:sz w:val="24"/>
-                <w:szCs w:val="24"/>
-                <w:lang w:eastAsia="zh-CN"/>
-              </w:rPr>
-              <w:t>{{ reportdate }}</w:t>
-            </w:r>
-          </w:p>
-        </w:tc>
-        <w:tc>
-          <w:tcPr>
-            <w:tcW w:w="1166" w:type="dxa"/>
-            <w:vAlign w:val="center"/>
-          </w:tcPr>
-          <w:p>
-            <w:pPr>
-              <w:pStyle w:val="20"/>
-              <w:spacing w:line="341" w:lineRule="exact"/>
-              <w:jc w:val="both"/>
-              <w:rPr>
-                <w:rFonts w:ascii="Times New Roman" w:hAnsi="Times New Roman" w:cs="Times New Roman"/>
-                <w:b/>
-                <w:sz w:val="24"/>
-                <w:szCs w:val="24"/>
-              </w:rPr>
-            </w:pPr>
-            <w:r>
-              <w:rPr>
-                <w:rFonts w:ascii="Times New Roman" w:hAnsi="Times New Roman" w:cs="Times New Roman"/>
-                <w:b/>
-                <w:sz w:val="24"/>
-                <w:szCs w:val="24"/>
-              </w:rPr>
-              <w:t>日</w:t>
-            </w:r>
-            <w:r>
-              <w:rPr>
-                <w:rFonts w:ascii="Times New Roman" w:hAnsi="Times New Roman" w:cs="Times New Roman"/>
-                <w:b/>
-                <w:sz w:val="24"/>
-                <w:szCs w:val="24"/>
-                <w:lang w:eastAsia="zh-CN"/>
-              </w:rPr>
-              <w:t xml:space="preserve">  </w:t>
-            </w:r>
-            <w:r>
-              <w:rPr>
-                <w:rFonts w:ascii="Times New Roman" w:hAnsi="Times New Roman" w:cs="Times New Roman"/>
-                <w:b/>
-                <w:sz w:val="24"/>
-                <w:szCs w:val="24"/>
-              </w:rPr>
-              <w:t>期：</w:t>
-            </w:r>
-          </w:p>
-        </w:tc>
-        <w:tc>
-          <w:tcPr>
-            <w:tcW w:w="2294" w:type="dxa"/>
-            <w:vAlign w:val="center"/>
-          </w:tcPr>
-          <w:p>
-            <w:pPr>
-              <w:pStyle w:val="20"/>
-              <w:spacing w:line="363" w:lineRule="exact"/>
-              <w:ind w:right="15"/>
-              <w:jc w:val="both"/>
-              <w:rPr>
-                <w:rFonts w:ascii="Times New Roman" w:hAnsi="Times New Roman" w:cs="Times New Roman"/>
-                <w:sz w:val="24"/>
-                <w:szCs w:val="24"/>
-              </w:rPr>
-            </w:pPr>
-            <w:r>
-              <w:rPr>
-                <w:rFonts w:ascii="Times New Roman" w:hAnsi="Times New Roman" w:cs="Times New Roman"/>
-                <w:kern w:val="2"/>
-                <w:sz w:val="24"/>
-                <w:szCs w:val="24"/>
-                <w:lang w:eastAsia="zh-CN"/>
-              </w:rPr>
-              <w:t>{{ reportdate }}</w:t>
-            </w:r>
-          </w:p>
-        </w:tc>
-      </w:tr>
-    </w:tbl>
-    <w:p>
-      <w:pPr>
-        <w:rPr>
-          <w:rFonts w:ascii="Times New Roman" w:hAnsi="Times New Roman" w:eastAsia="微软雅黑" w:cs="Times New Roman"/>
-          <w:sz w:val="24"/>
-          <w:szCs w:val="24"/>
-          <w:lang w:eastAsia="zh-CN"/>
-        </w:rPr>
-      </w:pPr>
-      <w:r>
-        <w:rPr>
-          <w:rFonts w:hint="eastAsia" w:ascii="Times New Roman" w:hAnsi="Times New Roman" w:eastAsia="微软雅黑" w:cs="Times New Roman"/>
-          <w:sz w:val="24"/>
-          <w:szCs w:val="24"/>
-          <w:lang w:eastAsia="zh-CN"/>
-        </w:rPr>
-        <w:t xml:space="preserve">{% endif %}{% if testedby == </w:t>
-      </w:r>
-      <w:r>
-        <w:rPr>
-          <w:rFonts w:ascii="Times New Roman" w:hAnsi="Times New Roman" w:eastAsia="微软雅黑" w:cs="Times New Roman"/>
-          <w:sz w:val="24"/>
-          <w:szCs w:val="24"/>
-          <w:lang w:eastAsia="zh-CN"/>
-        </w:rPr>
-        <w:t>“</w:t>
-      </w:r>
-      <w:r>
-        <w:rPr>
-          <w:rFonts w:hint="eastAsia" w:ascii="Times New Roman" w:hAnsi="Times New Roman" w:eastAsia="微软雅黑" w:cs="Times New Roman"/>
-          <w:sz w:val="24"/>
-          <w:szCs w:val="24"/>
-          <w:lang w:eastAsia="zh-CN"/>
-        </w:rPr>
-        <w:t>6</w:t>
-      </w:r>
-      <w:r>
-        <w:rPr>
-          <w:rFonts w:ascii="Times New Roman" w:hAnsi="Times New Roman" w:eastAsia="微软雅黑" w:cs="Times New Roman"/>
-          <w:sz w:val="24"/>
-          <w:szCs w:val="24"/>
-          <w:lang w:eastAsia="zh-CN"/>
-        </w:rPr>
-        <w:t>”</w:t>
-      </w:r>
-      <w:r>
-        <w:rPr>
-          <w:rFonts w:hint="eastAsia" w:ascii="Times New Roman" w:hAnsi="Times New Roman" w:eastAsia="微软雅黑" w:cs="Times New Roman"/>
-          <w:sz w:val="24"/>
-          <w:szCs w:val="24"/>
-          <w:lang w:eastAsia="zh-CN"/>
-        </w:rPr>
-        <w:t xml:space="preserve"> %}</w:t>
-      </w:r>
-    </w:p>
-    <w:p>
-      <w:pPr>
-        <w:rPr>
-          <w:rFonts w:ascii="Times New Roman" w:hAnsi="Times New Roman" w:eastAsia="微软雅黑" w:cs="Times New Roman"/>
-          <w:sz w:val="24"/>
-          <w:szCs w:val="24"/>
-          <w:lang w:eastAsia="zh-CN"/>
-        </w:rPr>
-      </w:pPr>
-    </w:p>
-    <w:p>
-      <w:pPr>
-        <w:rPr>
-          <w:rFonts w:ascii="Times New Roman" w:hAnsi="Times New Roman" w:eastAsia="微软雅黑" w:cs="Times New Roman"/>
-          <w:sz w:val="24"/>
-          <w:szCs w:val="24"/>
-          <w:lang w:eastAsia="zh-CN"/>
-        </w:rPr>
-      </w:pPr>
-    </w:p>
-    <w:tbl>
-      <w:tblPr>
-        <w:tblStyle w:val="34"/>
-        <w:tblW w:w="6772" w:type="dxa"/>
-        <w:jc w:val="right"/>
-        <w:tblLayout w:type="fixed"/>
-        <w:tblCellMar>
-          <w:top w:w="0" w:type="dxa"/>
-          <w:left w:w="0" w:type="dxa"/>
-          <w:bottom w:w="0" w:type="dxa"/>
-          <w:right w:w="0" w:type="dxa"/>
-        </w:tblCellMar>
-      </w:tblPr>
-      <w:tblGrid>
-        <w:gridCol w:w="1272"/>
-        <w:gridCol w:w="2040"/>
-        <w:gridCol w:w="1166"/>
-        <w:gridCol w:w="2294"/>
-      </w:tblGrid>
-      <w:tr>
-        <w:tblPrEx>
-          <w:tblCellMar>
-            <w:top w:w="0" w:type="dxa"/>
-            <w:left w:w="0" w:type="dxa"/>
-            <w:bottom w:w="0" w:type="dxa"/>
-            <w:right w:w="0" w:type="dxa"/>
-          </w:tblCellMar>
-        </w:tblPrEx>
-        <w:trPr>
-          <w:trHeight w:val="441" w:hRule="exact"/>
-          <w:jc w:val="right"/>
-        </w:trPr>
-        <w:tc>
-          <w:tcPr>
-            <w:tcW w:w="1272" w:type="dxa"/>
-            <w:vAlign w:val="center"/>
-          </w:tcPr>
-          <w:p>
-            <w:pPr>
-              <w:pStyle w:val="20"/>
-              <w:spacing w:before="13"/>
-              <w:ind w:left="13" w:right="95"/>
-              <w:jc w:val="both"/>
-              <w:rPr>
-                <w:rFonts w:ascii="Times New Roman" w:hAnsi="Times New Roman" w:cs="Times New Roman"/>
-                <w:b/>
-                <w:sz w:val="24"/>
-                <w:szCs w:val="24"/>
-              </w:rPr>
-            </w:pPr>
-            <w:r>
-              <w:rPr>
-                <w:rFonts w:ascii="Times New Roman" w:hAnsi="Times New Roman" w:cs="Times New Roman"/>
-                <w:b/>
-                <w:sz w:val="24"/>
-                <w:szCs w:val="24"/>
-              </w:rPr>
-              <w:t>检测人：</w:t>
-            </w:r>
-          </w:p>
-        </w:tc>
-        <w:tc>
-          <w:tcPr>
-            <w:tcW w:w="2040" w:type="dxa"/>
-            <w:vAlign w:val="center"/>
-          </w:tcPr>
-          <w:p>
-            <w:pPr>
-              <w:pStyle w:val="20"/>
-              <w:spacing w:before="13"/>
-              <w:jc w:val="both"/>
-              <w:rPr>
-                <w:rFonts w:ascii="Times New Roman" w:hAnsi="Times New Roman" w:cs="Times New Roman"/>
-                <w:b/>
-                <w:sz w:val="24"/>
-                <w:szCs w:val="24"/>
-              </w:rPr>
-            </w:pPr>
-          </w:p>
-        </w:tc>
-        <w:tc>
-          <w:tcPr>
-            <w:tcW w:w="1166" w:type="dxa"/>
-            <w:vAlign w:val="center"/>
-          </w:tcPr>
-          <w:p>
-            <w:pPr>
-              <w:pStyle w:val="20"/>
-              <w:spacing w:before="13"/>
-              <w:jc w:val="both"/>
-              <w:rPr>
-                <w:rFonts w:ascii="Times New Roman" w:hAnsi="Times New Roman" w:cs="Times New Roman"/>
-                <w:b/>
-                <w:sz w:val="24"/>
-                <w:szCs w:val="24"/>
-              </w:rPr>
-            </w:pPr>
-            <w:r>
-              <w:rPr>
-                <w:rFonts w:ascii="Times New Roman" w:hAnsi="Times New Roman" w:cs="Times New Roman"/>
-                <w:b/>
-                <w:sz w:val="24"/>
-                <w:szCs w:val="24"/>
-              </w:rPr>
-              <w:t>复核人</w:t>
-            </w:r>
-            <w:r>
-              <w:rPr>
-                <w:rFonts w:ascii="Times New Roman" w:hAnsi="Times New Roman" w:cs="Times New Roman"/>
-                <w:b/>
-                <w:sz w:val="24"/>
-                <w:szCs w:val="24"/>
-                <w:lang w:eastAsia="zh-CN"/>
-              </w:rPr>
-              <w:t>：</w:t>
-            </w:r>
-          </w:p>
-        </w:tc>
-        <w:tc>
-          <w:tcPr>
-            <w:tcW w:w="2294" w:type="dxa"/>
-            <w:vAlign w:val="center"/>
-          </w:tcPr>
-          <w:p>
-            <w:pPr>
-              <w:pStyle w:val="20"/>
-              <w:spacing w:before="13"/>
-              <w:ind w:right="15"/>
-              <w:jc w:val="both"/>
-              <w:rPr>
-                <w:rFonts w:ascii="Times New Roman" w:hAnsi="Times New Roman" w:cs="Times New Roman"/>
-                <w:b/>
-                <w:sz w:val="24"/>
-                <w:szCs w:val="24"/>
-              </w:rPr>
-            </w:pPr>
-          </w:p>
-        </w:tc>
-      </w:tr>
-      <w:tr>
-        <w:tblPrEx>
-          <w:tblCellMar>
-            <w:top w:w="0" w:type="dxa"/>
-            <w:left w:w="0" w:type="dxa"/>
-            <w:bottom w:w="0" w:type="dxa"/>
-            <w:right w:w="0" w:type="dxa"/>
-          </w:tblCellMar>
-        </w:tblPrEx>
-        <w:trPr>
-          <w:trHeight w:val="457" w:hRule="exact"/>
-          <w:jc w:val="right"/>
-        </w:trPr>
-        <w:tc>
-          <w:tcPr>
-            <w:tcW w:w="1272" w:type="dxa"/>
-            <w:vAlign w:val="center"/>
-          </w:tcPr>
-          <w:p>
-            <w:pPr>
-              <w:pStyle w:val="20"/>
-              <w:spacing w:line="341" w:lineRule="exact"/>
-              <w:ind w:left="13" w:right="165"/>
-              <w:jc w:val="both"/>
-              <w:rPr>
-                <w:rFonts w:ascii="Times New Roman" w:hAnsi="Times New Roman" w:cs="Times New Roman"/>
-                <w:b/>
-                <w:sz w:val="24"/>
-                <w:szCs w:val="24"/>
-              </w:rPr>
-            </w:pPr>
-            <w:r>
-              <w:rPr>
-                <w:rFonts w:ascii="Times New Roman" w:hAnsi="Times New Roman" w:cs="Times New Roman"/>
-                <w:b/>
-                <w:sz w:val="24"/>
-                <w:szCs w:val="24"/>
-              </w:rPr>
-              <w:t>日</w:t>
-            </w:r>
-            <w:r>
-              <w:rPr>
-                <w:rFonts w:ascii="Times New Roman" w:hAnsi="Times New Roman" w:cs="Times New Roman"/>
-                <w:b/>
-                <w:sz w:val="24"/>
-                <w:szCs w:val="24"/>
-                <w:lang w:eastAsia="zh-CN"/>
-              </w:rPr>
-              <w:t xml:space="preserve">  </w:t>
-            </w:r>
-            <w:r>
-              <w:rPr>
-                <w:rFonts w:ascii="Times New Roman" w:hAnsi="Times New Roman" w:cs="Times New Roman"/>
-                <w:b/>
-                <w:sz w:val="24"/>
-                <w:szCs w:val="24"/>
-              </w:rPr>
-              <w:t>期：</w:t>
-            </w:r>
-          </w:p>
-        </w:tc>
-        <w:tc>
-          <w:tcPr>
-            <w:tcW w:w="2040" w:type="dxa"/>
-            <w:vAlign w:val="center"/>
-          </w:tcPr>
-          <w:p>
-            <w:pPr>
-              <w:pStyle w:val="20"/>
-              <w:spacing w:line="363" w:lineRule="exact"/>
-              <w:jc w:val="both"/>
-              <w:rPr>
-                <w:rFonts w:ascii="Times New Roman" w:hAnsi="Times New Roman" w:cs="Times New Roman"/>
-                <w:sz w:val="24"/>
-                <w:szCs w:val="24"/>
-              </w:rPr>
-            </w:pPr>
-            <w:r>
-              <w:rPr>
-                <w:rFonts w:ascii="Times New Roman" w:hAnsi="Times New Roman" w:cs="Times New Roman"/>
-                <w:kern w:val="2"/>
-                <w:sz w:val="24"/>
-                <w:szCs w:val="24"/>
-                <w:lang w:eastAsia="zh-CN"/>
-              </w:rPr>
-              <w:t>{{ reportdate }}</w:t>
-            </w:r>
-          </w:p>
-        </w:tc>
-        <w:tc>
-          <w:tcPr>
-            <w:tcW w:w="1166" w:type="dxa"/>
-            <w:vAlign w:val="center"/>
-          </w:tcPr>
-          <w:p>
-            <w:pPr>
-              <w:pStyle w:val="20"/>
-              <w:spacing w:line="341" w:lineRule="exact"/>
-              <w:jc w:val="both"/>
-              <w:rPr>
-                <w:rFonts w:ascii="Times New Roman" w:hAnsi="Times New Roman" w:cs="Times New Roman"/>
-                <w:b/>
-                <w:sz w:val="24"/>
-                <w:szCs w:val="24"/>
-              </w:rPr>
-            </w:pPr>
-            <w:r>
-              <w:rPr>
-                <w:rFonts w:ascii="Times New Roman" w:hAnsi="Times New Roman" w:cs="Times New Roman"/>
-                <w:b/>
-                <w:sz w:val="24"/>
-                <w:szCs w:val="24"/>
-              </w:rPr>
-              <w:t>日</w:t>
-            </w:r>
-            <w:r>
-              <w:rPr>
-                <w:rFonts w:ascii="Times New Roman" w:hAnsi="Times New Roman" w:cs="Times New Roman"/>
-                <w:b/>
-                <w:sz w:val="24"/>
-                <w:szCs w:val="24"/>
-                <w:lang w:eastAsia="zh-CN"/>
-              </w:rPr>
-              <w:t xml:space="preserve">  </w:t>
-            </w:r>
-            <w:r>
-              <w:rPr>
-                <w:rFonts w:ascii="Times New Roman" w:hAnsi="Times New Roman" w:cs="Times New Roman"/>
-                <w:b/>
-                <w:sz w:val="24"/>
-                <w:szCs w:val="24"/>
-              </w:rPr>
-              <w:t>期：</w:t>
-            </w:r>
-          </w:p>
-        </w:tc>
-        <w:tc>
-          <w:tcPr>
-            <w:tcW w:w="2294" w:type="dxa"/>
-            <w:vAlign w:val="center"/>
-          </w:tcPr>
-          <w:p>
-            <w:pPr>
-              <w:pStyle w:val="20"/>
-              <w:spacing w:line="363" w:lineRule="exact"/>
-              <w:ind w:right="15"/>
-              <w:jc w:val="both"/>
-              <w:rPr>
-                <w:rFonts w:ascii="Times New Roman" w:hAnsi="Times New Roman" w:cs="Times New Roman"/>
-                <w:sz w:val="24"/>
-                <w:szCs w:val="24"/>
-              </w:rPr>
-            </w:pPr>
-            <w:r>
-              <w:rPr>
-                <w:rFonts w:ascii="Times New Roman" w:hAnsi="Times New Roman" w:cs="Times New Roman"/>
-                <w:kern w:val="2"/>
-                <w:sz w:val="24"/>
-                <w:szCs w:val="24"/>
-                <w:lang w:eastAsia="zh-CN"/>
-              </w:rPr>
-              <w:t>{{ reportdate }}</w:t>
-            </w:r>
-          </w:p>
-        </w:tc>
-      </w:tr>
-    </w:tbl>
-    <w:p>
-      <w:pPr>
-        <w:rPr>
           <w:rFonts w:ascii="Times New Roman" w:hAnsi="Times New Roman" w:eastAsia="微软雅黑" w:cs="黑体"/>
           <w:b/>
           <w:bCs/>
@@ -8525,8 +6772,8 @@
         <w:br w:type="page"/>
       </w:r>
     </w:p>
-    <w:bookmarkEnd w:id="27"/>
-    <w:bookmarkEnd w:id="28"/>
+    <w:bookmarkEnd w:id="25"/>
+    <w:bookmarkEnd w:id="26"/>
     <w:p>
       <w:pPr>
         <w:pStyle w:val="2"/>
@@ -8550,6 +6797,7 @@
           </w14:shadow>
         </w:rPr>
       </w:pPr>
+      <w:bookmarkStart w:id="27" w:name="_Toc30914"/>
       <w:r>
         <w:rPr>
           <w:rStyle w:val="41"/>
@@ -8567,12 +6815,12 @@
         </w:rPr>
         <w:t>检测结果及用药提示</w:t>
       </w:r>
-      <w:bookmarkEnd w:id="19"/>
+      <w:bookmarkEnd w:id="18"/>
+      <w:bookmarkEnd w:id="21"/>
       <w:bookmarkEnd w:id="22"/>
       <w:bookmarkEnd w:id="23"/>
       <w:bookmarkEnd w:id="24"/>
-      <w:bookmarkEnd w:id="25"/>
-      <w:bookmarkEnd w:id="26"/>
+      <w:bookmarkEnd w:id="27"/>
     </w:p>
     <w:p>
       <w:pPr>
@@ -8583,8 +6831,8 @@
         </w:numPr>
         <w:jc w:val="left"/>
       </w:pPr>
-      <w:bookmarkStart w:id="29" w:name="_Toc30454"/>
-      <w:bookmarkStart w:id="30" w:name="_Toc149837259"/>
+      <w:bookmarkStart w:id="28" w:name="_Toc149837259"/>
+      <w:bookmarkStart w:id="29" w:name="_Toc12478"/>
       <w:r>
         <w:rPr>
           <w:rFonts w:hint="eastAsia"/>
@@ -8612,8 +6860,8 @@
         </w:rPr>
         <w:t>结果提示</w:t>
       </w:r>
+      <w:bookmarkEnd w:id="28"/>
       <w:bookmarkEnd w:id="29"/>
-      <w:bookmarkEnd w:id="30"/>
     </w:p>
     <w:p>
       <w:pPr>
@@ -8715,7 +6963,7 @@
         </w:rPr>
         <w:t>。</w:t>
       </w:r>
-      <w:bookmarkStart w:id="31" w:name="OLE_LINK2"/>
+      <w:bookmarkStart w:id="30" w:name="OLE_LINK2"/>
       <w:r>
         <w:rPr>
           <w:rFonts w:ascii="Times New Roman" w:hAnsi="Times New Roman" w:eastAsia="微软雅黑" w:cs="Times New Roman"/>
@@ -8796,7 +7044,7 @@
         </w:rPr>
         <w:t>%}</w:t>
       </w:r>
-      <w:bookmarkEnd w:id="31"/>
+      <w:bookmarkEnd w:id="30"/>
       <w:r>
         <w:rPr>
           <w:rFonts w:hint="eastAsia" w:ascii="Times New Roman" w:hAnsi="Times New Roman" w:eastAsia="微软雅黑" w:cs="Times New Roman"/>
@@ -13230,7 +11478,7 @@
         <w:br w:type="page"/>
       </w:r>
     </w:p>
-    <w:bookmarkEnd w:id="13"/>
+    <w:bookmarkEnd w:id="12"/>
     <w:p>
       <w:pPr>
         <w:rPr>
@@ -13242,11 +11490,11 @@
           <w:lang w:eastAsia="zh-CN"/>
         </w:rPr>
       </w:pPr>
-      <w:bookmarkStart w:id="32" w:name="_Toc23846_WPSOffice_Level1"/>
+      <w:bookmarkStart w:id="31" w:name="_Toc23846_WPSOffice_Level1"/>
+      <w:bookmarkStart w:id="32" w:name="_Toc23903"/>
       <w:bookmarkStart w:id="33" w:name="_Toc25727"/>
-      <w:bookmarkStart w:id="34" w:name="_Toc32443_WPSOffice_Level1"/>
-      <w:bookmarkStart w:id="35" w:name="_Toc23903"/>
-      <w:bookmarkStart w:id="36" w:name="_Toc4331_WPSOffice_Level1"/>
+      <w:bookmarkStart w:id="34" w:name="_Toc4331_WPSOffice_Level1"/>
+      <w:bookmarkStart w:id="35" w:name="_Toc32443_WPSOffice_Level1"/>
       <w:r>
         <w:rPr>
           <w:rFonts w:hint="eastAsia" w:ascii="Times New Roman" w:hAnsi="Times New Roman" w:eastAsia="微软雅黑" w:cs="Times New Roman"/>
@@ -13314,10 +11562,10 @@
           <w:lang w:eastAsia="zh-CN"/>
         </w:rPr>
       </w:pPr>
+      <w:bookmarkStart w:id="36" w:name="_Toc20034"/>
       <w:bookmarkStart w:id="37" w:name="_Toc10223"/>
       <w:bookmarkStart w:id="38" w:name="_Toc106719764"/>
-      <w:bookmarkStart w:id="39" w:name="_Toc14330"/>
-      <w:bookmarkStart w:id="40" w:name="_Toc20034"/>
+      <w:bookmarkStart w:id="39" w:name="_Toc23972"/>
       <w:r>
         <w:rPr>
           <w:rFonts w:hint="eastAsia"/>
@@ -13328,10 +11576,10 @@
         </w:rPr>
         <w:t>PD-L1检测结果</w:t>
       </w:r>
+      <w:bookmarkEnd w:id="36"/>
       <w:bookmarkEnd w:id="37"/>
       <w:bookmarkEnd w:id="38"/>
       <w:bookmarkEnd w:id="39"/>
-      <w:bookmarkEnd w:id="40"/>
     </w:p>
     <w:p>
       <w:pPr>
@@ -13394,6 +11642,12 @@
             <w:insideH w:val="dotted" w:color="033F86" w:sz="4" w:space="0"/>
             <w:insideV w:val="dotted" w:color="033F86" w:sz="4" w:space="0"/>
           </w:tblBorders>
+          <w:tblCellMar>
+            <w:top w:w="0" w:type="dxa"/>
+            <w:left w:w="108" w:type="dxa"/>
+            <w:bottom w:w="0" w:type="dxa"/>
+            <w:right w:w="108" w:type="dxa"/>
+          </w:tblCellMar>
         </w:tblPrEx>
         <w:trPr>
           <w:jc w:val="center"/>
@@ -16374,7 +14628,7 @@
         </w:rPr>
         <w:br w:type="page"/>
       </w:r>
-      <w:bookmarkStart w:id="41" w:name="OLE_LINK1"/>
+      <w:bookmarkStart w:id="40" w:name="OLE_LINK1"/>
       <w:r>
         <w:rPr>
           <w:rFonts w:hint="eastAsia" w:ascii="Times New Roman" w:hAnsi="Times New Roman" w:eastAsia="微软雅黑" w:cs="Times New Roman"/>
@@ -16421,7 +14675,7 @@
           <w:lang w:eastAsia="zh-CN"/>
         </w:rPr>
       </w:pPr>
-      <w:bookmarkStart w:id="42" w:name="_Toc1473"/>
+      <w:bookmarkStart w:id="41" w:name="_Toc15127"/>
       <w:r>
         <w:rPr>
           <w:rFonts w:ascii="Times New Roman" w:hAnsi="Times New Roman"/>
@@ -16435,17 +14689,17 @@
         </w:rPr>
         <w:t>基因检测结果解析</w:t>
       </w:r>
+      <w:bookmarkEnd w:id="31"/>
       <w:bookmarkEnd w:id="32"/>
       <w:bookmarkEnd w:id="33"/>
       <w:bookmarkEnd w:id="34"/>
       <w:bookmarkEnd w:id="35"/>
-      <w:bookmarkEnd w:id="36"/>
-      <w:bookmarkEnd w:id="42"/>
-      <w:bookmarkStart w:id="43" w:name="_Toc27302"/>
-      <w:bookmarkStart w:id="44" w:name="_Toc13196_WPSOffice_Level1"/>
-      <w:bookmarkStart w:id="45" w:name="_Toc21764_WPSOffice_Level1"/>
+      <w:bookmarkEnd w:id="41"/>
+      <w:bookmarkStart w:id="42" w:name="_Toc27302"/>
+      <w:bookmarkStart w:id="43" w:name="_Toc28240"/>
+      <w:bookmarkStart w:id="44" w:name="_Toc21764_WPSOffice_Level1"/>
+      <w:bookmarkStart w:id="45" w:name="_Toc13196_WPSOffice_Level1"/>
       <w:bookmarkStart w:id="46" w:name="_Toc1707_WPSOffice_Level1"/>
-      <w:bookmarkStart w:id="47" w:name="_Toc28240"/>
     </w:p>
     <w:p>
       <w:pPr>
@@ -16462,8 +14716,8 @@
           <w:lang w:eastAsia="zh-CN"/>
         </w:rPr>
       </w:pPr>
-      <w:bookmarkStart w:id="48" w:name="_Toc16162"/>
-      <w:bookmarkStart w:id="49" w:name="_Toc149837265"/>
+      <w:bookmarkStart w:id="47" w:name="_Toc3645"/>
+      <w:bookmarkStart w:id="48" w:name="_Toc149837265"/>
       <w:r>
         <w:rPr>
           <w:rFonts w:hint="eastAsia"/>
@@ -16491,7 +14745,7 @@
         </w:rPr>
         <w:t>结果解析</w:t>
       </w:r>
-      <w:bookmarkEnd w:id="48"/>
+      <w:bookmarkEnd w:id="47"/>
     </w:p>
     <w:p>
       <w:pPr>
@@ -16512,7 +14766,7 @@
         </w:rPr>
         <w:t>{% for tdd in geneticCancerRiskInfo %}</w:t>
       </w:r>
-      <w:bookmarkEnd w:id="49"/>
+      <w:bookmarkEnd w:id="48"/>
     </w:p>
     <w:p>
       <w:pPr>
@@ -20819,7 +19073,7 @@
         </w:rPr>
         <w:br w:type="page"/>
       </w:r>
-      <w:bookmarkEnd w:id="41"/>
+      <w:bookmarkEnd w:id="40"/>
       <w:r>
         <w:rPr>
           <w:rFonts w:hint="eastAsia"/>
@@ -20853,7 +19107,7 @@
           </w14:shadow>
         </w:rPr>
       </w:pPr>
-      <w:bookmarkStart w:id="50" w:name="_Toc27473"/>
+      <w:bookmarkStart w:id="49" w:name="_Toc19066"/>
       <w:r>
         <w:rPr>
           <w:rStyle w:val="41"/>
@@ -20871,13 +19125,13 @@
         </w:rPr>
         <w:t>附录</w:t>
       </w:r>
+      <w:bookmarkEnd w:id="42"/>
       <w:bookmarkEnd w:id="43"/>
       <w:bookmarkEnd w:id="44"/>
       <w:bookmarkEnd w:id="45"/>
       <w:bookmarkEnd w:id="46"/>
-      <w:bookmarkEnd w:id="47"/>
     </w:p>
-    <w:bookmarkEnd w:id="50"/>
+    <w:bookmarkEnd w:id="49"/>
     <w:p>
       <w:pPr>
         <w:pStyle w:val="3"/>
@@ -20910,17 +19164,17 @@
           <w:lang w:val="en-US" w:eastAsia="zh-CN"/>
         </w:rPr>
       </w:pPr>
-      <w:bookmarkStart w:id="51" w:name="_Toc23683"/>
-      <w:bookmarkStart w:id="52" w:name="_Toc9066"/>
-      <w:bookmarkStart w:id="53" w:name="_Toc3674"/>
+      <w:bookmarkStart w:id="50" w:name="_Toc24085_WPSOffice_Level1"/>
+      <w:bookmarkStart w:id="51" w:name="_Toc3674"/>
+      <w:bookmarkStart w:id="52" w:name="_Toc14255_WPSOffice_Level1"/>
+      <w:bookmarkStart w:id="53" w:name="_Toc9066"/>
       <w:bookmarkStart w:id="54" w:name="_Toc15840_WPSOffice_Level1"/>
-      <w:bookmarkStart w:id="55" w:name="_Toc24085_WPSOffice_Level1"/>
-      <w:bookmarkStart w:id="56" w:name="_Toc14255_WPSOffice_Level1"/>
-      <w:bookmarkStart w:id="57" w:name="_Hlk33190413"/>
-      <w:bookmarkStart w:id="58" w:name="_Toc18699"/>
+      <w:bookmarkStart w:id="55" w:name="_Toc19494"/>
+      <w:bookmarkStart w:id="56" w:name="_Hlk33190413"/>
+      <w:bookmarkStart w:id="57" w:name="_Toc18699"/>
+      <w:bookmarkStart w:id="58" w:name="_Toc11896_WPSOffice_Level1"/>
       <w:bookmarkStart w:id="59" w:name="_Toc28810_WPSOffice_Level1"/>
       <w:bookmarkStart w:id="60" w:name="_Toc11193_WPSOffice_Level1"/>
-      <w:bookmarkStart w:id="61" w:name="_Toc11896_WPSOffice_Level1"/>
       <w:r>
         <w:rPr>
           <w:rFonts w:hint="eastAsia" w:ascii="Times New Roman" w:hAnsi="Times New Roman"/>
@@ -20930,12 +19184,12 @@
         </w:rPr>
         <w:t>样本质控情况</w:t>
       </w:r>
+      <w:bookmarkEnd w:id="50"/>
       <w:bookmarkEnd w:id="51"/>
       <w:bookmarkEnd w:id="52"/>
       <w:bookmarkEnd w:id="53"/>
       <w:bookmarkEnd w:id="54"/>
       <w:bookmarkEnd w:id="55"/>
-      <w:bookmarkEnd w:id="56"/>
     </w:p>
     <w:p>
       <w:pPr>
@@ -20984,12 +19238,6 @@
             <w:insideH w:val="single" w:color="A4A4A4" w:sz="4" w:space="0"/>
             <w:insideV w:val="single" w:color="A4A4A4" w:sz="4" w:space="0"/>
           </w:tblBorders>
-          <w:tblCellMar>
-            <w:top w:w="0" w:type="dxa"/>
-            <w:left w:w="0" w:type="dxa"/>
-            <w:bottom w:w="0" w:type="dxa"/>
-            <w:right w:w="0" w:type="dxa"/>
-          </w:tblCellMar>
         </w:tblPrEx>
         <w:trPr>
           <w:trHeight w:val="513" w:hRule="atLeast"/>
@@ -23271,7 +21519,7 @@
           <w:lang w:eastAsia="zh-CN"/>
         </w:rPr>
       </w:pPr>
-      <w:bookmarkStart w:id="62" w:name="_Toc27550"/>
+      <w:bookmarkStart w:id="61" w:name="_Toc23979"/>
       <w:r>
         <w:rPr>
           <w:rFonts w:hint="eastAsia" w:ascii="Times New Roman" w:hAnsi="Times New Roman"/>
@@ -23282,7 +21530,7 @@
         </w:rPr>
         <w:t>BRCA1&amp;BRCA2</w:t>
       </w:r>
-      <w:bookmarkEnd w:id="57"/>
+      <w:bookmarkEnd w:id="56"/>
       <w:r>
         <w:rPr>
           <w:rFonts w:hint="eastAsia" w:ascii="Times New Roman" w:hAnsi="Times New Roman"/>
@@ -23293,8 +21541,8 @@
         </w:rPr>
         <w:t>基因背景介绍</w:t>
       </w:r>
-      <w:bookmarkEnd w:id="58"/>
-      <w:bookmarkEnd w:id="62"/>
+      <w:bookmarkEnd w:id="57"/>
+      <w:bookmarkEnd w:id="61"/>
     </w:p>
     <w:p>
       <w:pPr>
@@ -23382,9 +21630,9 @@
         </w:rPr>
         <w:t>BRCA1&amp;BRCA2基因说明及用药提示</w:t>
       </w:r>
-      <w:bookmarkStart w:id="63" w:name="_Hlk33179213"/>
+      <w:bookmarkStart w:id="62" w:name="_Hlk33179213"/>
     </w:p>
-    <w:bookmarkEnd w:id="63"/>
+    <w:bookmarkEnd w:id="62"/>
     <w:tbl>
       <w:tblPr>
         <w:tblStyle w:val="14"/>
@@ -24307,8 +22555,8 @@
           <w:lang w:eastAsia="zh-CN"/>
         </w:rPr>
       </w:pPr>
-      <w:bookmarkStart w:id="64" w:name="_Toc2671"/>
-      <w:bookmarkStart w:id="65" w:name="_Toc26220"/>
+      <w:bookmarkStart w:id="63" w:name="_Toc26220"/>
+      <w:bookmarkStart w:id="64" w:name="_Toc30836"/>
       <w:r>
         <w:rPr>
           <w:rFonts w:hint="eastAsia" w:ascii="Times New Roman" w:hAnsi="Times New Roman"/>
@@ -24318,8 +22566,8 @@
         </w:rPr>
         <w:t>易感人群特征</w:t>
       </w:r>
+      <w:bookmarkEnd w:id="63"/>
       <w:bookmarkEnd w:id="64"/>
-      <w:bookmarkEnd w:id="65"/>
     </w:p>
     <w:p>
       <w:pPr>
@@ -25026,14 +23274,14 @@
           <w:szCs w:val="22"/>
         </w:rPr>
       </w:pPr>
-      <w:bookmarkStart w:id="66" w:name="_Toc15716"/>
+      <w:bookmarkStart w:id="65" w:name="_Toc15716"/>
+      <w:bookmarkStart w:id="66" w:name="_Toc30922"/>
       <w:bookmarkStart w:id="67" w:name="_Toc5400"/>
-      <w:bookmarkStart w:id="68" w:name="_Toc30922"/>
-      <w:bookmarkStart w:id="69" w:name="_Toc17547"/>
-      <w:bookmarkStart w:id="70" w:name="_Toc8993"/>
-      <w:bookmarkStart w:id="71" w:name="_Toc3846"/>
-      <w:bookmarkStart w:id="72" w:name="_Toc11525"/>
-      <w:bookmarkStart w:id="73" w:name="_Toc32060"/>
+      <w:bookmarkStart w:id="68" w:name="_Toc17547"/>
+      <w:bookmarkStart w:id="69" w:name="_Toc32060"/>
+      <w:bookmarkStart w:id="70" w:name="_Toc11525"/>
+      <w:bookmarkStart w:id="71" w:name="_Toc8993"/>
+      <w:bookmarkStart w:id="72" w:name="_Toc3846"/>
       <w:r>
         <w:rPr>
           <w:b w:val="0"/>
@@ -25044,6 +23292,7 @@
         </w:rPr>
         <w:t>1 40岁以上，同时伴有≥1项下述者</w:t>
       </w:r>
+      <w:bookmarkEnd w:id="65"/>
       <w:bookmarkEnd w:id="66"/>
       <w:bookmarkEnd w:id="67"/>
       <w:bookmarkEnd w:id="68"/>
@@ -25051,7 +23300,6 @@
       <w:bookmarkEnd w:id="70"/>
       <w:bookmarkEnd w:id="71"/>
       <w:bookmarkEnd w:id="72"/>
-      <w:bookmarkEnd w:id="73"/>
     </w:p>
     <w:p>
       <w:pPr>
@@ -25199,14 +23447,14 @@
           <w:szCs w:val="22"/>
         </w:rPr>
       </w:pPr>
-      <w:bookmarkStart w:id="74" w:name="_Toc126"/>
-      <w:bookmarkStart w:id="75" w:name="_Toc24020"/>
-      <w:bookmarkStart w:id="76" w:name="_Toc15385"/>
-      <w:bookmarkStart w:id="77" w:name="_Toc10299"/>
-      <w:bookmarkStart w:id="78" w:name="_Toc22196"/>
-      <w:bookmarkStart w:id="79" w:name="_Toc22915"/>
-      <w:bookmarkStart w:id="80" w:name="_Toc11493"/>
-      <w:bookmarkStart w:id="81" w:name="_Toc30105"/>
+      <w:bookmarkStart w:id="73" w:name="_Toc24020"/>
+      <w:bookmarkStart w:id="74" w:name="_Toc15385"/>
+      <w:bookmarkStart w:id="75" w:name="_Toc22196"/>
+      <w:bookmarkStart w:id="76" w:name="_Toc30105"/>
+      <w:bookmarkStart w:id="77" w:name="_Toc22915"/>
+      <w:bookmarkStart w:id="78" w:name="_Toc126"/>
+      <w:bookmarkStart w:id="79" w:name="_Toc11493"/>
+      <w:bookmarkStart w:id="80" w:name="_Toc10299"/>
       <w:r>
         <w:rPr>
           <w:b w:val="0"/>
@@ -25217,6 +23465,7 @@
         </w:rPr>
         <w:t>2 有胰腺癌家族史、糖尿病史</w:t>
       </w:r>
+      <w:bookmarkEnd w:id="73"/>
       <w:bookmarkEnd w:id="74"/>
       <w:bookmarkEnd w:id="75"/>
       <w:bookmarkEnd w:id="76"/>
@@ -25224,7 +23473,6 @@
       <w:bookmarkEnd w:id="78"/>
       <w:bookmarkEnd w:id="79"/>
       <w:bookmarkEnd w:id="80"/>
-      <w:bookmarkEnd w:id="81"/>
     </w:p>
     <w:p>
       <w:pPr>
@@ -25377,9 +23625,9 @@
         <w:t>注：符合以上标准中一条或多条即应考虑进一步的风险评估、遗传咨询，以及基因检测和管理。仅有家族史个体应慎重解读基因检测结果，因其可能存在明显局限性。</w:t>
       </w:r>
     </w:p>
+    <w:bookmarkEnd w:id="58"/>
     <w:bookmarkEnd w:id="59"/>
     <w:bookmarkEnd w:id="60"/>
-    <w:bookmarkEnd w:id="61"/>
     <w:p>
       <w:pPr>
         <w:rPr>
@@ -25421,12 +23669,12 @@
           <w:lang w:eastAsia="zh-CN"/>
         </w:rPr>
       </w:pPr>
-      <w:bookmarkStart w:id="82" w:name="_Toc159"/>
-      <w:bookmarkStart w:id="83" w:name="_Toc3409"/>
-      <w:bookmarkStart w:id="84" w:name="_Toc15114"/>
-      <w:bookmarkStart w:id="85" w:name="_Toc20170_WPSOffice_Level1"/>
-      <w:bookmarkStart w:id="86" w:name="_Toc28454_WPSOffice_Level1"/>
-      <w:bookmarkStart w:id="87" w:name="_Toc26985_WPSOffice_Level1"/>
+      <w:bookmarkStart w:id="81" w:name="_Toc3409"/>
+      <w:bookmarkStart w:id="82" w:name="_Toc15114"/>
+      <w:bookmarkStart w:id="83" w:name="_Toc16704"/>
+      <w:bookmarkStart w:id="84" w:name="_Toc26985_WPSOffice_Level1"/>
+      <w:bookmarkStart w:id="85" w:name="_Toc28454_WPSOffice_Level1"/>
+      <w:bookmarkStart w:id="86" w:name="_Toc20170_WPSOffice_Level1"/>
       <w:r>
         <w:rPr>
           <w:rFonts w:hint="eastAsia"/>
@@ -25437,9 +23685,9 @@
         </w:rPr>
         <w:t>检测方法与局限性</w:t>
       </w:r>
+      <w:bookmarkEnd w:id="81"/>
       <w:bookmarkEnd w:id="82"/>
       <w:bookmarkEnd w:id="83"/>
-      <w:bookmarkEnd w:id="84"/>
     </w:p>
     <w:p>
       <w:pPr>
@@ -25638,9 +23886,9 @@
         <w:br w:type="page"/>
       </w:r>
     </w:p>
+    <w:bookmarkEnd w:id="84"/>
     <w:bookmarkEnd w:id="85"/>
     <w:bookmarkEnd w:id="86"/>
-    <w:bookmarkEnd w:id="87"/>
     <w:p>
       <w:pPr>
         <w:pStyle w:val="3"/>
@@ -25673,12 +23921,12 @@
           <w:lang w:eastAsia="zh-CN"/>
         </w:rPr>
       </w:pPr>
-      <w:bookmarkStart w:id="88" w:name="_Toc22162_WPSOffice_Level1"/>
+      <w:bookmarkStart w:id="87" w:name="_Toc22162_WPSOffice_Level1"/>
+      <w:bookmarkStart w:id="88" w:name="_Toc19584_WPSOffice_Level1"/>
       <w:bookmarkStart w:id="89" w:name="_Toc13275"/>
-      <w:bookmarkStart w:id="90" w:name="_Toc19584_WPSOffice_Level1"/>
-      <w:bookmarkStart w:id="91" w:name="_Toc5654"/>
+      <w:bookmarkStart w:id="90" w:name="_Toc17875"/>
+      <w:bookmarkStart w:id="91" w:name="_Toc14611_WPSOffice_Level1"/>
       <w:bookmarkStart w:id="92" w:name="_Toc22623"/>
-      <w:bookmarkStart w:id="93" w:name="_Toc14611_WPSOffice_Level1"/>
       <w:r>
         <w:rPr>
           <w:rFonts w:hint="eastAsia" w:ascii="Times New Roman" w:hAnsi="Times New Roman"/>
@@ -25688,10 +23936,10 @@
         </w:rPr>
         <w:t>参考文献</w:t>
       </w:r>
+      <w:bookmarkEnd w:id="87"/>
       <w:bookmarkEnd w:id="88"/>
       <w:bookmarkEnd w:id="89"/>
       <w:bookmarkEnd w:id="90"/>
-      <w:bookmarkEnd w:id="91"/>
     </w:p>
     <w:p>
       <w:pPr>
@@ -25700,8 +23948,8 @@
         </w:rPr>
       </w:pPr>
     </w:p>
+    <w:bookmarkEnd w:id="91"/>
     <w:bookmarkEnd w:id="92"/>
-    <w:bookmarkEnd w:id="93"/>
     <w:p>
       <w:pPr>
         <w:widowControl/>
@@ -26529,7 +24777,7 @@
                     </pic:cNvPicPr>
                   </pic:nvPicPr>
                   <pic:blipFill>
-                    <a:blip r:embed="rId17"/>
+                    <a:blip r:embed="rId16"/>
                     <a:stretch>
                       <a:fillRect/>
                     </a:stretch>
